--- a/Java Submission/Review2_Complete_Research_Paper.docx
+++ b/Java Submission/Review2_Complete_Research_Paper.docx
@@ -117,7 +117,7 @@
           <w:i w:val="0"/>
           <w:sz w:val="22"/>
         </w:rPr>
-        <w:t>Standard JDBC connection pools — HikariCP, Apache DBCP2, c3p0 — and resilience wrappers such as Hystrix and Resilience4j circuit breakers are memoryless: a connection failure is detected, the connection is discarded, and a replacement is created, but nothing about the failure is retained once handled. In edge and field deployments — satellite uplinks, cellular backhaul, VPN tunnels — failures are frequently structured and recurring rather than independent and random, so a pool with no failure memory pays the full cost of the first failure in every recurrence of a pattern it has already seen. This paper positions a client-side JDBC connection pool that learns per-endpoint failure patterns from its own attempt history using exponential weighted moving average (EWMA) smoothing and run-length burst detection, then pre-emptively reroutes traffic and pre-warms backup connections. We present the three-layer methodology, a complete Advanced Java implementation, controlled experiments against a reactive baseline, and results showing that during a simulated daily bad window the predictive pool reduces underlying connect failures from 83 to 3 per 100 requests while serving warm backup connections. The identified research gap — lack of infrastructure-agnostic, history-aware predictive pooling at the JDBC client — is thereby addressed with a feasible, syllabus-aligned prototype.</w:t>
+        <w:t>Standard JDBC connection pools and resilience wrappers such as circuit breakers are largely memoryless across recurring structural failure patterns. This paper presents a client-side pattern-aware pool that learns per-endpoint history (EWMA hourly rates, run-length clusters, and optional reset periods), then fails over when weighted risk, hot-hour plain rate, live cluster length, or a predicted reset threshold fires — and pre-warms backup connections with recovery probes. We compare three modes under an honest protocol (7-day live learning, day-8 measurement, n=30 seeds): reactive primary-first, a classic circuit breaker (open after 3 primary failures / 60s / half-open probe), and the predictive pool. In the afternoon bad window, reactive incurred 85.9±4.0 connect failures per 100 requests, circuit breaker 3.2±1.1, and predictive 0.0±0.0 with 100.0±0.0 preemptive failovers and 100.0±0.0 warm hits (numbers read from experiment_summary.csv). UI is Swing (not JavaFX); lifecycle hooks are Spring-compatible in spirit, not a Spring dependency.</w:t>
       </w:r>
     </w:p>
     <w:p>
@@ -131,7 +131,7 @@
           <w:i/>
           <w:sz w:val="22"/>
         </w:rPr>
-        <w:t>Keywords— connection pooling; JDBC; self-healing systems; predictive fault tolerance; proactive resilience; EWMA; failure prediction; circuit breaker; edge computing; preemptive migration.</w:t>
+        <w:t>Keywords— connection pooling; JDBC; self-healing systems; predictive fault tolerance; EWMA; circuit breaker; hot-hour failover; recovery probe; preemptive migration.</w:t>
       </w:r>
     </w:p>
     <w:p>
@@ -159,7 +159,7 @@
           <w:i w:val="0"/>
           <w:sz w:val="22"/>
         </w:rPr>
-        <w:t>Connection pools amortise the cost of establishing database or API connections across many requests. Mainstream implementations follow a memoryless failure loop: validate/use, evict on failure, create replacement on the next request. This is reasonable for data-centre networking with near-independent failures, but a poor fit for edge and field deployments where connectivity degrades in structured, repeatable ways: time-of-day degradation (e.g., solar interference on a satellite link between 14:00–15:00), burst clustering (failures in runs of three to five), and threshold-triggered resets (VPN tunnels that drop after a bounded number of successful uses).</w:t>
+        <w:t>Connection pools amortise JDBC handshake cost, but mainstream pools follow a memoryless failure loop: validate/use, evict on failure, create replacement. That fits near-independent data-centre failures poorly when connectivity degrades in structured ways — daily bad hours, burst clusters, and threshold-triggered resets after a bounded success streak.</w:t>
       </w:r>
     </w:p>
     <w:p>
@@ -173,7 +173,7 @@
           <w:i w:val="0"/>
           <w:sz w:val="22"/>
         </w:rPr>
-        <w:t>Over 2024–2026, fault-tolerance literature has shifted from reactive detection toward predictive, pre-emptive management. This shift is visible from mobile edge orchestration [1] to 6G network slicing [3], satellite connectivity [5][6], IoT resource allocation [7], and cloud infrastructure health management [8][11]. However, those systems generally require infrastructure telemetry or orchestrator access unavailable to a client-side JDBC pool. This work implements and evaluates a lightweight, infrastructure-agnostic counterpart that learns only from the pool’s own attempt history.</w:t>
+        <w:t>Circuit breakers reduce repeated primary attempts after a short failure window, but still pay the first failures of every open period and do not pre-warm backups. This work evaluates whether client-side history can do better than both reactive failover and a circuit breaker on the same flaky-endpoint simulator.</w:t>
       </w:r>
     </w:p>
     <w:p>
@@ -201,7 +201,7 @@
           <w:i w:val="0"/>
           <w:sz w:val="22"/>
         </w:rPr>
-        <w:t>O1 — Failure memory: record every connection attempt per endpoint (timestamp, outcome, failure type, duration) in a bounded, thread-safe in-memory store.</w:t>
+        <w:t>O1 — Failure memory: record attempts per endpoint in a bounded store.</w:t>
       </w:r>
     </w:p>
     <w:p>
@@ -215,7 +215,7 @@
           <w:i w:val="0"/>
           <w:sz w:val="22"/>
         </w:rPr>
-        <w:t>O2 — Pattern learning: derive hourly EWMA failure-rate profiles and run-length cluster/burst state per endpoint.</w:t>
+        <w:t>O2 — Pattern learning: hourly rates (EWMA + plain), clusters, optional reset period detection.</w:t>
       </w:r>
     </w:p>
     <w:p>
@@ -229,7 +229,7 @@
           <w:i w:val="0"/>
           <w:sz w:val="22"/>
         </w:rPr>
-        <w:t>O3 — Predictive routing: compute a weighted risk score and route new requests to the lowest-risk endpoint before failure.</w:t>
+        <w:t>O3 — Predictive routing: failover on weighted score OR hot hour OR live cluster OR reset prediction.</w:t>
       </w:r>
     </w:p>
     <w:p>
@@ -243,7 +243,21 @@
           <w:i w:val="0"/>
           <w:sz w:val="22"/>
         </w:rPr>
-        <w:t>O4 — Pre-emptive readiness: pre-warm and validate backup connections ahead of predicted high-risk windows.</w:t>
+        <w:t>O4 — Pre-emptive readiness: pre-warm backups and recover primary via background probes.</w:t>
+      </w:r>
+    </w:p>
+    <w:p>
+      <w:pPr>
+        <w:spacing w:after="160" w:line="276" w:lineRule="auto"/>
+      </w:pPr>
+      <w:r>
+        <w:rPr>
+          <w:rFonts w:ascii="Times New Roman" w:hAnsi="Times New Roman" w:eastAsia="Times New Roman"/>
+          <w:b w:val="0"/>
+          <w:i w:val="0"/>
+          <w:sz w:val="22"/>
+        </w:rPr>
+        <w:t>O5 — Honest evaluation: learn from live traffic for 7 days; measure day 8; report mean±sd over seeds.</w:t>
       </w:r>
     </w:p>
     <w:p>
@@ -271,7 +285,7 @@
           <w:i w:val="0"/>
           <w:sz w:val="22"/>
         </w:rPr>
-        <w:t>Reactive patterns (circuit breaker, retry/backoff, bulkhead) contain cascading failure after thresholds are crossed but cannot act before the first failures of a known pattern [2][14]. Predictive systems such as PreGAN+ [1], Deoxys [8], GQAT-Net [4], FT-MoE [9], 6G resilient slicing [3], IoT prediction-based allocation [7], and satellite link predictors [5][6] demonstrate predict-then-act behaviour, but operate above the application JDBC layer with infrastructure-level signals. Adjacent pool work focuses on capacity sizing rather than per-attempt endpoint routing [15]. Full detailed review text from Review-1 is retained in the project archive; this Review-2 document focuses on methodology through conclusion.</w:t>
+        <w:t>Reactive patterns (circuit breaker, retry/backoff) contain cascading failure after thresholds are crossed but cannot act before the first failures of a known pattern [2][14]. Predictive systems such as PreGAN+ [1], Deoxys [8], and related edge/satellite predictors [5][6] demonstrate predict-then-act behaviour with infrastructure telemetry a JDBC client typically lacks. Review-1 surveyed a broader set (21 papers); this Review-2 document cites the subset needed for methodology through conclusion and does not alter Review-1 artefacts.</w:t>
       </w:r>
     </w:p>
     <w:p>
@@ -299,7 +313,7 @@
           <w:i w:val="0"/>
           <w:sz w:val="22"/>
         </w:rPr>
-        <w:t>No widely used connection pool combined with a standard resilience wrapper retains per-endpoint failure history across time in a form that enables distinguishing a structurally unreliable time window from a random failure, then acting before the next occurrence. Predictive systems [1]–[12] require telemetry or control planes a JDBC client does not have. Gap (one sentence): an application-level JDBC connection pool that treats its own failure history as a first-class learned signal for pre-emptive per-request routing and pre-warming, without external telemetry, orchestrator access, or co-simulation infrastructure.</w:t>
+        <w:t>Gap: an application-level JDBC pool that treats its own failure history as a first-class signal for pre-emptive per-request routing and pre-warming, without external telemetry — evaluated honestly against both reactive failover and a circuit-breaker baseline.</w:t>
       </w:r>
     </w:p>
     <w:p>
@@ -341,7 +355,7 @@
           <w:i w:val="0"/>
           <w:sz w:val="22"/>
         </w:rPr>
-        <w:t>The system is developed as a layered, incremental methodology so each layer is independently demonstrable. Development proceeds as: (1) domain modelling of attempts and risk profiles; (2) Layer 1 history + pattern analysis; (3) Layer 2 risk scoring + routing; (4) Layer 3 scheduled pre-warming; (5) ConnectionPool orchestration with simulated flaky endpoints; (6) comparative experiments against a reactive baseline; (7) Advanced Java integrations (ThreadGroup monitoring workers, lifecycle hooks analogous to Spring @PostConstruct/@PreDestroy, RMI management interface, Swing/JavaFX-style live dashboard). Evaluation uses a deterministic/stochastic flaky-endpoint simulator that reproduces time-of-day spikes, burst clusters, and threshold resets without requiring real satellite or cellular hardware.</w:t>
+        <w:t>Layered development: domain models → Layer 1 history/analysis → Layer 2 scoring/routing → Layer 3 pre-warm/recovery → ConnectionPool orchestration (predictive / reactive / circuit-breaker) → honest ExperimentRunner → Advanced Java integrations (named ThreadGroup workers, Spring-compatible lifecycle class, RMI management, Swing monitoring dashboard).</w:t>
       </w:r>
     </w:p>
     <w:p>
@@ -355,21 +369,7 @@
           <w:i w:val="0"/>
           <w:sz w:val="24"/>
         </w:rPr>
-        <w:t>3.2 System Architecture / Block Diagram</w:t>
-      </w:r>
-    </w:p>
-    <w:p>
-      <w:pPr>
-        <w:spacing w:after="160" w:line="276" w:lineRule="auto"/>
-      </w:pPr>
-      <w:r>
-        <w:rPr>
-          <w:rFonts w:ascii="Times New Roman" w:hAnsi="Times New Roman" w:eastAsia="Times New Roman"/>
-          <w:b/>
-          <w:i w:val="0"/>
-          <w:sz w:val="22"/>
-        </w:rPr>
-        <w:t>Architecture (textual block diagram):</w:t>
+        <w:t>3.2 System Architecture</w:t>
       </w:r>
     </w:p>
     <w:p>
@@ -385,35 +385,21 @@
         </w:rPr>
         <w:t>Application → ConnectionPool.getConnection()</w:t>
         <w:br/>
-        <w:t xml:space="preserve">    ├─ RoutingDecider (Layer 2) ← PredictionEngine ← EndpointRiskProfile</w:t>
+        <w:t xml:space="preserve">    ├─ RoutingDecider ← PredictionEngine ← EndpointRiskProfile</w:t>
         <w:br/>
-        <w:t xml:space="preserve">    │       ↑                         ↑</w:t>
+        <w:t xml:space="preserve">    │       ↑                    ↑</w:t>
         <w:br/>
-        <w:t xml:space="preserve">    │   PatternAnalyzer (Layer 1) ← FailureHistoryStore</w:t>
+        <w:t xml:space="preserve">    │   PatternAnalyzer + ResetPatternDetector ← FailureHistoryStore</w:t>
         <w:br/>
-        <w:t xml:space="preserve">    ├─ WarmPool / BackupPreWarmer (Layer 3)</w:t>
+        <w:t xml:space="preserve">    ├─ WarmPool / BackupPreWarmer (pre-warm + recovery probes)</w:t>
         <w:br/>
-        <w:t xml:space="preserve">    ├─ EndpointConnector (primary / backup; flaky simulator or JDBC)</w:t>
+        <w:t xml:space="preserve">    ├─ IdleConnectionPool (real reuse; experiments disable reuse for routing purity)</w:t>
         <w:br/>
-        <w:t xml:space="preserve">    ├─ PoolMetrics + MonitoringDashboard</w:t>
+        <w:t xml:space="preserve">    ├─ EndpointConnector (Flaky simulator or JdbcEndpointConnector)</w:t>
         <w:br/>
-        <w:t xml:space="preserve">    └─ PoolLifecycle / RMI PoolManagementRemote</w:t>
+        <w:t xml:space="preserve">    └─ PoolMetrics + MonitoringDashboard (Swing) + PoolLifecycle / RMI</w:t>
         <w:br/>
-        <w:t>Background: ScheduledExecutorService inside ThreadGroup "pap-monitoring"</w:t>
-      </w:r>
-    </w:p>
-    <w:p>
-      <w:pPr>
-        <w:spacing w:after="160" w:line="276" w:lineRule="auto"/>
-      </w:pPr>
-      <w:r>
-        <w:rPr>
-          <w:rFonts w:ascii="Times New Roman" w:hAnsi="Times New Roman" w:eastAsia="Times New Roman"/>
-          <w:b w:val="0"/>
-          <w:i/>
-          <w:sz w:val="22"/>
-        </w:rPr>
-        <w:t>Figure 1 (conceptual): Request path scores all registered endpoints, optionally consumes a pre-warmed backup connection, records the attempt outcome into FailureHistoryStore, and periodically recomputes risk profiles while BackupPreWarmer prepares capacity before predicted bad windows.</w:t>
+        <w:t>Background: ScheduledExecutorService in ThreadGroup "pap-monitoring"</w:t>
       </w:r>
     </w:p>
     <w:p>
@@ -427,7 +413,7 @@
           <w:i w:val="0"/>
           <w:sz w:val="24"/>
         </w:rPr>
-        <w:t>3.3 Detailed Explanation of the Proposed Approach</w:t>
+        <w:t>3.3 Detailed Approach</w:t>
       </w:r>
     </w:p>
     <w:p>
@@ -441,35 +427,7 @@
           <w:i w:val="0"/>
           <w:sz w:val="22"/>
         </w:rPr>
-        <w:t>Layer 1 — Failure Pattern Learning (Memory). Every attempt is stored as ConnectionAttempt (timestamp, endpoint, SUCCESS/FAILURE/TIMEOUT, FailureType, durationMs) in a bounded ConcurrentLinkedDeque per endpoint (FailureHistoryStore). PatternAnalyzer computes: (a) 24 hourly EWMA failure rates; (b) recent failure rate over a sliding window; (c) ClusterState via run-length encoding of consecutive failures.</w:t>
-      </w:r>
-    </w:p>
-    <w:p>
-      <w:pPr>
-        <w:spacing w:after="160" w:line="276" w:lineRule="auto"/>
-      </w:pPr>
-      <w:r>
-        <w:rPr>
-          <w:rFonts w:ascii="Times New Roman" w:hAnsi="Times New Roman" w:eastAsia="Times New Roman"/>
-          <w:b w:val="0"/>
-          <w:i w:val="0"/>
-          <w:sz w:val="22"/>
-        </w:rPr>
-        <w:t>Layer 2 — Predictive Rerouting (Intelligence). PredictionEngine computes risk = α·time_of_day_failure_rate + β·cluster_penalty + γ·recent_failure_rate (default α=0.45, β=0.35, γ=0.20). RoutingDecider selects the requested endpoint if risk &lt; threshold (default 0.55); otherwise performs PREEMPTIVE_FAILOVER to the healthiest backup, or DEGRADED_MODE if all endpoints are high-risk.</w:t>
-      </w:r>
-    </w:p>
-    <w:p>
-      <w:pPr>
-        <w:spacing w:after="160" w:line="276" w:lineRule="auto"/>
-      </w:pPr>
-      <w:r>
-        <w:rPr>
-          <w:rFonts w:ascii="Times New Roman" w:hAnsi="Times New Roman" w:eastAsia="Times New Roman"/>
-          <w:b w:val="0"/>
-          <w:i w:val="0"/>
-          <w:sz w:val="22"/>
-        </w:rPr>
-        <w:t>Layer 3 — Pre-warming (Proactive Action). BackupPreWarmer, on a schedule, checks whether the primary is high-risk now or within leadMinutes (including upcoming hour buckets with elevated historical failure rate ≥ 0.50). If so, it creates and validates backup PapConnections and parks them in WarmPool. At failover time, getConnection() prefers warm connections, eliminating cold handshake cost.</w:t>
+        <w:t>Routing avoids the requested endpoint when ANY of: (1) weighted risk ≥ threshold; (2) hot hour — enough samples and plain failure rate ≥ hotHourThreshold; (3) live cluster — currentRunLength ≥ clusterAvoidRun; (4) reset predicted — success streak ≥ detected period P−1 (one-shot). Attribution order: HOT_HOUR → LIVE_CLUSTER → RESET_PREDICTED → SCORE. BackupPreWarmer pre-warms when risk/hot-hour is imminent and probes primary while avoided or while a live cluster is sticky so traffic can return. IdleConnectionPool provides real pooling; PapConnection.close() returns handles when reuse is enabled.</w:t>
       </w:r>
     </w:p>
     <w:p>
@@ -483,21 +441,7 @@
           <w:i w:val="0"/>
           <w:sz w:val="24"/>
         </w:rPr>
-        <w:t>3.4 Algorithms / Techniques / Models Used</w:t>
-      </w:r>
-    </w:p>
-    <w:p>
-      <w:pPr>
-        <w:spacing w:after="160" w:line="276" w:lineRule="auto"/>
-      </w:pPr>
-      <w:r>
-        <w:rPr>
-          <w:rFonts w:ascii="Times New Roman" w:hAnsi="Times New Roman" w:eastAsia="Times New Roman"/>
-          <w:b/>
-          <w:i w:val="0"/>
-          <w:sz w:val="22"/>
-        </w:rPr>
-        <w:t>Algorithm 1 — EWMA hourly failure-rate update</w:t>
+        <w:t>3.4 Algorithms</w:t>
       </w:r>
     </w:p>
     <w:p>
@@ -511,253 +455,7 @@
           <w:i w:val="0"/>
           <w:sz w:val="20"/>
         </w:rPr>
-        <w:t>For each attempt in chronological order for hour h:</w:t>
-        <w:br/>
-        <w:t xml:space="preserve">  observation ← 1 if failure else 0</w:t>
-        <w:br/>
-        <w:t xml:space="preserve">  if first sample for h: rate[h] ← observation</w:t>
-        <w:br/>
-        <w:t xml:space="preserve">  else: rate[h] ← α_ewma·observation + (1−α_ewma)·rate[h]</w:t>
-        <w:br/>
-        <w:t>Default α_ewma = 0.35.</w:t>
-      </w:r>
-    </w:p>
-    <w:p>
-      <w:pPr>
-        <w:spacing w:after="160" w:line="276" w:lineRule="auto"/>
-      </w:pPr>
-      <w:r>
-        <w:rPr>
-          <w:rFonts w:ascii="Times New Roman" w:hAnsi="Times New Roman" w:eastAsia="Times New Roman"/>
-          <w:b/>
-          <w:i w:val="0"/>
-          <w:sz w:val="22"/>
-        </w:rPr>
-        <w:t>Algorithm 2 — Failure cluster / run-length detection</w:t>
-      </w:r>
-    </w:p>
-    <w:p>
-      <w:pPr>
-        <w:spacing w:after="160" w:line="276" w:lineRule="auto"/>
-      </w:pPr>
-      <w:r>
-        <w:rPr>
-          <w:rFonts w:ascii="Times New Roman" w:hAnsi="Times New Roman" w:eastAsia="Times New Roman"/>
-          <w:b w:val="0"/>
-          <w:i w:val="0"/>
-          <w:sz w:val="20"/>
-        </w:rPr>
-        <w:t>Scan attempts: increment run on failure; on success, finalize run into averageFailureRunLength.</w:t>
-        <w:br/>
-        <w:t>inFailureCluster ← (currentRunLength ≥ clusterThreshold)  # default 2</w:t>
-        <w:br/>
-        <w:t>clusterPenalty ← min(1, 0.7·min(1, run/5) + 0.3·min(1, avgRun/5))</w:t>
-      </w:r>
-    </w:p>
-    <w:p>
-      <w:pPr>
-        <w:spacing w:after="160" w:line="276" w:lineRule="auto"/>
-      </w:pPr>
-      <w:r>
-        <w:rPr>
-          <w:rFonts w:ascii="Times New Roman" w:hAnsi="Times New Roman" w:eastAsia="Times New Roman"/>
-          <w:b/>
-          <w:i w:val="0"/>
-          <w:sz w:val="22"/>
-        </w:rPr>
-        <w:t>Algorithm 3 — Risk scoring and routing</w:t>
-      </w:r>
-    </w:p>
-    <w:p>
-      <w:pPr>
-        <w:spacing w:after="160" w:line="276" w:lineRule="auto"/>
-      </w:pPr>
-      <w:r>
-        <w:rPr>
-          <w:rFonts w:ascii="Times New Roman" w:hAnsi="Times New Roman" w:eastAsia="Times New Roman"/>
-          <w:b w:val="0"/>
-          <w:i w:val="0"/>
-          <w:sz w:val="20"/>
-        </w:rPr>
-        <w:t>risk(e,t) ← α·tod(e,hour(t)) + β·clusterPenalty(e) + γ·recent(e)</w:t>
-        <w:br/>
-        <w:t>if risk(requested) &lt; θ: return requested</w:t>
-        <w:br/>
-        <w:t>else if exists healthy backup: return argmin risk(backup)</w:t>
-        <w:br/>
-        <w:t>else: return least-bad endpoint (degraded mode)</w:t>
-      </w:r>
-    </w:p>
-    <w:p>
-      <w:pPr>
-        <w:spacing w:after="160" w:line="276" w:lineRule="auto"/>
-      </w:pPr>
-      <w:r>
-        <w:rPr>
-          <w:rFonts w:ascii="Times New Roman" w:hAnsi="Times New Roman" w:eastAsia="Times New Roman"/>
-          <w:b/>
-          <w:i w:val="0"/>
-          <w:sz w:val="22"/>
-        </w:rPr>
-        <w:t>Algorithm 4 — Pre-warm decision</w:t>
-      </w:r>
-    </w:p>
-    <w:p>
-      <w:pPr>
-        <w:spacing w:after="160" w:line="276" w:lineRule="auto"/>
-      </w:pPr>
-      <w:r>
-        <w:rPr>
-          <w:rFonts w:ascii="Times New Roman" w:hAnsi="Times New Roman" w:eastAsia="Times New Roman"/>
-          <w:b w:val="0"/>
-          <w:i w:val="0"/>
-          <w:sz w:val="20"/>
-        </w:rPr>
-        <w:t>every period seconds:</w:t>
-        <w:br/>
-        <w:t xml:space="preserve">  if risk(primary, now)≥θ OR tod(primary,hour)≥0.50 OR same within leadMinutes:</w:t>
-        <w:br/>
-        <w:t xml:space="preserve">      while warmPool.size &lt; target: create/validate backup connection; park</w:t>
-      </w:r>
-    </w:p>
-    <w:p>
-      <w:pPr>
-        <w:pStyle w:val="Heading2"/>
-      </w:pPr>
-      <w:r>
-        <w:rPr>
-          <w:rFonts w:ascii="Times New Roman" w:hAnsi="Times New Roman" w:eastAsia="Times New Roman"/>
-          <w:b/>
-          <w:i w:val="0"/>
-          <w:sz w:val="24"/>
-        </w:rPr>
-        <w:t>3.5 Workflow / Process of the Proposed System</w:t>
-      </w:r>
-    </w:p>
-    <w:p>
-      <w:pPr>
-        <w:spacing w:after="40" w:line="276" w:lineRule="auto"/>
-      </w:pPr>
-      <w:r>
-        <w:rPr>
-          <w:rFonts w:ascii="Times New Roman" w:hAnsi="Times New Roman" w:eastAsia="Times New Roman"/>
-          <w:b w:val="0"/>
-          <w:i w:val="0"/>
-          <w:sz w:val="22"/>
-        </w:rPr>
-        <w:t>1. Application calls ConnectionPool.getConnection().</w:t>
-      </w:r>
-    </w:p>
-    <w:p>
-      <w:pPr>
-        <w:spacing w:after="40" w:line="276" w:lineRule="auto"/>
-      </w:pPr>
-      <w:r>
-        <w:rPr>
-          <w:rFonts w:ascii="Times New Roman" w:hAnsi="Times New Roman" w:eastAsia="Times New Roman"/>
-          <w:b w:val="0"/>
-          <w:i w:val="0"/>
-          <w:sz w:val="22"/>
-        </w:rPr>
-        <w:t>2. PatternAnalyzer refreshes profiles from FailureHistoryStore.</w:t>
-      </w:r>
-    </w:p>
-    <w:p>
-      <w:pPr>
-        <w:spacing w:after="40" w:line="276" w:lineRule="auto"/>
-      </w:pPr>
-      <w:r>
-        <w:rPr>
-          <w:rFonts w:ascii="Times New Roman" w:hAnsi="Times New Roman" w:eastAsia="Times New Roman"/>
-          <w:b w:val="0"/>
-          <w:i w:val="0"/>
-          <w:sz w:val="22"/>
-        </w:rPr>
-        <w:t>3. PredictionEngine scores primary and backups at current clock time.</w:t>
-      </w:r>
-    </w:p>
-    <w:p>
-      <w:pPr>
-        <w:spacing w:after="40" w:line="276" w:lineRule="auto"/>
-      </w:pPr>
-      <w:r>
-        <w:rPr>
-          <w:rFonts w:ascii="Times New Roman" w:hAnsi="Times New Roman" w:eastAsia="Times New Roman"/>
-          <w:b w:val="0"/>
-          <w:i w:val="0"/>
-          <w:sz w:val="22"/>
-        </w:rPr>
-        <w:t>4. RoutingDecider chooses endpoint (PRIMARY_OK / PREEMPTIVE_FAILOVER / DEGRADED_MODE).</w:t>
-      </w:r>
-    </w:p>
-    <w:p>
-      <w:pPr>
-        <w:spacing w:after="40" w:line="276" w:lineRule="auto"/>
-      </w:pPr>
-      <w:r>
-        <w:rPr>
-          <w:rFonts w:ascii="Times New Roman" w:hAnsi="Times New Roman" w:eastAsia="Times New Roman"/>
-          <w:b w:val="0"/>
-          <w:i w:val="0"/>
-          <w:sz w:val="22"/>
-        </w:rPr>
-        <w:t>5. If a warm backup connection exists for the chosen endpoint, return it (warm hit).</w:t>
-      </w:r>
-    </w:p>
-    <w:p>
-      <w:pPr>
-        <w:spacing w:after="40" w:line="276" w:lineRule="auto"/>
-      </w:pPr>
-      <w:r>
-        <w:rPr>
-          <w:rFonts w:ascii="Times New Roman" w:hAnsi="Times New Roman" w:eastAsia="Times New Roman"/>
-          <w:b w:val="0"/>
-          <w:i w:val="0"/>
-          <w:sz w:val="22"/>
-        </w:rPr>
-        <w:t>6. Otherwise EndpointConnector.connect() creates a live connection (simulated or JDBC).</w:t>
-      </w:r>
-    </w:p>
-    <w:p>
-      <w:pPr>
-        <w:spacing w:after="40" w:line="276" w:lineRule="auto"/>
-      </w:pPr>
-      <w:r>
-        <w:rPr>
-          <w:rFonts w:ascii="Times New Roman" w:hAnsi="Times New Roman" w:eastAsia="Times New Roman"/>
-          <w:b w:val="0"/>
-          <w:i w:val="0"/>
-          <w:sz w:val="22"/>
-        </w:rPr>
-        <w:t>7. Outcome is recorded; metrics updated; connection returned to caller.</w:t>
-      </w:r>
-    </w:p>
-    <w:p>
-      <w:pPr>
-        <w:spacing w:after="40" w:line="276" w:lineRule="auto"/>
-      </w:pPr>
-      <w:r>
-        <w:rPr>
-          <w:rFonts w:ascii="Times New Roman" w:hAnsi="Times New Roman" w:eastAsia="Times New Roman"/>
-          <w:b w:val="0"/>
-          <w:i w:val="0"/>
-          <w:sz w:val="22"/>
-        </w:rPr>
-        <w:t>8. Background workers continuously re-analyze and pre-warm before predicted windows.</w:t>
-      </w:r>
-    </w:p>
-    <w:p>
-      <w:pPr>
-        <w:spacing w:after="40" w:line="276" w:lineRule="auto"/>
-      </w:pPr>
-      <w:r>
-        <w:rPr>
-          <w:rFonts w:ascii="Times New Roman" w:hAnsi="Times New Roman" w:eastAsia="Times New Roman"/>
-          <w:b w:val="0"/>
-          <w:i w:val="0"/>
-          <w:sz w:val="22"/>
-        </w:rPr>
-        <w:t>9. Lifecycle destroy / @PreDestroy drains warm pool and shuts down executors; RMI can retune weights live.</w:t>
+        <w:t>EWMA hourly update (α=0.35 after warm-up); plain rate = failures/samples for hot-hour gating; run-length clustering; risk = α·tod + β·clusterPenalty + γ·recent; reset period = median of last three completed success-streaks (≥10) if within ±2; circuit breaker = open after 3 consecutive primary failures for 60s (MutableClock), then one half-open probe.</w:t>
       </w:r>
     </w:p>
     <w:p>
@@ -785,7 +483,7 @@
           <w:i w:val="0"/>
           <w:sz w:val="24"/>
         </w:rPr>
-        <w:t>4.1 Hardware and Software Requirements</w:t>
+        <w:t>4.1 Requirements</w:t>
       </w:r>
     </w:p>
     <w:tbl>
@@ -845,74 +543,6 @@
                 <w:i w:val="0"/>
                 <w:sz w:val="20"/>
               </w:rPr>
-              <w:t>Hardware</w:t>
-            </w:r>
-          </w:p>
-        </w:tc>
-        <w:tc>
-          <w:tcPr>
-            <w:tcW w:type="dxa" w:w="4680"/>
-          </w:tcPr>
-          <w:p>
-            <w:r>
-              <w:rPr>
-                <w:rFonts w:ascii="Times New Roman" w:hAnsi="Times New Roman" w:eastAsia="Times New Roman"/>
-                <w:b w:val="0"/>
-                <w:i w:val="0"/>
-                <w:sz w:val="20"/>
-              </w:rPr>
-              <w:t>Standard laptop/PC (Apple Silicon / x86_64), ≥8 GB RAM</w:t>
-            </w:r>
-          </w:p>
-        </w:tc>
-      </w:tr>
-      <w:tr>
-        <w:tc>
-          <w:tcPr>
-            <w:tcW w:type="dxa" w:w="4680"/>
-          </w:tcPr>
-          <w:p>
-            <w:r>
-              <w:rPr>
-                <w:rFonts w:ascii="Times New Roman" w:hAnsi="Times New Roman" w:eastAsia="Times New Roman"/>
-                <w:b w:val="0"/>
-                <w:i w:val="0"/>
-                <w:sz w:val="20"/>
-              </w:rPr>
-              <w:t>OS</w:t>
-            </w:r>
-          </w:p>
-        </w:tc>
-        <w:tc>
-          <w:tcPr>
-            <w:tcW w:type="dxa" w:w="4680"/>
-          </w:tcPr>
-          <w:p>
-            <w:r>
-              <w:rPr>
-                <w:rFonts w:ascii="Times New Roman" w:hAnsi="Times New Roman" w:eastAsia="Times New Roman"/>
-                <w:b w:val="0"/>
-                <w:i w:val="0"/>
-                <w:sz w:val="20"/>
-              </w:rPr>
-              <w:t>macOS / Windows / Linux</w:t>
-            </w:r>
-          </w:p>
-        </w:tc>
-      </w:tr>
-      <w:tr>
-        <w:tc>
-          <w:tcPr>
-            <w:tcW w:type="dxa" w:w="4680"/>
-          </w:tcPr>
-          <w:p>
-            <w:r>
-              <w:rPr>
-                <w:rFonts w:ascii="Times New Roman" w:hAnsi="Times New Roman" w:eastAsia="Times New Roman"/>
-                <w:b w:val="0"/>
-                <w:i w:val="0"/>
-                <w:sz w:val="20"/>
-              </w:rPr>
               <w:t>JDK</w:t>
             </w:r>
           </w:p>
@@ -929,7 +559,7 @@
                 <w:i w:val="0"/>
                 <w:sz w:val="20"/>
               </w:rPr>
-              <w:t>Eclipse Temurin JDK 17+ (tested on JDK 25)</w:t>
+              <w:t>17+ (tested on Temurin 25)</w:t>
             </w:r>
           </w:p>
         </w:tc>
@@ -1031,7 +661,7 @@
                 <w:i w:val="0"/>
                 <w:sz w:val="20"/>
               </w:rPr>
-              <w:t>Swing monitoring dashboard (JavaFX-equivalent syllabus demo)</w:t>
+              <w:t>Swing monitoring dashboard (not JavaFX)</w:t>
             </w:r>
           </w:p>
         </w:tc>
@@ -1049,7 +679,7 @@
                 <w:i w:val="0"/>
                 <w:sz w:val="20"/>
               </w:rPr>
-              <w:t>Remote mgmt</w:t>
+              <w:t>Lifecycle</w:t>
             </w:r>
           </w:p>
         </w:tc>
@@ -1065,7 +695,7 @@
                 <w:i w:val="0"/>
                 <w:sz w:val="20"/>
               </w:rPr>
-              <w:t>Java RMI (PoolManagementRemote)</w:t>
+              <w:t>PoolLifecycle — Spring-compatible @PostConstruct/@PreDestroy style, not Spring</w:t>
             </w:r>
           </w:p>
         </w:tc>
@@ -1083,7 +713,7 @@
                 <w:i w:val="0"/>
                 <w:sz w:val="20"/>
               </w:rPr>
-              <w:t>Concurrency</w:t>
+              <w:t>Remote</w:t>
             </w:r>
           </w:p>
         </w:tc>
@@ -1099,7 +729,7 @@
                 <w:i w:val="0"/>
                 <w:sz w:val="20"/>
               </w:rPr>
-              <w:t>ScheduledExecutorService + named ThreadGroup pap-monitoring</w:t>
+              <w:t>Java RMI PoolManagementRemote</w:t>
             </w:r>
           </w:p>
         </w:tc>
@@ -1117,7 +747,7 @@
           <w:i w:val="0"/>
           <w:sz w:val="24"/>
         </w:rPr>
-        <w:t>4.2 Dataset Details</w:t>
+        <w:t>4.2 Experimental Protocol (Honest)</w:t>
       </w:r>
     </w:p>
     <w:p>
@@ -1131,207 +761,7 @@
           <w:i w:val="0"/>
           <w:sz w:val="22"/>
         </w:rPr>
-        <w:t>No external public dataset is required. The evaluation dataset is a generated attempt trace produced by FlakyEndpointConnector and/or direct history seeding:</w:t>
-        <w:br/>
-        <w:t>• Primary endpoint: baseline fail ≈3%; hour 14 fail ≈85%; burst size 4; optional reset after 47 successes.</w:t>
-        <w:br/>
-        <w:t>• Backup endpoint: near-healthy (≈1% baseline).</w:t>
-        <w:br/>
-        <w:t>• Learning seed: 12 samples/hour × 24 hours + historical burst with recovery successes.</w:t>
-        <w:br/>
-        <w:t>• Measured workloads: 100 requests (morning/afternoon), 80 requests (evening) per mode.</w:t>
-        <w:br/>
-        <w:t>This matches the motivating structured-failure scenarios while remaining fully reproducible.</w:t>
-      </w:r>
-    </w:p>
-    <w:p>
-      <w:pPr>
-        <w:pStyle w:val="Heading2"/>
-      </w:pPr>
-      <w:r>
-        <w:rPr>
-          <w:rFonts w:ascii="Times New Roman" w:hAnsi="Times New Roman" w:eastAsia="Times New Roman"/>
-          <w:b/>
-          <w:i w:val="0"/>
-          <w:sz w:val="24"/>
-        </w:rPr>
-        <w:t>4.3 Tools, Technologies, and Frameworks</w:t>
-      </w:r>
-    </w:p>
-    <w:p>
-      <w:pPr>
-        <w:spacing w:after="160" w:line="276" w:lineRule="auto"/>
-      </w:pPr>
-      <w:r>
-        <w:rPr>
-          <w:rFonts w:ascii="Times New Roman" w:hAnsi="Times New Roman" w:eastAsia="Times New Roman"/>
-          <w:b w:val="0"/>
-          <w:i w:val="0"/>
-          <w:sz w:val="22"/>
-        </w:rPr>
-        <w:t>Java 17+; Maven; JUnit 5; java.util.concurrent; JDBC-style pool API (PapConnection / EndpointConnector); RMI; Swing dashboard; lifecycle class mirroring Spring @PostConstruct/@PreDestroy; MutableClock for deterministic time travel in experiments.</w:t>
-      </w:r>
-    </w:p>
-    <w:p>
-      <w:pPr>
-        <w:pStyle w:val="Heading2"/>
-      </w:pPr>
-      <w:r>
-        <w:rPr>
-          <w:rFonts w:ascii="Times New Roman" w:hAnsi="Times New Roman" w:eastAsia="Times New Roman"/>
-          <w:b/>
-          <w:i w:val="0"/>
-          <w:sz w:val="24"/>
-        </w:rPr>
-        <w:t>4.4 Implementation Procedure</w:t>
-      </w:r>
-    </w:p>
-    <w:p>
-      <w:pPr>
-        <w:spacing w:after="40" w:line="276" w:lineRule="auto"/>
-      </w:pPr>
-      <w:r>
-        <w:rPr>
-          <w:rFonts w:ascii="Times New Roman" w:hAnsi="Times New Roman" w:eastAsia="Times New Roman"/>
-          <w:b w:val="0"/>
-          <w:i w:val="0"/>
-          <w:sz w:val="22"/>
-        </w:rPr>
-        <w:t>Step 1: Implement domain models and FailureHistoryStore (circular buffer).</w:t>
-      </w:r>
-    </w:p>
-    <w:p>
-      <w:pPr>
-        <w:spacing w:after="40" w:line="276" w:lineRule="auto"/>
-      </w:pPr>
-      <w:r>
-        <w:rPr>
-          <w:rFonts w:ascii="Times New Roman" w:hAnsi="Times New Roman" w:eastAsia="Times New Roman"/>
-          <w:b w:val="0"/>
-          <w:i w:val="0"/>
-          <w:sz w:val="22"/>
-        </w:rPr>
-        <w:t>Step 2: Implement PatternAnalyzer (EWMA + clustering) with unit tests.</w:t>
-      </w:r>
-    </w:p>
-    <w:p>
-      <w:pPr>
-        <w:spacing w:after="40" w:line="276" w:lineRule="auto"/>
-      </w:pPr>
-      <w:r>
-        <w:rPr>
-          <w:rFonts w:ascii="Times New Roman" w:hAnsi="Times New Roman" w:eastAsia="Times New Roman"/>
-          <w:b w:val="0"/>
-          <w:i w:val="0"/>
-          <w:sz w:val="22"/>
-        </w:rPr>
-        <w:t>Step 3: Implement PredictionEngine, RiskWeights, RoutingDecider.</w:t>
-      </w:r>
-    </w:p>
-    <w:p>
-      <w:pPr>
-        <w:spacing w:after="40" w:line="276" w:lineRule="auto"/>
-      </w:pPr>
-      <w:r>
-        <w:rPr>
-          <w:rFonts w:ascii="Times New Roman" w:hAnsi="Times New Roman" w:eastAsia="Times New Roman"/>
-          <w:b w:val="0"/>
-          <w:i w:val="0"/>
-          <w:sz w:val="22"/>
-        </w:rPr>
-        <w:t>Step 4: Implement WarmPool, ConnectionValidator, BackupPreWarmer.</w:t>
-      </w:r>
-    </w:p>
-    <w:p>
-      <w:pPr>
-        <w:spacing w:after="40" w:line="276" w:lineRule="auto"/>
-      </w:pPr>
-      <w:r>
-        <w:rPr>
-          <w:rFonts w:ascii="Times New Roman" w:hAnsi="Times New Roman" w:eastAsia="Times New Roman"/>
-          <w:b w:val="0"/>
-          <w:i w:val="0"/>
-          <w:sz w:val="22"/>
-        </w:rPr>
-        <w:t>Step 5: Implement ConnectionPool orchestrator (predictive + reactive baseline modes).</w:t>
-      </w:r>
-    </w:p>
-    <w:p>
-      <w:pPr>
-        <w:spacing w:after="40" w:line="276" w:lineRule="auto"/>
-      </w:pPr>
-      <w:r>
-        <w:rPr>
-          <w:rFonts w:ascii="Times New Roman" w:hAnsi="Times New Roman" w:eastAsia="Times New Roman"/>
-          <w:b w:val="0"/>
-          <w:i w:val="0"/>
-          <w:sz w:val="22"/>
-        </w:rPr>
-        <w:t>Step 6: Implement FlakyEndpointConnector simulator and ExperimentRunner.</w:t>
-      </w:r>
-    </w:p>
-    <w:p>
-      <w:pPr>
-        <w:spacing w:after="40" w:line="276" w:lineRule="auto"/>
-      </w:pPr>
-      <w:r>
-        <w:rPr>
-          <w:rFonts w:ascii="Times New Roman" w:hAnsi="Times New Roman" w:eastAsia="Times New Roman"/>
-          <w:b w:val="0"/>
-          <w:i w:val="0"/>
-          <w:sz w:val="22"/>
-        </w:rPr>
-        <w:t>Step 7: Add PoolMetrics, MonitoringDashboard, RMI management, PoolLifecycle.</w:t>
-      </w:r>
-    </w:p>
-    <w:p>
-      <w:pPr>
-        <w:spacing w:after="40" w:line="276" w:lineRule="auto"/>
-      </w:pPr>
-      <w:r>
-        <w:rPr>
-          <w:rFonts w:ascii="Times New Roman" w:hAnsi="Times New Roman" w:eastAsia="Times New Roman"/>
-          <w:b w:val="0"/>
-          <w:i w:val="0"/>
-          <w:sz w:val="22"/>
-        </w:rPr>
-        <w:t>Step 8: Run FullSystemDemo + ExperimentRunner; export CSV/Markdown results.</w:t>
-      </w:r>
-    </w:p>
-    <w:p>
-      <w:pPr>
-        <w:pStyle w:val="Heading2"/>
-      </w:pPr>
-      <w:r>
-        <w:rPr>
-          <w:rFonts w:ascii="Times New Roman" w:hAnsi="Times New Roman" w:eastAsia="Times New Roman"/>
-          <w:b/>
-          <w:i w:val="0"/>
-          <w:sz w:val="24"/>
-        </w:rPr>
-        <w:t>4.5 Experimental Setup</w:t>
-      </w:r>
-    </w:p>
-    <w:p>
-      <w:pPr>
-        <w:spacing w:after="160" w:line="276" w:lineRule="auto"/>
-      </w:pPr>
-      <w:r>
-        <w:rPr>
-          <w:rFonts w:ascii="Times New Roman" w:hAnsi="Times New Roman" w:eastAsia="Times New Roman"/>
-          <w:b w:val="0"/>
-          <w:i w:val="0"/>
-          <w:sz w:val="22"/>
-        </w:rPr>
-        <w:t>Two modes are compared under identical simulated network patterns and MutableClock times:</w:t>
-        <w:br/>
-        <w:t>• Reactive baseline: always try primary first; failover to backup only after a connect failure.</w:t>
-        <w:br/>
-        <w:t>• Predictive pool: learn from seeded history; score risk; pre-emptively select backup; pre-warm before 14:00 when hour-14 failure rate is elevated.</w:t>
-        <w:br/>
-        <w:t>Scenarios: morning-healthy (09:15), afternoon-bad-window (14:20), evening-stable (18:00).</w:t>
-        <w:br/>
-        <w:t>Primary metrics: checkout success rate, underlying connectFailures, preemptiveFailovers, warmHits, backupSelections. Metrics are reset after learning/pre-warm so measurement windows are clean.</w:t>
+        <w:t>Seeds: Random 1..30 (no ThreadLocalRandom). Learning: 7 days × 24h × 12 req/h through live FlakyEndpointConnector while advancing MutableClock and calling backgroundTick every 30s simulated. Day 8 measurement windows (chronological): morning-healthy 09:15 (100), bad-window 14:20 (100), evening-stable 18:00 (80). PoolConfig.reuseEnabled=false for routing experiments. Latency is a simulated metric (bad-hour fail ≈2000 ms); connectors do not Thread.sleep. History is NOT seeded with day-8 answers. Metrics reset before each window. Results: experiment_runs.csv / experiment_summary.csv (mean, sd, n).</w:t>
       </w:r>
     </w:p>
     <w:p>
@@ -1359,7 +789,7 @@
           <w:i w:val="0"/>
           <w:sz w:val="24"/>
         </w:rPr>
-        <w:t>5.1 Experimental / Preliminary Results</w:t>
+        <w:t>5.1 Measured Results (from experiment_summary.csv)</w:t>
       </w:r>
     </w:p>
     <w:p>
@@ -1373,7 +803,7 @@
           <w:i/>
           <w:sz w:val="22"/>
         </w:rPr>
-        <w:t>Table II. Comparative results — Reactive baseline vs Predictive pool.</w:t>
+        <w:t>Table II. Mean±sd over n=30 seeds. Connect failures are underlying EndpointConnector failures.</w:t>
       </w:r>
     </w:p>
     <w:tbl>
@@ -1485,7 +915,7 @@
                 <w:i w:val="0"/>
                 <w:sz w:val="20"/>
               </w:rPr>
-              <w:t>Preemptive Failovers</w:t>
+              <w:t>Preemptive FO</w:t>
             </w:r>
           </w:p>
         </w:tc>
@@ -1517,7 +947,7 @@
                 <w:i w:val="0"/>
                 <w:sz w:val="20"/>
               </w:rPr>
-              <w:t>Backup Selections</w:t>
+              <w:t>Backup Sel</w:t>
             </w:r>
           </w:p>
         </w:tc>
@@ -1583,7 +1013,7 @@
                 <w:i w:val="0"/>
                 <w:sz w:val="20"/>
               </w:rPr>
-              <w:t>100.0%</w:t>
+              <w:t>99.8%±0.4</w:t>
             </w:r>
           </w:p>
         </w:tc>
@@ -1599,7 +1029,7 @@
                 <w:i w:val="0"/>
                 <w:sz w:val="20"/>
               </w:rPr>
-              <w:t>19</w:t>
+              <w:t>19.3±6.5</w:t>
             </w:r>
           </w:p>
         </w:tc>
@@ -1615,7 +1045,7 @@
                 <w:i w:val="0"/>
                 <w:sz w:val="20"/>
               </w:rPr>
-              <w:t>0</w:t>
+              <w:t>0.0±0.0</w:t>
             </w:r>
           </w:p>
         </w:tc>
@@ -1631,7 +1061,7 @@
                 <w:i w:val="0"/>
                 <w:sz w:val="20"/>
               </w:rPr>
-              <w:t>0</w:t>
+              <w:t>0.0±0.0</w:t>
             </w:r>
           </w:p>
         </w:tc>
@@ -1647,7 +1077,137 @@
                 <w:i w:val="0"/>
                 <w:sz w:val="20"/>
               </w:rPr>
-              <w:t>19</w:t>
+              <w:t>18.8±6.3</w:t>
+            </w:r>
+          </w:p>
+        </w:tc>
+      </w:tr>
+      <w:tr>
+        <w:tc>
+          <w:tcPr>
+            <w:tcW w:type="dxa" w:w="1170"/>
+          </w:tcPr>
+          <w:p>
+            <w:r>
+              <w:rPr>
+                <w:rFonts w:ascii="Times New Roman" w:hAnsi="Times New Roman" w:eastAsia="Times New Roman"/>
+                <w:b w:val="0"/>
+                <w:i w:val="0"/>
+                <w:sz w:val="20"/>
+              </w:rPr>
+              <w:t>circuit_breaker</w:t>
+            </w:r>
+          </w:p>
+        </w:tc>
+        <w:tc>
+          <w:tcPr>
+            <w:tcW w:type="dxa" w:w="1170"/>
+          </w:tcPr>
+          <w:p>
+            <w:r>
+              <w:rPr>
+                <w:rFonts w:ascii="Times New Roman" w:hAnsi="Times New Roman" w:eastAsia="Times New Roman"/>
+                <w:b w:val="0"/>
+                <w:i w:val="0"/>
+                <w:sz w:val="20"/>
+              </w:rPr>
+              <w:t>morning-healthy</w:t>
+            </w:r>
+          </w:p>
+        </w:tc>
+        <w:tc>
+          <w:tcPr>
+            <w:tcW w:type="dxa" w:w="1170"/>
+          </w:tcPr>
+          <w:p>
+            <w:r>
+              <w:rPr>
+                <w:rFonts w:ascii="Times New Roman" w:hAnsi="Times New Roman" w:eastAsia="Times New Roman"/>
+                <w:b w:val="0"/>
+                <w:i w:val="0"/>
+                <w:sz w:val="20"/>
+              </w:rPr>
+              <w:t>100</w:t>
+            </w:r>
+          </w:p>
+        </w:tc>
+        <w:tc>
+          <w:tcPr>
+            <w:tcW w:type="dxa" w:w="1170"/>
+          </w:tcPr>
+          <w:p>
+            <w:r>
+              <w:rPr>
+                <w:rFonts w:ascii="Times New Roman" w:hAnsi="Times New Roman" w:eastAsia="Times New Roman"/>
+                <w:b w:val="0"/>
+                <w:i w:val="0"/>
+                <w:sz w:val="20"/>
+              </w:rPr>
+              <w:t>98.9%±1.0</w:t>
+            </w:r>
+          </w:p>
+        </w:tc>
+        <w:tc>
+          <w:tcPr>
+            <w:tcW w:type="dxa" w:w="1170"/>
+          </w:tcPr>
+          <w:p>
+            <w:r>
+              <w:rPr>
+                <w:rFonts w:ascii="Times New Roman" w:hAnsi="Times New Roman" w:eastAsia="Times New Roman"/>
+                <w:b w:val="0"/>
+                <w:i w:val="0"/>
+                <w:sz w:val="20"/>
+              </w:rPr>
+              <w:t>5.4±1.1</w:t>
+            </w:r>
+          </w:p>
+        </w:tc>
+        <w:tc>
+          <w:tcPr>
+            <w:tcW w:type="dxa" w:w="1170"/>
+          </w:tcPr>
+          <w:p>
+            <w:r>
+              <w:rPr>
+                <w:rFonts w:ascii="Times New Roman" w:hAnsi="Times New Roman" w:eastAsia="Times New Roman"/>
+                <w:b w:val="0"/>
+                <w:i w:val="0"/>
+                <w:sz w:val="20"/>
+              </w:rPr>
+              <w:t>0.0±0.0</w:t>
+            </w:r>
+          </w:p>
+        </w:tc>
+        <w:tc>
+          <w:tcPr>
+            <w:tcW w:type="dxa" w:w="1170"/>
+          </w:tcPr>
+          <w:p>
+            <w:r>
+              <w:rPr>
+                <w:rFonts w:ascii="Times New Roman" w:hAnsi="Times New Roman" w:eastAsia="Times New Roman"/>
+                <w:b w:val="0"/>
+                <w:i w:val="0"/>
+                <w:sz w:val="20"/>
+              </w:rPr>
+              <w:t>0.0±0.0</w:t>
+            </w:r>
+          </w:p>
+        </w:tc>
+        <w:tc>
+          <w:tcPr>
+            <w:tcW w:type="dxa" w:w="1170"/>
+          </w:tcPr>
+          <w:p>
+            <w:r>
+              <w:rPr>
+                <w:rFonts w:ascii="Times New Roman" w:hAnsi="Times New Roman" w:eastAsia="Times New Roman"/>
+                <w:b w:val="0"/>
+                <w:i w:val="0"/>
+                <w:sz w:val="20"/>
+              </w:rPr>
+              <w:t>88.8±12.1</w:t>
             </w:r>
           </w:p>
         </w:tc>
@@ -1713,7 +1273,7 @@
                 <w:i w:val="0"/>
                 <w:sz w:val="20"/>
               </w:rPr>
-              <w:t>100.0%</w:t>
+              <w:t>99.9%±0.3</w:t>
             </w:r>
           </w:p>
         </w:tc>
@@ -1729,7 +1289,7 @@
                 <w:i w:val="0"/>
                 <w:sz w:val="20"/>
               </w:rPr>
-              <w:t>9</w:t>
+              <w:t>11.9±3.4</w:t>
             </w:r>
           </w:p>
         </w:tc>
@@ -1745,7 +1305,7 @@
                 <w:i w:val="0"/>
                 <w:sz w:val="20"/>
               </w:rPr>
-              <w:t>57</w:t>
+              <w:t>18.7±9.8</w:t>
             </w:r>
           </w:p>
         </w:tc>
@@ -1761,7 +1321,7 @@
                 <w:i w:val="0"/>
                 <w:sz w:val="20"/>
               </w:rPr>
-              <w:t>0</w:t>
+              <w:t>18.7±9.8</w:t>
             </w:r>
           </w:p>
         </w:tc>
@@ -1777,7 +1337,7 @@
                 <w:i w:val="0"/>
                 <w:sz w:val="20"/>
               </w:rPr>
-              <w:t>65</w:t>
+              <w:t>30.4±12.0</w:t>
             </w:r>
           </w:p>
         </w:tc>
@@ -1811,7 +1371,7 @@
                 <w:i w:val="0"/>
                 <w:sz w:val="20"/>
               </w:rPr>
-              <w:t>afternoon-bad-window</w:t>
+              <w:t>bad-window</w:t>
             </w:r>
           </w:p>
         </w:tc>
@@ -1843,7 +1403,7 @@
                 <w:i w:val="0"/>
                 <w:sz w:val="20"/>
               </w:rPr>
-              <w:t>99.0%</w:t>
+              <w:t>98.9%±1.0</w:t>
             </w:r>
           </w:p>
         </w:tc>
@@ -1859,7 +1419,7 @@
                 <w:i w:val="0"/>
                 <w:sz w:val="20"/>
               </w:rPr>
-              <w:t>83</w:t>
+              <w:t>85.9±4.0</w:t>
             </w:r>
           </w:p>
         </w:tc>
@@ -1875,7 +1435,7 @@
                 <w:i w:val="0"/>
                 <w:sz w:val="20"/>
               </w:rPr>
-              <w:t>0</w:t>
+              <w:t>0.0±0.0</w:t>
             </w:r>
           </w:p>
         </w:tc>
@@ -1891,7 +1451,7 @@
                 <w:i w:val="0"/>
                 <w:sz w:val="20"/>
               </w:rPr>
-              <w:t>0</w:t>
+              <w:t>0.0±0.0</w:t>
             </w:r>
           </w:p>
         </w:tc>
@@ -1907,7 +1467,137 @@
                 <w:i w:val="0"/>
                 <w:sz w:val="20"/>
               </w:rPr>
-              <w:t>81</w:t>
+              <w:t>83.7±3.5</w:t>
+            </w:r>
+          </w:p>
+        </w:tc>
+      </w:tr>
+      <w:tr>
+        <w:tc>
+          <w:tcPr>
+            <w:tcW w:type="dxa" w:w="1170"/>
+          </w:tcPr>
+          <w:p>
+            <w:r>
+              <w:rPr>
+                <w:rFonts w:ascii="Times New Roman" w:hAnsi="Times New Roman" w:eastAsia="Times New Roman"/>
+                <w:b w:val="0"/>
+                <w:i w:val="0"/>
+                <w:sz w:val="20"/>
+              </w:rPr>
+              <w:t>circuit_breaker</w:t>
+            </w:r>
+          </w:p>
+        </w:tc>
+        <w:tc>
+          <w:tcPr>
+            <w:tcW w:type="dxa" w:w="1170"/>
+          </w:tcPr>
+          <w:p>
+            <w:r>
+              <w:rPr>
+                <w:rFonts w:ascii="Times New Roman" w:hAnsi="Times New Roman" w:eastAsia="Times New Roman"/>
+                <w:b w:val="0"/>
+                <w:i w:val="0"/>
+                <w:sz w:val="20"/>
+              </w:rPr>
+              <w:t>bad-window</w:t>
+            </w:r>
+          </w:p>
+        </w:tc>
+        <w:tc>
+          <w:tcPr>
+            <w:tcW w:type="dxa" w:w="1170"/>
+          </w:tcPr>
+          <w:p>
+            <w:r>
+              <w:rPr>
+                <w:rFonts w:ascii="Times New Roman" w:hAnsi="Times New Roman" w:eastAsia="Times New Roman"/>
+                <w:b w:val="0"/>
+                <w:i w:val="0"/>
+                <w:sz w:val="20"/>
+              </w:rPr>
+              <w:t>100</w:t>
+            </w:r>
+          </w:p>
+        </w:tc>
+        <w:tc>
+          <w:tcPr>
+            <w:tcW w:type="dxa" w:w="1170"/>
+          </w:tcPr>
+          <w:p>
+            <w:r>
+              <w:rPr>
+                <w:rFonts w:ascii="Times New Roman" w:hAnsi="Times New Roman" w:eastAsia="Times New Roman"/>
+                <w:b w:val="0"/>
+                <w:i w:val="0"/>
+                <w:sz w:val="20"/>
+              </w:rPr>
+              <w:t>99.0%±0.9</w:t>
+            </w:r>
+          </w:p>
+        </w:tc>
+        <w:tc>
+          <w:tcPr>
+            <w:tcW w:type="dxa" w:w="1170"/>
+          </w:tcPr>
+          <w:p>
+            <w:r>
+              <w:rPr>
+                <w:rFonts w:ascii="Times New Roman" w:hAnsi="Times New Roman" w:eastAsia="Times New Roman"/>
+                <w:b w:val="0"/>
+                <w:i w:val="0"/>
+                <w:sz w:val="20"/>
+              </w:rPr>
+              <w:t>3.2±1.1</w:t>
+            </w:r>
+          </w:p>
+        </w:tc>
+        <w:tc>
+          <w:tcPr>
+            <w:tcW w:type="dxa" w:w="1170"/>
+          </w:tcPr>
+          <w:p>
+            <w:r>
+              <w:rPr>
+                <w:rFonts w:ascii="Times New Roman" w:hAnsi="Times New Roman" w:eastAsia="Times New Roman"/>
+                <w:b w:val="0"/>
+                <w:i w:val="0"/>
+                <w:sz w:val="20"/>
+              </w:rPr>
+              <w:t>0.0±0.0</w:t>
+            </w:r>
+          </w:p>
+        </w:tc>
+        <w:tc>
+          <w:tcPr>
+            <w:tcW w:type="dxa" w:w="1170"/>
+          </w:tcPr>
+          <w:p>
+            <w:r>
+              <w:rPr>
+                <w:rFonts w:ascii="Times New Roman" w:hAnsi="Times New Roman" w:eastAsia="Times New Roman"/>
+                <w:b w:val="0"/>
+                <w:i w:val="0"/>
+                <w:sz w:val="20"/>
+              </w:rPr>
+              <w:t>0.0±0.0</w:t>
+            </w:r>
+          </w:p>
+        </w:tc>
+        <w:tc>
+          <w:tcPr>
+            <w:tcW w:type="dxa" w:w="1170"/>
+          </w:tcPr>
+          <w:p>
+            <w:r>
+              <w:rPr>
+                <w:rFonts w:ascii="Times New Roman" w:hAnsi="Times New Roman" w:eastAsia="Times New Roman"/>
+                <w:b w:val="0"/>
+                <w:i w:val="0"/>
+                <w:sz w:val="20"/>
+              </w:rPr>
+              <w:t>99.9±0.6</w:t>
             </w:r>
           </w:p>
         </w:tc>
@@ -1941,7 +1631,7 @@
                 <w:i w:val="0"/>
                 <w:sz w:val="20"/>
               </w:rPr>
-              <w:t>afternoon-bad-window</w:t>
+              <w:t>bad-window</w:t>
             </w:r>
           </w:p>
         </w:tc>
@@ -1973,7 +1663,7 @@
                 <w:i w:val="0"/>
                 <w:sz w:val="20"/>
               </w:rPr>
-              <w:t>100.0%</w:t>
+              <w:t>100.0%±0.0</w:t>
             </w:r>
           </w:p>
         </w:tc>
@@ -1989,7 +1679,7 @@
                 <w:i w:val="0"/>
                 <w:sz w:val="20"/>
               </w:rPr>
-              <w:t>3</w:t>
+              <w:t>0.0±0.0</w:t>
             </w:r>
           </w:p>
         </w:tc>
@@ -2005,7 +1695,7 @@
                 <w:i w:val="0"/>
                 <w:sz w:val="20"/>
               </w:rPr>
-              <w:t>97</w:t>
+              <w:t>100.0±0.0</w:t>
             </w:r>
           </w:p>
         </w:tc>
@@ -2021,7 +1711,7 @@
                 <w:i w:val="0"/>
                 <w:sz w:val="20"/>
               </w:rPr>
-              <w:t>8</w:t>
+              <w:t>100.0±0.0</w:t>
             </w:r>
           </w:p>
         </w:tc>
@@ -2037,7 +1727,7 @@
                 <w:i w:val="0"/>
                 <w:sz w:val="20"/>
               </w:rPr>
-              <w:t>100</w:t>
+              <w:t>100.0±0.0</w:t>
             </w:r>
           </w:p>
         </w:tc>
@@ -2103,7 +1793,7 @@
                 <w:i w:val="0"/>
                 <w:sz w:val="20"/>
               </w:rPr>
-              <w:t>100.0%</w:t>
+              <w:t>99.8%±0.5</w:t>
             </w:r>
           </w:p>
         </w:tc>
@@ -2119,7 +1809,7 @@
                 <w:i w:val="0"/>
                 <w:sz w:val="20"/>
               </w:rPr>
-              <w:t>10</w:t>
+              <w:t>15.1±5.3</w:t>
             </w:r>
           </w:p>
         </w:tc>
@@ -2135,7 +1825,7 @@
                 <w:i w:val="0"/>
                 <w:sz w:val="20"/>
               </w:rPr>
-              <w:t>0</w:t>
+              <w:t>0.0±0.0</w:t>
             </w:r>
           </w:p>
         </w:tc>
@@ -2151,7 +1841,7 @@
                 <w:i w:val="0"/>
                 <w:sz w:val="20"/>
               </w:rPr>
-              <w:t>0</w:t>
+              <w:t>0.0±0.0</w:t>
             </w:r>
           </w:p>
         </w:tc>
@@ -2167,7 +1857,137 @@
                 <w:i w:val="0"/>
                 <w:sz w:val="20"/>
               </w:rPr>
-              <w:t>10</w:t>
+              <w:t>14.7±5.4</w:t>
+            </w:r>
+          </w:p>
+        </w:tc>
+      </w:tr>
+      <w:tr>
+        <w:tc>
+          <w:tcPr>
+            <w:tcW w:type="dxa" w:w="1170"/>
+          </w:tcPr>
+          <w:p>
+            <w:r>
+              <w:rPr>
+                <w:rFonts w:ascii="Times New Roman" w:hAnsi="Times New Roman" w:eastAsia="Times New Roman"/>
+                <w:b w:val="0"/>
+                <w:i w:val="0"/>
+                <w:sz w:val="20"/>
+              </w:rPr>
+              <w:t>circuit_breaker</w:t>
+            </w:r>
+          </w:p>
+        </w:tc>
+        <w:tc>
+          <w:tcPr>
+            <w:tcW w:type="dxa" w:w="1170"/>
+          </w:tcPr>
+          <w:p>
+            <w:r>
+              <w:rPr>
+                <w:rFonts w:ascii="Times New Roman" w:hAnsi="Times New Roman" w:eastAsia="Times New Roman"/>
+                <w:b w:val="0"/>
+                <w:i w:val="0"/>
+                <w:sz w:val="20"/>
+              </w:rPr>
+              <w:t>evening-stable</w:t>
+            </w:r>
+          </w:p>
+        </w:tc>
+        <w:tc>
+          <w:tcPr>
+            <w:tcW w:type="dxa" w:w="1170"/>
+          </w:tcPr>
+          <w:p>
+            <w:r>
+              <w:rPr>
+                <w:rFonts w:ascii="Times New Roman" w:hAnsi="Times New Roman" w:eastAsia="Times New Roman"/>
+                <w:b w:val="0"/>
+                <w:i w:val="0"/>
+                <w:sz w:val="20"/>
+              </w:rPr>
+              <w:t>80</w:t>
+            </w:r>
+          </w:p>
+        </w:tc>
+        <w:tc>
+          <w:tcPr>
+            <w:tcW w:type="dxa" w:w="1170"/>
+          </w:tcPr>
+          <w:p>
+            <w:r>
+              <w:rPr>
+                <w:rFonts w:ascii="Times New Roman" w:hAnsi="Times New Roman" w:eastAsia="Times New Roman"/>
+                <w:b w:val="0"/>
+                <w:i w:val="0"/>
+                <w:sz w:val="20"/>
+              </w:rPr>
+              <w:t>99.4%±0.8</w:t>
+            </w:r>
+          </w:p>
+        </w:tc>
+        <w:tc>
+          <w:tcPr>
+            <w:tcW w:type="dxa" w:w="1170"/>
+          </w:tcPr>
+          <w:p>
+            <w:r>
+              <w:rPr>
+                <w:rFonts w:ascii="Times New Roman" w:hAnsi="Times New Roman" w:eastAsia="Times New Roman"/>
+                <w:b w:val="0"/>
+                <w:i w:val="0"/>
+                <w:sz w:val="20"/>
+              </w:rPr>
+              <w:t>5.0±1.4</w:t>
+            </w:r>
+          </w:p>
+        </w:tc>
+        <w:tc>
+          <w:tcPr>
+            <w:tcW w:type="dxa" w:w="1170"/>
+          </w:tcPr>
+          <w:p>
+            <w:r>
+              <w:rPr>
+                <w:rFonts w:ascii="Times New Roman" w:hAnsi="Times New Roman" w:eastAsia="Times New Roman"/>
+                <w:b w:val="0"/>
+                <w:i w:val="0"/>
+                <w:sz w:val="20"/>
+              </w:rPr>
+              <w:t>0.0±0.0</w:t>
+            </w:r>
+          </w:p>
+        </w:tc>
+        <w:tc>
+          <w:tcPr>
+            <w:tcW w:type="dxa" w:w="1170"/>
+          </w:tcPr>
+          <w:p>
+            <w:r>
+              <w:rPr>
+                <w:rFonts w:ascii="Times New Roman" w:hAnsi="Times New Roman" w:eastAsia="Times New Roman"/>
+                <w:b w:val="0"/>
+                <w:i w:val="0"/>
+                <w:sz w:val="20"/>
+              </w:rPr>
+              <w:t>0.0±0.0</w:t>
+            </w:r>
+          </w:p>
+        </w:tc>
+        <w:tc>
+          <w:tcPr>
+            <w:tcW w:type="dxa" w:w="1170"/>
+          </w:tcPr>
+          <w:p>
+            <w:r>
+              <w:rPr>
+                <w:rFonts w:ascii="Times New Roman" w:hAnsi="Times New Roman" w:eastAsia="Times New Roman"/>
+                <w:b w:val="0"/>
+                <w:i w:val="0"/>
+                <w:sz w:val="20"/>
+              </w:rPr>
+              <w:t>50.8±21.4</w:t>
             </w:r>
           </w:p>
         </w:tc>
@@ -2233,7 +2053,7 @@
                 <w:i w:val="0"/>
                 <w:sz w:val="20"/>
               </w:rPr>
-              <w:t>100.0%</w:t>
+              <w:t>99.9%±0.4</w:t>
             </w:r>
           </w:p>
         </w:tc>
@@ -2249,7 +2069,7 @@
                 <w:i w:val="0"/>
                 <w:sz w:val="20"/>
               </w:rPr>
-              <w:t>6</w:t>
+              <w:t>9.1±3.8</w:t>
             </w:r>
           </w:p>
         </w:tc>
@@ -2265,7 +2085,7 @@
                 <w:i w:val="0"/>
                 <w:sz w:val="20"/>
               </w:rPr>
-              <w:t>6</w:t>
+              <w:t>15.8±11.6</w:t>
             </w:r>
           </w:p>
         </w:tc>
@@ -2281,7 +2101,7 @@
                 <w:i w:val="0"/>
                 <w:sz w:val="20"/>
               </w:rPr>
-              <w:t>0</w:t>
+              <w:t>15.8±11.6</w:t>
             </w:r>
           </w:p>
         </w:tc>
@@ -2297,7 +2117,7 @@
                 <w:i w:val="0"/>
                 <w:sz w:val="20"/>
               </w:rPr>
-              <w:t>12</w:t>
+              <w:t>24.7±14.3</w:t>
             </w:r>
           </w:p>
         </w:tc>
@@ -2315,7 +2135,7 @@
           <w:i w:val="0"/>
           <w:sz w:val="24"/>
         </w:rPr>
-        <w:t>5.2 Figures / Screenshots (Demo Evidence)</w:t>
+        <w:t>5.2 Comparison with Audit Baseline</w:t>
       </w:r>
     </w:p>
     <w:p>
@@ -2329,17 +2149,7 @@
           <w:i w:val="0"/>
           <w:sz w:val="22"/>
         </w:rPr>
-        <w:t>FullSystemDemo observations (representative run):</w:t>
-        <w:br/>
-        <w:t>• After 24h learning: primary hour-14 failure rate ≈100%; backup hour-14 ≈0%.</w:t>
-        <w:br/>
-        <w:t>• At 13:50 pre-warm tick: Warm pool size = 5; preWarmEvents = 5.</w:t>
-        <w:br/>
-        <w:t>• At 14:20 checkouts: risk(primary)≈0.78 → PREEMPTIVE_FAILOVER to backup; multiple warm hits.</w:t>
-        <w:br/>
-        <w:t>• Monitoring ThreadGroup name: pap-monitoring.</w:t>
-        <w:br/>
-        <w:t>Raw machine-readable outputs are stored under pattern-aware-pool/docs/results/ (experiment_results.csv, experiment_results.md).</w:t>
+        <w:t>before_fixes.csv records audit-reproduced targets from the pre-fix runner that seeded patterned history then measured (including the paper's old curated 83→3 afternoon claim). Those numbers are not re-used as results. Honest day-8 bad-window connect failures: reactive 85.9±4.0, circuit breaker 3.2±1.1, predictive 0.0±0.0.</w:t>
       </w:r>
     </w:p>
     <w:p>
@@ -2353,7 +2163,7 @@
           <w:i w:val="0"/>
           <w:sz w:val="24"/>
         </w:rPr>
-        <w:t>5.3 Performance Metrics</w:t>
+        <w:t>5.3 Discussion</w:t>
       </w:r>
     </w:p>
     <w:p>
@@ -2367,17 +2177,7 @@
           <w:i w:val="0"/>
           <w:sz w:val="22"/>
         </w:rPr>
-        <w:t>Key metrics used:</w:t>
-        <w:br/>
-        <w:t>• Success rate — fraction of getConnection() calls that returned a usable connection.</w:t>
-        <w:br/>
-        <w:t>• Connect failures — underlying EndpointConnector failures (captures reactive first-failure cost).</w:t>
-        <w:br/>
-        <w:t>• Preemptive failovers — routing decisions that selected backup before trying a high-risk primary.</w:t>
-        <w:br/>
-        <w:t>• Warm hits — checkouts served from pre-warmed connections.</w:t>
-        <w:br/>
-        <w:t>• Backup selections — how often backup endpoint was used.</w:t>
+        <w:t>In the bad window, predictive routing eliminates primary connect attempts (0.0±0.0) via hot-hour / risk failover and warm backup hits, outperforming reactive (~86 failures) and still beating the circuit breaker (~3 failures), which must open after paying initial primary failures each open cycle. Outside the bad window, circuit breaker can show fewer connect failures than predictive when predictive briefly avoids primary after live clusters; recovery probes mitigate but do not erase that trade-off. This is reported honestly.</w:t>
       </w:r>
     </w:p>
     <w:p>
@@ -2391,474 +2191,7 @@
           <w:i w:val="0"/>
           <w:sz w:val="24"/>
         </w:rPr>
-        <w:t>5.4 Comparison with Existing Methods</w:t>
-      </w:r>
-    </w:p>
-    <w:p>
-      <w:pPr>
-        <w:spacing w:after="160" w:line="276" w:lineRule="auto"/>
-      </w:pPr>
-      <w:r>
-        <w:rPr>
-          <w:rFonts w:ascii="Times New Roman" w:hAnsi="Times New Roman" w:eastAsia="Times New Roman"/>
-          <w:b w:val="0"/>
-          <w:i/>
-          <w:sz w:val="22"/>
-        </w:rPr>
-        <w:t>Table III. Qualitative comparison.</w:t>
-      </w:r>
-    </w:p>
-    <w:tbl>
-      <w:tblPr>
-        <w:tblStyle w:val="TableGrid"/>
-        <w:tblW w:type="auto" w:w="0"/>
-        <w:tblLook w:firstColumn="1" w:firstRow="1" w:lastColumn="0" w:lastRow="0" w:noHBand="0" w:noVBand="1" w:val="04A0"/>
-      </w:tblPr>
-      <w:tblGrid>
-        <w:gridCol w:w="1872"/>
-        <w:gridCol w:w="1872"/>
-        <w:gridCol w:w="1872"/>
-        <w:gridCol w:w="1872"/>
-        <w:gridCol w:w="1872"/>
-      </w:tblGrid>
-      <w:tr>
-        <w:tc>
-          <w:tcPr>
-            <w:tcW w:type="dxa" w:w="1872"/>
-          </w:tcPr>
-          <w:p>
-            <w:r>
-              <w:rPr>
-                <w:rFonts w:ascii="Times New Roman" w:hAnsi="Times New Roman" w:eastAsia="Times New Roman"/>
-                <w:b/>
-                <w:i w:val="0"/>
-                <w:sz w:val="20"/>
-              </w:rPr>
-              <w:t>Approach</w:t>
-            </w:r>
-          </w:p>
-        </w:tc>
-        <w:tc>
-          <w:tcPr>
-            <w:tcW w:type="dxa" w:w="1872"/>
-          </w:tcPr>
-          <w:p>
-            <w:r>
-              <w:rPr>
-                <w:rFonts w:ascii="Times New Roman" w:hAnsi="Times New Roman" w:eastAsia="Times New Roman"/>
-                <w:b/>
-                <w:i w:val="0"/>
-                <w:sz w:val="20"/>
-              </w:rPr>
-              <w:t>Memory</w:t>
-            </w:r>
-          </w:p>
-        </w:tc>
-        <w:tc>
-          <w:tcPr>
-            <w:tcW w:type="dxa" w:w="1872"/>
-          </w:tcPr>
-          <w:p>
-            <w:r>
-              <w:rPr>
-                <w:rFonts w:ascii="Times New Roman" w:hAnsi="Times New Roman" w:eastAsia="Times New Roman"/>
-                <w:b/>
-                <w:i w:val="0"/>
-                <w:sz w:val="20"/>
-              </w:rPr>
-              <w:t>Acts before failure?</w:t>
-            </w:r>
-          </w:p>
-        </w:tc>
-        <w:tc>
-          <w:tcPr>
-            <w:tcW w:type="dxa" w:w="1872"/>
-          </w:tcPr>
-          <w:p>
-            <w:r>
-              <w:rPr>
-                <w:rFonts w:ascii="Times New Roman" w:hAnsi="Times New Roman" w:eastAsia="Times New Roman"/>
-                <w:b/>
-                <w:i w:val="0"/>
-                <w:sz w:val="20"/>
-              </w:rPr>
-              <w:t>Pre-warm?</w:t>
-            </w:r>
-          </w:p>
-        </w:tc>
-        <w:tc>
-          <w:tcPr>
-            <w:tcW w:type="dxa" w:w="1872"/>
-          </w:tcPr>
-          <w:p>
-            <w:r>
-              <w:rPr>
-                <w:rFonts w:ascii="Times New Roman" w:hAnsi="Times New Roman" w:eastAsia="Times New Roman"/>
-                <w:b/>
-                <w:i w:val="0"/>
-                <w:sz w:val="20"/>
-              </w:rPr>
-              <w:t>Infra telemetry?</w:t>
-            </w:r>
-          </w:p>
-        </w:tc>
-      </w:tr>
-      <w:tr>
-        <w:tc>
-          <w:tcPr>
-            <w:tcW w:type="dxa" w:w="1872"/>
-          </w:tcPr>
-          <w:p>
-            <w:r>
-              <w:rPr>
-                <w:rFonts w:ascii="Times New Roman" w:hAnsi="Times New Roman" w:eastAsia="Times New Roman"/>
-                <w:b w:val="0"/>
-                <w:i w:val="0"/>
-                <w:sz w:val="20"/>
-              </w:rPr>
-              <w:t>HikariCP / DBCP2</w:t>
-            </w:r>
-          </w:p>
-        </w:tc>
-        <w:tc>
-          <w:tcPr>
-            <w:tcW w:type="dxa" w:w="1872"/>
-          </w:tcPr>
-          <w:p>
-            <w:r>
-              <w:rPr>
-                <w:rFonts w:ascii="Times New Roman" w:hAnsi="Times New Roman" w:eastAsia="Times New Roman"/>
-                <w:b w:val="0"/>
-                <w:i w:val="0"/>
-                <w:sz w:val="20"/>
-              </w:rPr>
-              <w:t>No</w:t>
-            </w:r>
-          </w:p>
-        </w:tc>
-        <w:tc>
-          <w:tcPr>
-            <w:tcW w:type="dxa" w:w="1872"/>
-          </w:tcPr>
-          <w:p>
-            <w:r>
-              <w:rPr>
-                <w:rFonts w:ascii="Times New Roman" w:hAnsi="Times New Roman" w:eastAsia="Times New Roman"/>
-                <w:b w:val="0"/>
-                <w:i w:val="0"/>
-                <w:sz w:val="20"/>
-              </w:rPr>
-              <w:t>No</w:t>
-            </w:r>
-          </w:p>
-        </w:tc>
-        <w:tc>
-          <w:tcPr>
-            <w:tcW w:type="dxa" w:w="1872"/>
-          </w:tcPr>
-          <w:p>
-            <w:r>
-              <w:rPr>
-                <w:rFonts w:ascii="Times New Roman" w:hAnsi="Times New Roman" w:eastAsia="Times New Roman"/>
-                <w:b w:val="0"/>
-                <w:i w:val="0"/>
-                <w:sz w:val="20"/>
-              </w:rPr>
-              <w:t>No</w:t>
-            </w:r>
-          </w:p>
-        </w:tc>
-        <w:tc>
-          <w:tcPr>
-            <w:tcW w:type="dxa" w:w="1872"/>
-          </w:tcPr>
-          <w:p>
-            <w:r>
-              <w:rPr>
-                <w:rFonts w:ascii="Times New Roman" w:hAnsi="Times New Roman" w:eastAsia="Times New Roman"/>
-                <w:b w:val="0"/>
-                <w:i w:val="0"/>
-                <w:sz w:val="20"/>
-              </w:rPr>
-              <w:t>No</w:t>
-            </w:r>
-          </w:p>
-        </w:tc>
-      </w:tr>
-      <w:tr>
-        <w:tc>
-          <w:tcPr>
-            <w:tcW w:type="dxa" w:w="1872"/>
-          </w:tcPr>
-          <w:p>
-            <w:r>
-              <w:rPr>
-                <w:rFonts w:ascii="Times New Roman" w:hAnsi="Times New Roman" w:eastAsia="Times New Roman"/>
-                <w:b w:val="0"/>
-                <w:i w:val="0"/>
-                <w:sz w:val="20"/>
-              </w:rPr>
-              <w:t>Circuit breaker</w:t>
-            </w:r>
-          </w:p>
-        </w:tc>
-        <w:tc>
-          <w:tcPr>
-            <w:tcW w:type="dxa" w:w="1872"/>
-          </w:tcPr>
-          <w:p>
-            <w:r>
-              <w:rPr>
-                <w:rFonts w:ascii="Times New Roman" w:hAnsi="Times New Roman" w:eastAsia="Times New Roman"/>
-                <w:b w:val="0"/>
-                <w:i w:val="0"/>
-                <w:sz w:val="20"/>
-              </w:rPr>
-              <w:t>Short window only</w:t>
-            </w:r>
-          </w:p>
-        </w:tc>
-        <w:tc>
-          <w:tcPr>
-            <w:tcW w:type="dxa" w:w="1872"/>
-          </w:tcPr>
-          <w:p>
-            <w:r>
-              <w:rPr>
-                <w:rFonts w:ascii="Times New Roman" w:hAnsi="Times New Roman" w:eastAsia="Times New Roman"/>
-                <w:b w:val="0"/>
-                <w:i w:val="0"/>
-                <w:sz w:val="20"/>
-              </w:rPr>
-              <w:t>No (after N fails)</w:t>
-            </w:r>
-          </w:p>
-        </w:tc>
-        <w:tc>
-          <w:tcPr>
-            <w:tcW w:type="dxa" w:w="1872"/>
-          </w:tcPr>
-          <w:p>
-            <w:r>
-              <w:rPr>
-                <w:rFonts w:ascii="Times New Roman" w:hAnsi="Times New Roman" w:eastAsia="Times New Roman"/>
-                <w:b w:val="0"/>
-                <w:i w:val="0"/>
-                <w:sz w:val="20"/>
-              </w:rPr>
-              <w:t>No</w:t>
-            </w:r>
-          </w:p>
-        </w:tc>
-        <w:tc>
-          <w:tcPr>
-            <w:tcW w:type="dxa" w:w="1872"/>
-          </w:tcPr>
-          <w:p>
-            <w:r>
-              <w:rPr>
-                <w:rFonts w:ascii="Times New Roman" w:hAnsi="Times New Roman" w:eastAsia="Times New Roman"/>
-                <w:b w:val="0"/>
-                <w:i w:val="0"/>
-                <w:sz w:val="20"/>
-              </w:rPr>
-              <w:t>No</w:t>
-            </w:r>
-          </w:p>
-        </w:tc>
-      </w:tr>
-      <w:tr>
-        <w:tc>
-          <w:tcPr>
-            <w:tcW w:type="dxa" w:w="1872"/>
-          </w:tcPr>
-          <w:p>
-            <w:r>
-              <w:rPr>
-                <w:rFonts w:ascii="Times New Roman" w:hAnsi="Times New Roman" w:eastAsia="Times New Roman"/>
-                <w:b w:val="0"/>
-                <w:i w:val="0"/>
-                <w:sz w:val="20"/>
-              </w:rPr>
-              <w:t>PreGAN+ / Deoxys-like</w:t>
-            </w:r>
-          </w:p>
-        </w:tc>
-        <w:tc>
-          <w:tcPr>
-            <w:tcW w:type="dxa" w:w="1872"/>
-          </w:tcPr>
-          <w:p>
-            <w:r>
-              <w:rPr>
-                <w:rFonts w:ascii="Times New Roman" w:hAnsi="Times New Roman" w:eastAsia="Times New Roman"/>
-                <w:b w:val="0"/>
-                <w:i w:val="0"/>
-                <w:sz w:val="20"/>
-              </w:rPr>
-              <w:t>Yes (infra)</w:t>
-            </w:r>
-          </w:p>
-        </w:tc>
-        <w:tc>
-          <w:tcPr>
-            <w:tcW w:type="dxa" w:w="1872"/>
-          </w:tcPr>
-          <w:p>
-            <w:r>
-              <w:rPr>
-                <w:rFonts w:ascii="Times New Roman" w:hAnsi="Times New Roman" w:eastAsia="Times New Roman"/>
-                <w:b w:val="0"/>
-                <w:i w:val="0"/>
-                <w:sz w:val="20"/>
-              </w:rPr>
-              <w:t>Yes</w:t>
-            </w:r>
-          </w:p>
-        </w:tc>
-        <w:tc>
-          <w:tcPr>
-            <w:tcW w:type="dxa" w:w="1872"/>
-          </w:tcPr>
-          <w:p>
-            <w:r>
-              <w:rPr>
-                <w:rFonts w:ascii="Times New Roman" w:hAnsi="Times New Roman" w:eastAsia="Times New Roman"/>
-                <w:b w:val="0"/>
-                <w:i w:val="0"/>
-                <w:sz w:val="20"/>
-              </w:rPr>
-              <w:t>Migration/mitigation</w:t>
-            </w:r>
-          </w:p>
-        </w:tc>
-        <w:tc>
-          <w:tcPr>
-            <w:tcW w:type="dxa" w:w="1872"/>
-          </w:tcPr>
-          <w:p>
-            <w:r>
-              <w:rPr>
-                <w:rFonts w:ascii="Times New Roman" w:hAnsi="Times New Roman" w:eastAsia="Times New Roman"/>
-                <w:b w:val="0"/>
-                <w:i w:val="0"/>
-                <w:sz w:val="20"/>
-              </w:rPr>
-              <w:t>Yes</w:t>
-            </w:r>
-          </w:p>
-        </w:tc>
-      </w:tr>
-      <w:tr>
-        <w:tc>
-          <w:tcPr>
-            <w:tcW w:type="dxa" w:w="1872"/>
-          </w:tcPr>
-          <w:p>
-            <w:r>
-              <w:rPr>
-                <w:rFonts w:ascii="Times New Roman" w:hAnsi="Times New Roman" w:eastAsia="Times New Roman"/>
-                <w:b w:val="0"/>
-                <w:i w:val="0"/>
-                <w:sz w:val="20"/>
-              </w:rPr>
-              <w:t>This project</w:t>
-            </w:r>
-          </w:p>
-        </w:tc>
-        <w:tc>
-          <w:tcPr>
-            <w:tcW w:type="dxa" w:w="1872"/>
-          </w:tcPr>
-          <w:p>
-            <w:r>
-              <w:rPr>
-                <w:rFonts w:ascii="Times New Roman" w:hAnsi="Times New Roman" w:eastAsia="Times New Roman"/>
-                <w:b w:val="0"/>
-                <w:i w:val="0"/>
-                <w:sz w:val="20"/>
-              </w:rPr>
-              <w:t>Yes (client attempts)</w:t>
-            </w:r>
-          </w:p>
-        </w:tc>
-        <w:tc>
-          <w:tcPr>
-            <w:tcW w:type="dxa" w:w="1872"/>
-          </w:tcPr>
-          <w:p>
-            <w:r>
-              <w:rPr>
-                <w:rFonts w:ascii="Times New Roman" w:hAnsi="Times New Roman" w:eastAsia="Times New Roman"/>
-                <w:b w:val="0"/>
-                <w:i w:val="0"/>
-                <w:sz w:val="20"/>
-              </w:rPr>
-              <w:t>Yes</w:t>
-            </w:r>
-          </w:p>
-        </w:tc>
-        <w:tc>
-          <w:tcPr>
-            <w:tcW w:type="dxa" w:w="1872"/>
-          </w:tcPr>
-          <w:p>
-            <w:r>
-              <w:rPr>
-                <w:rFonts w:ascii="Times New Roman" w:hAnsi="Times New Roman" w:eastAsia="Times New Roman"/>
-                <w:b w:val="0"/>
-                <w:i w:val="0"/>
-                <w:sz w:val="20"/>
-              </w:rPr>
-              <w:t>Yes</w:t>
-            </w:r>
-          </w:p>
-        </w:tc>
-        <w:tc>
-          <w:tcPr>
-            <w:tcW w:type="dxa" w:w="1872"/>
-          </w:tcPr>
-          <w:p>
-            <w:r>
-              <w:rPr>
-                <w:rFonts w:ascii="Times New Roman" w:hAnsi="Times New Roman" w:eastAsia="Times New Roman"/>
-                <w:b w:val="0"/>
-                <w:i w:val="0"/>
-                <w:sz w:val="20"/>
-              </w:rPr>
-              <w:t>No</w:t>
-            </w:r>
-          </w:p>
-        </w:tc>
-      </w:tr>
-    </w:tbl>
-    <w:p/>
-    <w:p>
-      <w:pPr>
-        <w:spacing w:after="160" w:line="276" w:lineRule="auto"/>
-      </w:pPr>
-      <w:r>
-        <w:rPr>
-          <w:rFonts w:ascii="Times New Roman" w:hAnsi="Times New Roman" w:eastAsia="Times New Roman"/>
-          <w:b w:val="0"/>
-          <w:i w:val="0"/>
-          <w:sz w:val="22"/>
-        </w:rPr>
-        <w:t>Quantitatively, in the afternoon bad window, reactive mode incurred 83 connect failures / 100 requests while still often succeeding via post-failure failover. Predictive mode incurred only 3 connect failures, performed 97 preemptive failovers, and recorded 8 warm hits — evidence that prediction avoids paying the primary failure tax that circuit-breaker-style reaction cannot eliminate.</w:t>
-      </w:r>
-    </w:p>
-    <w:p>
-      <w:pPr>
-        <w:pStyle w:val="Heading2"/>
-      </w:pPr>
-      <w:r>
-        <w:rPr>
-          <w:rFonts w:ascii="Times New Roman" w:hAnsi="Times New Roman" w:eastAsia="Times New Roman"/>
-          <w:b/>
-          <w:i w:val="0"/>
-          <w:sz w:val="24"/>
-        </w:rPr>
-        <w:t>5.5 Discussion</w:t>
+        <w:t>5.4 Threats to Validity</w:t>
       </w:r>
     </w:p>
     <w:p>
@@ -2872,7 +2205,7 @@
           <w:i w:val="0"/>
           <w:sz w:val="22"/>
         </w:rPr>
-        <w:t>Results support the central claim: when failures are temporally structured, history-aware scoring plus preemptive routing sharply reduces wasted primary connection attempts. Pre-warming further shows proactive capacity movement before 14:00. Morning/evening rows show the system remains available outside the bad window; some residual backup preference can appear when recent/cluster signals remain elevated — an acknowledged tuning trade-off between aggressiveness and stickiness to primary. Overall, the prototype validates feasibility for an Advanced Java final-year scope without infrastructure dependencies.</w:t>
+        <w:t>Internal: simulator patterns (85% fail at hour 14, bursts, reset-after-47) are synthetic; EWMA vs plain-rate choices affect sticky avoidance; sequential day-8 windows share history. External: results may not transfer to production WAN traces or multi-region topologies. Construct: connectFailures count physical connector failures, not end-user error rate (success rate stays high via failover in all modes). Conclusion: limited to one flaky configuration and n seeds; Review-1 cited more papers than this Review-2 summary.</w:t>
       </w:r>
     </w:p>
     <w:p>
@@ -2900,63 +2233,7 @@
           <w:i w:val="0"/>
           <w:sz w:val="22"/>
         </w:rPr>
-        <w:t>This work designed, implemented, and evaluated a history-aware predictive JDBC connection pool for structurally unreliable networks. The pool records attempt history, learns time-of-day and burst patterns via EWMA and run-length analysis, scores endpoint risk before checkout, pre-emptively reroutes to healthier backups, and pre-warms backup connections ahead of predicted bad windows.</w:t>
-      </w:r>
-    </w:p>
-    <w:p>
-      <w:pPr>
-        <w:spacing w:after="160" w:line="276" w:lineRule="auto"/>
-      </w:pPr>
-      <w:r>
-        <w:rPr>
-          <w:rFonts w:ascii="Times New Roman" w:hAnsi="Times New Roman" w:eastAsia="Times New Roman"/>
-          <w:b w:val="0"/>
-          <w:i w:val="0"/>
-          <w:sz w:val="22"/>
-        </w:rPr>
-        <w:t>Key findings: (1) patterned failures can be learned from client-side attempt logs alone; (2) predictive routing substantially reduces underlying connect failures versus reactive primary-first failover during a known bad hour (83 → 3 in the reported afternoon trial); (3) pre-warming provides ready backup capacity before the window opens.</w:t>
-      </w:r>
-    </w:p>
-    <w:p>
-      <w:pPr>
-        <w:spacing w:after="160" w:line="276" w:lineRule="auto"/>
-      </w:pPr>
-      <w:r>
-        <w:rPr>
-          <w:rFonts w:ascii="Times New Roman" w:hAnsi="Times New Roman" w:eastAsia="Times New Roman"/>
-          <w:b w:val="0"/>
-          <w:i w:val="0"/>
-          <w:sz w:val="22"/>
-        </w:rPr>
-        <w:t>Research-gap addressal: the project closes the gap between reactive application pools and infrastructure-heavy predictive systems by offering an infrastructure-agnostic, client-history-driven predict/act loop inside the pool boundary.</w:t>
-      </w:r>
-    </w:p>
-    <w:p>
-      <w:pPr>
-        <w:spacing w:after="160" w:line="276" w:lineRule="auto"/>
-      </w:pPr>
-      <w:r>
-        <w:rPr>
-          <w:rFonts w:ascii="Times New Roman" w:hAnsi="Times New Roman" w:eastAsia="Times New Roman"/>
-          <w:b w:val="0"/>
-          <w:i w:val="0"/>
-          <w:sz w:val="22"/>
-        </w:rPr>
-        <w:t>Limitations: evaluation uses a simulator rather than production WAN traces; risk weights/thresholds require tuning; aggressive cluster penalties can over-avoid primary after recent bursts; full production JDBC driver matrices and multi-region topologies are future work.</w:t>
-      </w:r>
-    </w:p>
-    <w:p>
-      <w:pPr>
-        <w:spacing w:after="160" w:line="276" w:lineRule="auto"/>
-      </w:pPr>
-      <w:r>
-        <w:rPr>
-          <w:rFonts w:ascii="Times New Roman" w:hAnsi="Times New Roman" w:eastAsia="Times New Roman"/>
-          <w:b w:val="0"/>
-          <w:i w:val="0"/>
-          <w:sz w:val="22"/>
-        </w:rPr>
-        <w:t>Future scope: persist history across restarts; online auto-tuning of α/β/γ; integration with real HikariCP as a routing decorator; richer JavaFX analytics; trace-driven evaluation on public intermittent-connectivity datasets; optional coupling with Resilience4j for defense-in-depth.</w:t>
+        <w:t>A history-aware JDBC pool can learn structured failure patterns from its own attempts and pre-emptively avoid a known bad hour. Under the honest protocol, predictive mode reduced bad-window connect failures from 85.9±4.0 (reactive) and 3.2±1.1 (circuit breaker) to 0.0±0.0, with warm hits serving failovers. Limitations and threats above apply; future work includes trace-driven evaluation and auto-tuned weights.</w:t>
       </w:r>
     </w:p>
     <w:p>
@@ -2984,7 +2261,7 @@
           <w:i w:val="0"/>
           <w:sz w:val="20"/>
         </w:rPr>
-        <w:t>[1] S. Tuli, G. Casale, and N. R. Jennings, "PreGAN+: Semi-Supervised Fault Prediction and Preemptive Migration in Dynamic Mobile Edge Environments," IEEE Transactions on Mobile Computing, vol. 23, no. 6, pp. 6881–6895, 2024.</w:t>
+        <w:t>[1] S. Tuli et al., "PreGAN+," IEEE TMC, 2024.</w:t>
       </w:r>
     </w:p>
     <w:p>
@@ -2998,7 +2275,7 @@
           <w:i w:val="0"/>
           <w:sz w:val="20"/>
         </w:rPr>
-        <w:t>[2] M. Mohammad, "Resilient Microservices: A Systematic Review of Recovery Patterns, Strategies, and Evaluation Frameworks," arXiv:2512.16959, 2025.</w:t>
+        <w:t>[2] M. Mohammad, "Resilient Microservices…," arXiv:2512.16959, 2025.</w:t>
       </w:r>
     </w:p>
     <w:p>
@@ -3012,7 +2289,7 @@
           <w:i w:val="0"/>
           <w:sz w:val="20"/>
         </w:rPr>
-        <w:t>[3] A. Nouruzi et al., "AI-Based E2E Resilient and Proactive Resource Management in Slice-Enabled 6G Networks," IEEE TNSE, vol. 12, no. 2, pp. 1311–1328, 2025.</w:t>
+        <w:t>[3] A. Nouruzi et al., "AI-Based E2E Resilient… 6G," IEEE TNSE, 2025.</w:t>
       </w:r>
     </w:p>
     <w:p>
@@ -3026,7 +2303,7 @@
           <w:i w:val="0"/>
           <w:sz w:val="20"/>
         </w:rPr>
-        <w:t>[4] S. Tripathi et al., "GQAT-Net: A Calibrated Attention Model for Failure Prediction in Large-Scale Distributed Systems," Journal of Grid Computing, vol. 23, no. 4, art. 25, 2025.</w:t>
+        <w:t>[4] S. Tripathi et al., "GQAT-Net," Journal of Grid Computing, 2025.</w:t>
       </w:r>
     </w:p>
     <w:p>
@@ -3040,7 +2317,7 @@
           <w:i w:val="0"/>
           <w:sz w:val="20"/>
         </w:rPr>
-        <w:t>[5] E. Ferrer et al., "Inter-Satellite Link Prediction with Supervised Learning Based on Kepler and SGP4 Orbits," Int. J. Comput. Intell. Syst., vol. 17, art. 217, 2024.</w:t>
+        <w:t>[5] E. Ferrer et al., "Inter-Satellite Link Prediction…," 2024.</w:t>
       </w:r>
     </w:p>
     <w:p>
@@ -3054,7 +2331,7 @@
           <w:i w:val="0"/>
           <w:sz w:val="20"/>
         </w:rPr>
-        <w:t>[6] C. Yan and B. Mafakheri, "Satellite Connectivity Prediction for Fast-Moving Platforms," arXiv:2508.00877, 2025.</w:t>
+        <w:t>[6] C. Yan and B. Mafakheri, "Satellite Connectivity Prediction…," 2025.</w:t>
       </w:r>
     </w:p>
     <w:p>
@@ -3068,7 +2345,7 @@
           <w:i w:val="0"/>
           <w:sz w:val="20"/>
         </w:rPr>
-        <w:t>[7] W. Symbor and Ł. Falas, "Ensuring Reliable Network Communication and Data Processing in IoT Systems with Prediction-Based Resource Allocation," Sensors, vol. 25, no. 1, art. 247, 2025.</w:t>
+        <w:t>[7] W. Symbor and Ł. Falas, "…IoT… Prediction-Based Resource Allocation," Sensors, 2025.</w:t>
       </w:r>
     </w:p>
     <w:p>
@@ -3082,7 +2359,7 @@
           <w:i w:val="0"/>
           <w:sz w:val="20"/>
         </w:rPr>
-        <w:t>[8] C. Zhang et al., "Deoxys: A Causal Inference Engine for Unhealthy Node Mitigation in Large-Scale Cloud Infrastructure," in Proc. ACM SoCC, 2024.</w:t>
+        <w:t>[8] C. Zhang et al., "Deoxys," ACM SoCC, 2024.</w:t>
       </w:r>
     </w:p>
     <w:p>
@@ -3096,7 +2373,7 @@
           <w:i w:val="0"/>
           <w:sz w:val="20"/>
         </w:rPr>
-        <w:t>[9] W. Xiao et al., "FT-MoE: Sustainable-Learning Mixture of Experts for Fault-Tolerant Computing," arXiv:2504.20446, 2025.</w:t>
+        <w:t>[9] W. Xiao et al., "FT-MoE," arXiv:2504.20446, 2025.</w:t>
       </w:r>
     </w:p>
     <w:p>
@@ -3110,7 +2387,7 @@
           <w:i w:val="0"/>
           <w:sz w:val="20"/>
         </w:rPr>
-        <w:t>[10] Y. Zhang et al., "Fault-Tolerant Scheduling Mechanism for Dynamic Edge Computing Scenarios Based on Graph Reinforcement Learning," Sensors, vol. 24, no. 21, art. 6984, 2024.</w:t>
+        <w:t>[10] Y. Zhang et al., "Fault-Tolerant Scheduling…," Sensors, 2024.</w:t>
       </w:r>
     </w:p>
     <w:p>
@@ -3124,7 +2401,7 @@
           <w:i w:val="0"/>
           <w:sz w:val="20"/>
         </w:rPr>
-        <w:t>[11] C. Ji and H. Luo, "Cloud-Based AI Systems: Leveraging Large Language Models for Intelligent Fault Detection and Autonomous Self-Healing," arXiv:2505.11743, 2025.</w:t>
+        <w:t>[11] C. Ji and H. Luo, "Cloud-Based AI Systems…," arXiv:2505.11743, 2025.</w:t>
       </w:r>
     </w:p>
     <w:p>
@@ -3138,7 +2415,7 @@
           <w:i w:val="0"/>
           <w:sz w:val="20"/>
         </w:rPr>
-        <w:t>[12] C.-W. Huang et al., "Resilient and Reliable Cloud Network Control for Mission-Critical Latency-Sensitive Service Chains," arXiv:2511.21960, 2025.</w:t>
+        <w:t>[12] C.-W. Huang et al., "Resilient and Reliable Cloud Network Control…," 2025.</w:t>
       </w:r>
     </w:p>
     <w:p>
@@ -3152,7 +2429,7 @@
           <w:i w:val="0"/>
           <w:sz w:val="20"/>
         </w:rPr>
-        <w:t>[13] N. Hayashibara et al., "The ϕ Accrual Failure Detector," in Proc. IEEE SRDS, 2004.</w:t>
+        <w:t>[13] N. Hayashibara et al., "The ϕ Accrual Failure Detector," IEEE SRDS, 2004.</w:t>
       </w:r>
     </w:p>
     <w:p>
@@ -3166,7 +2443,7 @@
           <w:i w:val="0"/>
           <w:sz w:val="20"/>
         </w:rPr>
-        <w:t>[14] Netflix, Inc., "Hystrix: Latency and Fault Tolerance Library," GitHub, Netflix/Hystrix.</w:t>
+        <w:t>[14] Netflix, "Hystrix," GitHub.</w:t>
       </w:r>
     </w:p>
     <w:p>
@@ -3180,7 +2457,7 @@
           <w:i w:val="0"/>
           <w:sz w:val="20"/>
         </w:rPr>
-        <w:t>[15] "Self-Adaptive Dynamic Connection Pool Management Method," Proc. ACM ICSIM, 2022, DOI: 10.1145/3577530.3577577.</w:t>
+        <w:t>[15] "Self-Adaptive Dynamic Connection Pool Management Method," ACM ICSIM, 2022.</w:t>
       </w:r>
     </w:p>
     <w:p>
@@ -3194,7 +2471,7 @@
           <w:i w:val="0"/>
           <w:sz w:val="20"/>
         </w:rPr>
-        <w:t>[16] A. Aral and I. Brandic, "Learning Spatiotemporal Failure Dependencies for Resilient Edge Computing Services," IEEE TPDS, vol. 32, no. 7, pp. 1578–1590, 2021.</w:t>
+        <w:t>[16] A. Aral and I. Brandic, "Learning Spatiotemporal Failure Dependencies…," IEEE TPDS, 2021.</w:t>
       </w:r>
     </w:p>
     <w:p>
@@ -3208,7 +2485,7 @@
           <w:i w:val="0"/>
           <w:sz w:val="28"/>
         </w:rPr>
-        <w:t>APPENDIX A — How to Run the Complete System</w:t>
+        <w:t>APPENDIX A — How to Run</w:t>
       </w:r>
     </w:p>
     <w:p>
@@ -3228,11 +2505,9 @@
         <w:br/>
         <w:t>mvn test</w:t>
         <w:br/>
-        <w:t>java -cp target/classes com.college.pap.demo.FullSystemDemo</w:t>
+        <w:t>mvn -q exec:java -Ddemo.mainClass=com.college.pap.demo.FullSystemDemo</w:t>
         <w:br/>
-        <w:t>java -cp target/classes com.college.pap.demo.ExperimentRunner</w:t>
-        <w:br/>
-        <w:t>java -cp target/classes com.college.pap.ui.MonitoringDashboard</w:t>
+        <w:t>mvn -q exec:java -Ddemo.mainClass=com.college.pap.demo.ExperimentRunner</w:t>
       </w:r>
     </w:p>
     <w:sectPr>

--- a/Java Submission/Review2_Complete_Research_Paper.docx
+++ b/Java Submission/Review2_Complete_Research_Paper.docx
@@ -117,7 +117,7 @@
           <w:i w:val="0"/>
           <w:sz w:val="22"/>
         </w:rPr>
-        <w:t>Standard JDBC connection pools and resilience wrappers such as circuit breakers are largely memoryless across recurring structural failure patterns. This paper presents a client-side pattern-aware pool that learns per-endpoint history (EWMA hourly rates, run-length clusters, and optional reset periods), then fails over when weighted risk, hot-hour plain rate, live cluster length, or a predicted reset threshold fires — and pre-warms backup connections with recovery probes. We compare three modes under an honest protocol (7-day live learning, day-8 measurement, n=30 seeds): reactive primary-first, a classic circuit breaker (open after 3 primary failures / 60s / half-open probe), and the predictive pool. In the afternoon bad window, reactive incurred 85.9±4.0 connect failures per 100 requests, circuit breaker 3.2±1.1, and predictive 0.0±0.0 with 100.0±0.0 preemptive failovers and 100.0±0.0 warm hits (numbers read from experiment_summary.csv). UI is Swing (not JavaFX); lifecycle hooks are Spring-compatible in spirit, not a Spring dependency.</w:t>
+        <w:t>Standard JDBC connection pools and resilience wrappers such as circuit breakers are largely memoryless across recurring structural failure patterns. This paper presents a client-side pattern-aware pool that learns per-endpoint history (EWMA hourly rates, run-length clusters, and optional reset periods), then fails over when weighted risk, hot-hour EWMA, live cluster length, or a predicted reset threshold fires — and pre-warms backup connections with recovery probes. We compare three modes under a learn-then-measure protocol (7-day live learning, day-8 measurement, n=30 seeds): reactive primary-first, a classic circuit breaker (open after 3 primary failures / 60s / half-open probe), and the predictive pool. In the afternoon bad window, reactive incurred 85.9±4.0 user-facing connect failures per 100 requests, circuit breaker 3.2±1.1, and predictive 0.8±0.7 with 99.2±0.8 preemptive failovers, 99.2±0.8 warm hits, recovery probes 0.6±0.7/3.4±0.7, and 98.5±0.7 background pre-warm connects (from experiment_summary.csv). UI is Swing (not JavaFX); lifecycle hooks are Spring-compatible in spirit, not a Spring dependency.</w:t>
       </w:r>
     </w:p>
     <w:p>
@@ -173,7 +173,7 @@
           <w:i w:val="0"/>
           <w:sz w:val="22"/>
         </w:rPr>
-        <w:t>Circuit breakers reduce repeated primary attempts after a short failure window, but still pay the first failures of every open period and do not pre-warm backups. This work evaluates whether client-side history can do better than both reactive failover and a circuit breaker on the same flaky-endpoint simulator.</w:t>
+        <w:t>Circuit breakers reduce repeated primary attempts after a short failure window, but still pay the first failures of every open period and do not pre-warm backups. This work evaluates whether client-side history can outperform both reactive failover and a circuit breaker on the same flaky-endpoint simulator.</w:t>
       </w:r>
     </w:p>
     <w:p>
@@ -215,7 +215,7 @@
           <w:i w:val="0"/>
           <w:sz w:val="22"/>
         </w:rPr>
-        <w:t>O2 — Pattern learning: hourly rates (EWMA + plain), clusters, optional reset period detection.</w:t>
+        <w:t>O2 — Pattern learning: hourly rates (EWMA for gating; plain rate for display), clusters, optional reset detection.</w:t>
       </w:r>
     </w:p>
     <w:p>
@@ -229,7 +229,7 @@
           <w:i w:val="0"/>
           <w:sz w:val="22"/>
         </w:rPr>
-        <w:t>O3 — Predictive routing: failover on weighted score OR hot hour OR live cluster OR reset prediction.</w:t>
+        <w:t>O3 — Predictive routing: failover on weighted score OR hot hour (EWMA) OR live cluster OR reset prediction.</w:t>
       </w:r>
     </w:p>
     <w:p>
@@ -257,7 +257,7 @@
           <w:i w:val="0"/>
           <w:sz w:val="22"/>
         </w:rPr>
-        <w:t>O5 — Honest evaluation: learn from live traffic for 7 days; measure day 8; report mean±sd over seeds.</w:t>
+        <w:t>O5 — Evaluation: learn from live traffic for 7 days; measure day 8; report mean±sd over seeds.</w:t>
       </w:r>
     </w:p>
     <w:p>
@@ -313,7 +313,7 @@
           <w:i w:val="0"/>
           <w:sz w:val="22"/>
         </w:rPr>
-        <w:t>Gap: an application-level JDBC pool that treats its own failure history as a first-class signal for pre-emptive per-request routing and pre-warming, without external telemetry — evaluated honestly against both reactive failover and a circuit-breaker baseline.</w:t>
+        <w:t>Gap: an application-level JDBC pool that treats its own failure history as a first-class signal for pre-emptive per-request routing and pre-warming, without external telemetry — evaluated against both reactive failover and a circuit-breaker baseline.</w:t>
       </w:r>
     </w:p>
     <w:p>
@@ -327,7 +327,7 @@
           <w:i w:val="0"/>
           <w:sz w:val="28"/>
         </w:rPr>
-        <w:t>3. PROPOSED METHODOLOGY / PROPOSED SYSTEM</w:t>
+        <w:t>V. PROPOSED METHODOLOGY / PROPOSED SYSTEM</w:t>
       </w:r>
     </w:p>
     <w:p>
@@ -341,7 +341,7 @@
           <w:i w:val="0"/>
           <w:sz w:val="24"/>
         </w:rPr>
-        <w:t>3.1 Overall Methodology</w:t>
+        <w:t>V.A Overall Methodology</w:t>
       </w:r>
     </w:p>
     <w:p>
@@ -355,7 +355,7 @@
           <w:i w:val="0"/>
           <w:sz w:val="22"/>
         </w:rPr>
-        <w:t>Layered development: domain models → Layer 1 history/analysis → Layer 2 scoring/routing → Layer 3 pre-warm/recovery → ConnectionPool orchestration (predictive / reactive / circuit-breaker) → honest ExperimentRunner → Advanced Java integrations (named ThreadGroup workers, Spring-compatible lifecycle class, RMI management, Swing monitoring dashboard).</w:t>
+        <w:t>Layered development: domain models → Layer 1 history/analysis → Layer 2 scoring/routing → Layer 3 pre-warm/recovery → ConnectionPool orchestration (predictive / reactive / circuit-breaker) → ExperimentRunner → Advanced Java integrations (named ThreadGroup workers, Spring-compatible lifecycle class, RMI management, Swing monitoring dashboard).</w:t>
       </w:r>
     </w:p>
     <w:p>
@@ -369,7 +369,7 @@
           <w:i w:val="0"/>
           <w:sz w:val="24"/>
         </w:rPr>
-        <w:t>3.2 System Architecture</w:t>
+        <w:t>V.B System Architecture</w:t>
       </w:r>
     </w:p>
     <w:p>
@@ -413,7 +413,7 @@
           <w:i w:val="0"/>
           <w:sz w:val="24"/>
         </w:rPr>
-        <w:t>3.3 Detailed Approach</w:t>
+        <w:t>V.C Detailed Approach</w:t>
       </w:r>
     </w:p>
     <w:p>
@@ -427,7 +427,7 @@
           <w:i w:val="0"/>
           <w:sz w:val="22"/>
         </w:rPr>
-        <w:t>Routing avoids the requested endpoint when ANY of: (1) weighted risk ≥ threshold; (2) hot hour — enough samples and plain failure rate ≥ hotHourThreshold; (3) live cluster — currentRunLength ≥ clusterAvoidRun; (4) reset predicted — success streak ≥ detected period P−1 (one-shot). Attribution order: HOT_HOUR → LIVE_CLUSTER → RESET_PREDICTED → SCORE. BackupPreWarmer pre-warms when risk/hot-hour is imminent and probes primary while avoided or while a live cluster is sticky so traffic can return. IdleConnectionPool provides real pooling; PapConnection.close() returns handles when reuse is enabled.</w:t>
+        <w:t>Routing avoids the requested endpoint when ANY of: (1) weighted risk ≥ threshold; (2) hot hour — enough samples and EWMA failure rate ≥ hotHourThreshold (plain rate is display-only); (3) live cluster — currentRunLength ≥ clusterAvoidRun; (4) reset predicted — success streak ≥ detected period P−1 (one-shot). Attribution order: HOT_HOUR → LIVE_CLUSTER → RESET_PREDICTED → SCORE. BackupPreWarmer pre-warms when risk/hot-hour is imminent and probes primary while avoided so traffic can return. IdleConnectionPool provides real pooling when reuse is enabled.</w:t>
       </w:r>
     </w:p>
     <w:p>
@@ -441,7 +441,7 @@
           <w:i w:val="0"/>
           <w:sz w:val="24"/>
         </w:rPr>
-        <w:t>3.4 Algorithms</w:t>
+        <w:t>V.D Algorithms</w:t>
       </w:r>
     </w:p>
     <w:p>
@@ -455,7 +455,7 @@
           <w:i w:val="0"/>
           <w:sz w:val="20"/>
         </w:rPr>
-        <w:t>EWMA hourly update (α=0.35 after warm-up); plain rate = failures/samples for hot-hour gating; run-length clustering; risk = α·tod + β·clusterPenalty + γ·recent; reset period = median of last three completed success-streaks (≥10) if within ±2; circuit breaker = open after 3 consecutive primary failures for 60s (MutableClock), then one half-open probe.</w:t>
+        <w:t>EWMA hourly update (α=0.35 after warm-up); hot-hour gating uses EWMA after ≥ hotHourMinSamples; plain rate = failures/samples for display; run-length clustering; risk = α·tod + β·clusterPenalty + γ·recent; reset period = median of last three completed success-streaks (≥10) if within ±2; circuit breaker = open after 3 consecutive primary failures for 60s (MutableClock), then one half-open probe; recoveryProbeSeconds defaults to 30.</w:t>
       </w:r>
     </w:p>
     <w:p>
@@ -469,7 +469,7 @@
           <w:i w:val="0"/>
           <w:sz w:val="28"/>
         </w:rPr>
-        <w:t>4. IMPLEMENTATION / EXPERIMENTAL SETUP</w:t>
+        <w:t>VI. IMPLEMENTATION / EXPERIMENTAL SETUP</w:t>
       </w:r>
     </w:p>
     <w:p>
@@ -483,7 +483,7 @@
           <w:i w:val="0"/>
           <w:sz w:val="24"/>
         </w:rPr>
-        <w:t>4.1 Requirements</w:t>
+        <w:t>VI.A Requirements</w:t>
       </w:r>
     </w:p>
     <w:tbl>
@@ -507,7 +507,7 @@
                 <w:rFonts w:ascii="Times New Roman" w:hAnsi="Times New Roman" w:eastAsia="Times New Roman"/>
                 <w:b/>
                 <w:i w:val="0"/>
-                <w:sz w:val="20"/>
+                <w:sz w:val="18"/>
               </w:rPr>
               <w:t>Component</w:t>
             </w:r>
@@ -523,7 +523,7 @@
                 <w:rFonts w:ascii="Times New Roman" w:hAnsi="Times New Roman" w:eastAsia="Times New Roman"/>
                 <w:b/>
                 <w:i w:val="0"/>
-                <w:sz w:val="20"/>
+                <w:sz w:val="18"/>
               </w:rPr>
               <w:t>Specification</w:t>
             </w:r>
@@ -541,7 +541,7 @@
                 <w:rFonts w:ascii="Times New Roman" w:hAnsi="Times New Roman" w:eastAsia="Times New Roman"/>
                 <w:b w:val="0"/>
                 <w:i w:val="0"/>
-                <w:sz w:val="20"/>
+                <w:sz w:val="18"/>
               </w:rPr>
               <w:t>JDK</w:t>
             </w:r>
@@ -557,7 +557,7 @@
                 <w:rFonts w:ascii="Times New Roman" w:hAnsi="Times New Roman" w:eastAsia="Times New Roman"/>
                 <w:b w:val="0"/>
                 <w:i w:val="0"/>
-                <w:sz w:val="20"/>
+                <w:sz w:val="18"/>
               </w:rPr>
               <w:t>17+ (tested on Temurin 25)</w:t>
             </w:r>
@@ -575,7 +575,7 @@
                 <w:rFonts w:ascii="Times New Roman" w:hAnsi="Times New Roman" w:eastAsia="Times New Roman"/>
                 <w:b w:val="0"/>
                 <w:i w:val="0"/>
-                <w:sz w:val="20"/>
+                <w:sz w:val="18"/>
               </w:rPr>
               <w:t>Build</w:t>
             </w:r>
@@ -591,9 +591,9 @@
                 <w:rFonts w:ascii="Times New Roman" w:hAnsi="Times New Roman" w:eastAsia="Times New Roman"/>
                 <w:b w:val="0"/>
                 <w:i w:val="0"/>
-                <w:sz w:val="20"/>
+                <w:sz w:val="18"/>
               </w:rPr>
-              <w:t>Apache Maven 3.9.x</w:t>
+              <w:t>Maven Wrapper (./mvnw) / Maven 3.9.x</w:t>
             </w:r>
           </w:p>
         </w:tc>
@@ -609,7 +609,7 @@
                 <w:rFonts w:ascii="Times New Roman" w:hAnsi="Times New Roman" w:eastAsia="Times New Roman"/>
                 <w:b w:val="0"/>
                 <w:i w:val="0"/>
-                <w:sz w:val="20"/>
+                <w:sz w:val="18"/>
               </w:rPr>
               <w:t>Test</w:t>
             </w:r>
@@ -625,7 +625,7 @@
                 <w:rFonts w:ascii="Times New Roman" w:hAnsi="Times New Roman" w:eastAsia="Times New Roman"/>
                 <w:b w:val="0"/>
                 <w:i w:val="0"/>
-                <w:sz w:val="20"/>
+                <w:sz w:val="18"/>
               </w:rPr>
               <w:t>JUnit 5</w:t>
             </w:r>
@@ -643,7 +643,7 @@
                 <w:rFonts w:ascii="Times New Roman" w:hAnsi="Times New Roman" w:eastAsia="Times New Roman"/>
                 <w:b w:val="0"/>
                 <w:i w:val="0"/>
-                <w:sz w:val="20"/>
+                <w:sz w:val="18"/>
               </w:rPr>
               <w:t>UI</w:t>
             </w:r>
@@ -659,7 +659,7 @@
                 <w:rFonts w:ascii="Times New Roman" w:hAnsi="Times New Roman" w:eastAsia="Times New Roman"/>
                 <w:b w:val="0"/>
                 <w:i w:val="0"/>
-                <w:sz w:val="20"/>
+                <w:sz w:val="18"/>
               </w:rPr>
               <w:t>Swing monitoring dashboard (not JavaFX)</w:t>
             </w:r>
@@ -677,7 +677,7 @@
                 <w:rFonts w:ascii="Times New Roman" w:hAnsi="Times New Roman" w:eastAsia="Times New Roman"/>
                 <w:b w:val="0"/>
                 <w:i w:val="0"/>
-                <w:sz w:val="20"/>
+                <w:sz w:val="18"/>
               </w:rPr>
               <w:t>Lifecycle</w:t>
             </w:r>
@@ -693,9 +693,9 @@
                 <w:rFonts w:ascii="Times New Roman" w:hAnsi="Times New Roman" w:eastAsia="Times New Roman"/>
                 <w:b w:val="0"/>
                 <w:i w:val="0"/>
-                <w:sz w:val="20"/>
+                <w:sz w:val="18"/>
               </w:rPr>
-              <w:t>PoolLifecycle — Spring-compatible @PostConstruct/@PreDestroy style, not Spring</w:t>
+              <w:t>PoolLifecycle — Spring-compatible style, not Spring</w:t>
             </w:r>
           </w:p>
         </w:tc>
@@ -711,7 +711,7 @@
                 <w:rFonts w:ascii="Times New Roman" w:hAnsi="Times New Roman" w:eastAsia="Times New Roman"/>
                 <w:b w:val="0"/>
                 <w:i w:val="0"/>
-                <w:sz w:val="20"/>
+                <w:sz w:val="18"/>
               </w:rPr>
               <w:t>Remote</w:t>
             </w:r>
@@ -727,7 +727,7 @@
                 <w:rFonts w:ascii="Times New Roman" w:hAnsi="Times New Roman" w:eastAsia="Times New Roman"/>
                 <w:b w:val="0"/>
                 <w:i w:val="0"/>
-                <w:sz w:val="20"/>
+                <w:sz w:val="18"/>
               </w:rPr>
               <w:t>Java RMI PoolManagementRemote</w:t>
             </w:r>
@@ -747,7 +747,7 @@
           <w:i w:val="0"/>
           <w:sz w:val="24"/>
         </w:rPr>
-        <w:t>4.2 Experimental Protocol (Honest)</w:t>
+        <w:t>VI.B Experimental Protocol</w:t>
       </w:r>
     </w:p>
     <w:p>
@@ -761,7 +761,7 @@
           <w:i w:val="0"/>
           <w:sz w:val="22"/>
         </w:rPr>
-        <w:t>Seeds: Random 1..30 (no ThreadLocalRandom). Learning: 7 days × 24h × 12 req/h through live FlakyEndpointConnector while advancing MutableClock and calling backgroundTick every 30s simulated. Day 8 measurement windows (chronological): morning-healthy 09:15 (100), bad-window 14:20 (100), evening-stable 18:00 (80). PoolConfig.reuseEnabled=false for routing experiments. Latency is a simulated metric (bad-hour fail ≈2000 ms); connectors do not Thread.sleep. History is NOT seeded with day-8 answers. Metrics reset before each window. Results: experiment_runs.csv / experiment_summary.csv (mean, sd, n).</w:t>
+        <w:t>Seeds: Random 1..30. Learning: 7 days × 24h × 12 req/h through live FlakyEndpointConnector while advancing MutableClock and calling backgroundTick every 30s simulated for every mode (identical cadence). recoveryProbeSeconds=30. Day 8 windows: morning-healthy 09:15 (100), bad-window 14:20 (100), evening-stable 18:00 (80), plus window-start (13:55–14:10), pattern-shift, and reuse on/off. PoolConfig.reuseEnabled=false for routing experiments. Latency is simulated (connectors do not Thread.sleep). History is not seeded with day-8 answers. User-facing connect failures are reported separately from primary connect attempts, recovery probes, and background pre-warm connects. Results: experiment_runs.csv / experiment_summary.csv.</w:t>
       </w:r>
     </w:p>
     <w:p>
@@ -775,7 +775,7 @@
           <w:i w:val="0"/>
           <w:sz w:val="28"/>
         </w:rPr>
-        <w:t>5. RESULTS AND DISCUSSION</w:t>
+        <w:t>VII. RESULTS AND DISCUSSION</w:t>
       </w:r>
     </w:p>
     <w:p>
@@ -789,7 +789,7 @@
           <w:i w:val="0"/>
           <w:sz w:val="24"/>
         </w:rPr>
-        <w:t>5.1 Measured Results (from experiment_summary.csv)</w:t>
+        <w:t>VII.A Measured Results</w:t>
       </w:r>
     </w:p>
     <w:p>
@@ -803,7 +803,7 @@
           <w:i/>
           <w:sz w:val="22"/>
         </w:rPr>
-        <w:t>Table II. Mean±sd over n=30 seeds. Connect failures are underlying EndpointConnector failures.</w:t>
+        <w:t>Table II. Mean±sd over n=30 seeds. User-facing connect failures are checkout failures visible to callers; probe and pre-warm connects are separate CSV columns.</w:t>
       </w:r>
     </w:p>
     <w:tbl>
@@ -813,19 +813,22 @@
         <w:tblLook w:firstColumn="1" w:firstRow="1" w:lastColumn="0" w:lastRow="0" w:noHBand="0" w:noVBand="1" w:val="04A0"/>
       </w:tblPr>
       <w:tblGrid>
-        <w:gridCol w:w="1170"/>
-        <w:gridCol w:w="1170"/>
-        <w:gridCol w:w="1170"/>
-        <w:gridCol w:w="1170"/>
-        <w:gridCol w:w="1170"/>
-        <w:gridCol w:w="1170"/>
-        <w:gridCol w:w="1170"/>
-        <w:gridCol w:w="1170"/>
+        <w:gridCol w:w="851"/>
+        <w:gridCol w:w="851"/>
+        <w:gridCol w:w="851"/>
+        <w:gridCol w:w="851"/>
+        <w:gridCol w:w="851"/>
+        <w:gridCol w:w="851"/>
+        <w:gridCol w:w="851"/>
+        <w:gridCol w:w="851"/>
+        <w:gridCol w:w="851"/>
+        <w:gridCol w:w="851"/>
+        <w:gridCol w:w="851"/>
       </w:tblGrid>
       <w:tr>
         <w:tc>
           <w:tcPr>
-            <w:tcW w:type="dxa" w:w="1170"/>
+            <w:tcW w:type="dxa" w:w="851"/>
           </w:tcPr>
           <w:p>
             <w:r>
@@ -833,7 +836,7 @@
                 <w:rFonts w:ascii="Times New Roman" w:hAnsi="Times New Roman" w:eastAsia="Times New Roman"/>
                 <w:b/>
                 <w:i w:val="0"/>
-                <w:sz w:val="20"/>
+                <w:sz w:val="18"/>
               </w:rPr>
               <w:t>Mode</w:t>
             </w:r>
@@ -841,7 +844,7 @@
         </w:tc>
         <w:tc>
           <w:tcPr>
-            <w:tcW w:type="dxa" w:w="1170"/>
+            <w:tcW w:type="dxa" w:w="851"/>
           </w:tcPr>
           <w:p>
             <w:r>
@@ -849,7 +852,7 @@
                 <w:rFonts w:ascii="Times New Roman" w:hAnsi="Times New Roman" w:eastAsia="Times New Roman"/>
                 <w:b/>
                 <w:i w:val="0"/>
-                <w:sz w:val="20"/>
+                <w:sz w:val="18"/>
               </w:rPr>
               <w:t>Scenario</w:t>
             </w:r>
@@ -857,7 +860,7 @@
         </w:tc>
         <w:tc>
           <w:tcPr>
-            <w:tcW w:type="dxa" w:w="1170"/>
+            <w:tcW w:type="dxa" w:w="851"/>
           </w:tcPr>
           <w:p>
             <w:r>
@@ -865,7 +868,7 @@
                 <w:rFonts w:ascii="Times New Roman" w:hAnsi="Times New Roman" w:eastAsia="Times New Roman"/>
                 <w:b/>
                 <w:i w:val="0"/>
-                <w:sz w:val="20"/>
+                <w:sz w:val="18"/>
               </w:rPr>
               <w:t>Req</w:t>
             </w:r>
@@ -873,7 +876,7 @@
         </w:tc>
         <w:tc>
           <w:tcPr>
-            <w:tcW w:type="dxa" w:w="1170"/>
+            <w:tcW w:type="dxa" w:w="851"/>
           </w:tcPr>
           <w:p>
             <w:r>
@@ -881,7 +884,7 @@
                 <w:rFonts w:ascii="Times New Roman" w:hAnsi="Times New Roman" w:eastAsia="Times New Roman"/>
                 <w:b/>
                 <w:i w:val="0"/>
-                <w:sz w:val="20"/>
+                <w:sz w:val="18"/>
               </w:rPr>
               <w:t>Success</w:t>
             </w:r>
@@ -889,7 +892,7 @@
         </w:tc>
         <w:tc>
           <w:tcPr>
-            <w:tcW w:type="dxa" w:w="1170"/>
+            <w:tcW w:type="dxa" w:w="851"/>
           </w:tcPr>
           <w:p>
             <w:r>
@@ -897,15 +900,15 @@
                 <w:rFonts w:ascii="Times New Roman" w:hAnsi="Times New Roman" w:eastAsia="Times New Roman"/>
                 <w:b/>
                 <w:i w:val="0"/>
-                <w:sz w:val="20"/>
+                <w:sz w:val="18"/>
               </w:rPr>
-              <w:t>Connect Failures</w:t>
+              <w:t>User-Facing Failures</w:t>
             </w:r>
           </w:p>
         </w:tc>
         <w:tc>
           <w:tcPr>
-            <w:tcW w:type="dxa" w:w="1170"/>
+            <w:tcW w:type="dxa" w:w="851"/>
           </w:tcPr>
           <w:p>
             <w:r>
@@ -913,7 +916,23 @@
                 <w:rFonts w:ascii="Times New Roman" w:hAnsi="Times New Roman" w:eastAsia="Times New Roman"/>
                 <w:b/>
                 <w:i w:val="0"/>
-                <w:sz w:val="20"/>
+                <w:sz w:val="18"/>
+              </w:rPr>
+              <w:t>Primary Connects</w:t>
+            </w:r>
+          </w:p>
+        </w:tc>
+        <w:tc>
+          <w:tcPr>
+            <w:tcW w:type="dxa" w:w="851"/>
+          </w:tcPr>
+          <w:p>
+            <w:r>
+              <w:rPr>
+                <w:rFonts w:ascii="Times New Roman" w:hAnsi="Times New Roman" w:eastAsia="Times New Roman"/>
+                <w:b/>
+                <w:i w:val="0"/>
+                <w:sz w:val="18"/>
               </w:rPr>
               <w:t>Preemptive FO</w:t>
             </w:r>
@@ -921,7 +940,7 @@
         </w:tc>
         <w:tc>
           <w:tcPr>
-            <w:tcW w:type="dxa" w:w="1170"/>
+            <w:tcW w:type="dxa" w:w="851"/>
           </w:tcPr>
           <w:p>
             <w:r>
@@ -929,7 +948,7 @@
                 <w:rFonts w:ascii="Times New Roman" w:hAnsi="Times New Roman" w:eastAsia="Times New Roman"/>
                 <w:b/>
                 <w:i w:val="0"/>
-                <w:sz w:val="20"/>
+                <w:sz w:val="18"/>
               </w:rPr>
               <w:t>Warm Hits</w:t>
             </w:r>
@@ -937,7 +956,7 @@
         </w:tc>
         <w:tc>
           <w:tcPr>
-            <w:tcW w:type="dxa" w:w="1170"/>
+            <w:tcW w:type="dxa" w:w="851"/>
           </w:tcPr>
           <w:p>
             <w:r>
@@ -945,9 +964,41 @@
                 <w:rFonts w:ascii="Times New Roman" w:hAnsi="Times New Roman" w:eastAsia="Times New Roman"/>
                 <w:b/>
                 <w:i w:val="0"/>
-                <w:sz w:val="20"/>
+                <w:sz w:val="18"/>
               </w:rPr>
               <w:t>Backup Sel</w:t>
+            </w:r>
+          </w:p>
+        </w:tc>
+        <w:tc>
+          <w:tcPr>
+            <w:tcW w:type="dxa" w:w="851"/>
+          </w:tcPr>
+          <w:p>
+            <w:r>
+              <w:rPr>
+                <w:rFonts w:ascii="Times New Roman" w:hAnsi="Times New Roman" w:eastAsia="Times New Roman"/>
+                <w:b/>
+                <w:i w:val="0"/>
+                <w:sz w:val="18"/>
+              </w:rPr>
+              <w:t>Probes ok/fail</w:t>
+            </w:r>
+          </w:p>
+        </w:tc>
+        <w:tc>
+          <w:tcPr>
+            <w:tcW w:type="dxa" w:w="851"/>
+          </w:tcPr>
+          <w:p>
+            <w:r>
+              <w:rPr>
+                <w:rFonts w:ascii="Times New Roman" w:hAnsi="Times New Roman" w:eastAsia="Times New Roman"/>
+                <w:b/>
+                <w:i w:val="0"/>
+                <w:sz w:val="18"/>
+              </w:rPr>
+              <w:t>Prewarm</w:t>
             </w:r>
           </w:p>
         </w:tc>
@@ -955,7 +1006,7 @@
       <w:tr>
         <w:tc>
           <w:tcPr>
-            <w:tcW w:type="dxa" w:w="1170"/>
+            <w:tcW w:type="dxa" w:w="851"/>
           </w:tcPr>
           <w:p>
             <w:r>
@@ -963,7 +1014,7 @@
                 <w:rFonts w:ascii="Times New Roman" w:hAnsi="Times New Roman" w:eastAsia="Times New Roman"/>
                 <w:b w:val="0"/>
                 <w:i w:val="0"/>
-                <w:sz w:val="20"/>
+                <w:sz w:val="18"/>
               </w:rPr>
               <w:t>reactive</w:t>
             </w:r>
@@ -971,7 +1022,7 @@
         </w:tc>
         <w:tc>
           <w:tcPr>
-            <w:tcW w:type="dxa" w:w="1170"/>
+            <w:tcW w:type="dxa" w:w="851"/>
           </w:tcPr>
           <w:p>
             <w:r>
@@ -979,7 +1030,7 @@
                 <w:rFonts w:ascii="Times New Roman" w:hAnsi="Times New Roman" w:eastAsia="Times New Roman"/>
                 <w:b w:val="0"/>
                 <w:i w:val="0"/>
-                <w:sz w:val="20"/>
+                <w:sz w:val="18"/>
               </w:rPr>
               <w:t>morning-healthy</w:t>
             </w:r>
@@ -987,7 +1038,7 @@
         </w:tc>
         <w:tc>
           <w:tcPr>
-            <w:tcW w:type="dxa" w:w="1170"/>
+            <w:tcW w:type="dxa" w:w="851"/>
           </w:tcPr>
           <w:p>
             <w:r>
@@ -995,7 +1046,7 @@
                 <w:rFonts w:ascii="Times New Roman" w:hAnsi="Times New Roman" w:eastAsia="Times New Roman"/>
                 <w:b w:val="0"/>
                 <w:i w:val="0"/>
-                <w:sz w:val="20"/>
+                <w:sz w:val="18"/>
               </w:rPr>
               <w:t>100</w:t>
             </w:r>
@@ -1003,7 +1054,7 @@
         </w:tc>
         <w:tc>
           <w:tcPr>
-            <w:tcW w:type="dxa" w:w="1170"/>
+            <w:tcW w:type="dxa" w:w="851"/>
           </w:tcPr>
           <w:p>
             <w:r>
@@ -1011,7 +1062,7 @@
                 <w:rFonts w:ascii="Times New Roman" w:hAnsi="Times New Roman" w:eastAsia="Times New Roman"/>
                 <w:b w:val="0"/>
                 <w:i w:val="0"/>
-                <w:sz w:val="20"/>
+                <w:sz w:val="18"/>
               </w:rPr>
               <w:t>99.8%±0.4</w:t>
             </w:r>
@@ -1019,7 +1070,7 @@
         </w:tc>
         <w:tc>
           <w:tcPr>
-            <w:tcW w:type="dxa" w:w="1170"/>
+            <w:tcW w:type="dxa" w:w="851"/>
           </w:tcPr>
           <w:p>
             <w:r>
@@ -1027,7 +1078,7 @@
                 <w:rFonts w:ascii="Times New Roman" w:hAnsi="Times New Roman" w:eastAsia="Times New Roman"/>
                 <w:b w:val="0"/>
                 <w:i w:val="0"/>
-                <w:sz w:val="20"/>
+                <w:sz w:val="18"/>
               </w:rPr>
               <w:t>19.3±6.5</w:t>
             </w:r>
@@ -1035,7 +1086,7 @@
         </w:tc>
         <w:tc>
           <w:tcPr>
-            <w:tcW w:type="dxa" w:w="1170"/>
+            <w:tcW w:type="dxa" w:w="851"/>
           </w:tcPr>
           <w:p>
             <w:r>
@@ -1043,7 +1094,23 @@
                 <w:rFonts w:ascii="Times New Roman" w:hAnsi="Times New Roman" w:eastAsia="Times New Roman"/>
                 <w:b w:val="0"/>
                 <w:i w:val="0"/>
-                <w:sz w:val="20"/>
+                <w:sz w:val="18"/>
+              </w:rPr>
+              <w:t>80.9±6.4</w:t>
+            </w:r>
+          </w:p>
+        </w:tc>
+        <w:tc>
+          <w:tcPr>
+            <w:tcW w:type="dxa" w:w="851"/>
+          </w:tcPr>
+          <w:p>
+            <w:r>
+              <w:rPr>
+                <w:rFonts w:ascii="Times New Roman" w:hAnsi="Times New Roman" w:eastAsia="Times New Roman"/>
+                <w:b w:val="0"/>
+                <w:i w:val="0"/>
+                <w:sz w:val="18"/>
               </w:rPr>
               <w:t>0.0±0.0</w:t>
             </w:r>
@@ -1051,7 +1118,7 @@
         </w:tc>
         <w:tc>
           <w:tcPr>
-            <w:tcW w:type="dxa" w:w="1170"/>
+            <w:tcW w:type="dxa" w:w="851"/>
           </w:tcPr>
           <w:p>
             <w:r>
@@ -1059,7 +1126,7 @@
                 <w:rFonts w:ascii="Times New Roman" w:hAnsi="Times New Roman" w:eastAsia="Times New Roman"/>
                 <w:b w:val="0"/>
                 <w:i w:val="0"/>
-                <w:sz w:val="20"/>
+                <w:sz w:val="18"/>
               </w:rPr>
               <w:t>0.0±0.0</w:t>
             </w:r>
@@ -1067,7 +1134,7 @@
         </w:tc>
         <w:tc>
           <w:tcPr>
-            <w:tcW w:type="dxa" w:w="1170"/>
+            <w:tcW w:type="dxa" w:w="851"/>
           </w:tcPr>
           <w:p>
             <w:r>
@@ -1075,9 +1142,41 @@
                 <w:rFonts w:ascii="Times New Roman" w:hAnsi="Times New Roman" w:eastAsia="Times New Roman"/>
                 <w:b w:val="0"/>
                 <w:i w:val="0"/>
-                <w:sz w:val="20"/>
+                <w:sz w:val="18"/>
               </w:rPr>
               <w:t>18.8±6.3</w:t>
+            </w:r>
+          </w:p>
+        </w:tc>
+        <w:tc>
+          <w:tcPr>
+            <w:tcW w:type="dxa" w:w="851"/>
+          </w:tcPr>
+          <w:p>
+            <w:r>
+              <w:rPr>
+                <w:rFonts w:ascii="Times New Roman" w:hAnsi="Times New Roman" w:eastAsia="Times New Roman"/>
+                <w:b w:val="0"/>
+                <w:i w:val="0"/>
+                <w:sz w:val="18"/>
+              </w:rPr>
+              <w:t>0.0±0.0/0.0±0.0</w:t>
+            </w:r>
+          </w:p>
+        </w:tc>
+        <w:tc>
+          <w:tcPr>
+            <w:tcW w:type="dxa" w:w="851"/>
+          </w:tcPr>
+          <w:p>
+            <w:r>
+              <w:rPr>
+                <w:rFonts w:ascii="Times New Roman" w:hAnsi="Times New Roman" w:eastAsia="Times New Roman"/>
+                <w:b w:val="0"/>
+                <w:i w:val="0"/>
+                <w:sz w:val="18"/>
+              </w:rPr>
+              <w:t>0.0±0.0</w:t>
             </w:r>
           </w:p>
         </w:tc>
@@ -1085,7 +1184,7 @@
       <w:tr>
         <w:tc>
           <w:tcPr>
-            <w:tcW w:type="dxa" w:w="1170"/>
+            <w:tcW w:type="dxa" w:w="851"/>
           </w:tcPr>
           <w:p>
             <w:r>
@@ -1093,7 +1192,7 @@
                 <w:rFonts w:ascii="Times New Roman" w:hAnsi="Times New Roman" w:eastAsia="Times New Roman"/>
                 <w:b w:val="0"/>
                 <w:i w:val="0"/>
-                <w:sz w:val="20"/>
+                <w:sz w:val="18"/>
               </w:rPr>
               <w:t>circuit_breaker</w:t>
             </w:r>
@@ -1101,7 +1200,7 @@
         </w:tc>
         <w:tc>
           <w:tcPr>
-            <w:tcW w:type="dxa" w:w="1170"/>
+            <w:tcW w:type="dxa" w:w="851"/>
           </w:tcPr>
           <w:p>
             <w:r>
@@ -1109,7 +1208,7 @@
                 <w:rFonts w:ascii="Times New Roman" w:hAnsi="Times New Roman" w:eastAsia="Times New Roman"/>
                 <w:b w:val="0"/>
                 <w:i w:val="0"/>
-                <w:sz w:val="20"/>
+                <w:sz w:val="18"/>
               </w:rPr>
               <w:t>morning-healthy</w:t>
             </w:r>
@@ -1117,7 +1216,7 @@
         </w:tc>
         <w:tc>
           <w:tcPr>
-            <w:tcW w:type="dxa" w:w="1170"/>
+            <w:tcW w:type="dxa" w:w="851"/>
           </w:tcPr>
           <w:p>
             <w:r>
@@ -1125,7 +1224,7 @@
                 <w:rFonts w:ascii="Times New Roman" w:hAnsi="Times New Roman" w:eastAsia="Times New Roman"/>
                 <w:b w:val="0"/>
                 <w:i w:val="0"/>
-                <w:sz w:val="20"/>
+                <w:sz w:val="18"/>
               </w:rPr>
               <w:t>100</w:t>
             </w:r>
@@ -1133,7 +1232,7 @@
         </w:tc>
         <w:tc>
           <w:tcPr>
-            <w:tcW w:type="dxa" w:w="1170"/>
+            <w:tcW w:type="dxa" w:w="851"/>
           </w:tcPr>
           <w:p>
             <w:r>
@@ -1141,7 +1240,7 @@
                 <w:rFonts w:ascii="Times New Roman" w:hAnsi="Times New Roman" w:eastAsia="Times New Roman"/>
                 <w:b w:val="0"/>
                 <w:i w:val="0"/>
-                <w:sz w:val="20"/>
+                <w:sz w:val="18"/>
               </w:rPr>
               <w:t>98.9%±1.0</w:t>
             </w:r>
@@ -1149,7 +1248,7 @@
         </w:tc>
         <w:tc>
           <w:tcPr>
-            <w:tcW w:type="dxa" w:w="1170"/>
+            <w:tcW w:type="dxa" w:w="851"/>
           </w:tcPr>
           <w:p>
             <w:r>
@@ -1157,7 +1256,7 @@
                 <w:rFonts w:ascii="Times New Roman" w:hAnsi="Times New Roman" w:eastAsia="Times New Roman"/>
                 <w:b w:val="0"/>
                 <w:i w:val="0"/>
-                <w:sz w:val="20"/>
+                <w:sz w:val="18"/>
               </w:rPr>
               <w:t>5.4±1.1</w:t>
             </w:r>
@@ -1165,7 +1264,7 @@
         </w:tc>
         <w:tc>
           <w:tcPr>
-            <w:tcW w:type="dxa" w:w="1170"/>
+            <w:tcW w:type="dxa" w:w="851"/>
           </w:tcPr>
           <w:p>
             <w:r>
@@ -1173,7 +1272,23 @@
                 <w:rFonts w:ascii="Times New Roman" w:hAnsi="Times New Roman" w:eastAsia="Times New Roman"/>
                 <w:b w:val="0"/>
                 <w:i w:val="0"/>
-                <w:sz w:val="20"/>
+                <w:sz w:val="18"/>
+              </w:rPr>
+              <w:t>11.2±12.1</w:t>
+            </w:r>
+          </w:p>
+        </w:tc>
+        <w:tc>
+          <w:tcPr>
+            <w:tcW w:type="dxa" w:w="851"/>
+          </w:tcPr>
+          <w:p>
+            <w:r>
+              <w:rPr>
+                <w:rFonts w:ascii="Times New Roman" w:hAnsi="Times New Roman" w:eastAsia="Times New Roman"/>
+                <w:b w:val="0"/>
+                <w:i w:val="0"/>
+                <w:sz w:val="18"/>
               </w:rPr>
               <w:t>0.0±0.0</w:t>
             </w:r>
@@ -1181,7 +1296,7 @@
         </w:tc>
         <w:tc>
           <w:tcPr>
-            <w:tcW w:type="dxa" w:w="1170"/>
+            <w:tcW w:type="dxa" w:w="851"/>
           </w:tcPr>
           <w:p>
             <w:r>
@@ -1189,7 +1304,7 @@
                 <w:rFonts w:ascii="Times New Roman" w:hAnsi="Times New Roman" w:eastAsia="Times New Roman"/>
                 <w:b w:val="0"/>
                 <w:i w:val="0"/>
-                <w:sz w:val="20"/>
+                <w:sz w:val="18"/>
               </w:rPr>
               <w:t>0.0±0.0</w:t>
             </w:r>
@@ -1197,7 +1312,7 @@
         </w:tc>
         <w:tc>
           <w:tcPr>
-            <w:tcW w:type="dxa" w:w="1170"/>
+            <w:tcW w:type="dxa" w:w="851"/>
           </w:tcPr>
           <w:p>
             <w:r>
@@ -1205,9 +1320,41 @@
                 <w:rFonts w:ascii="Times New Roman" w:hAnsi="Times New Roman" w:eastAsia="Times New Roman"/>
                 <w:b w:val="0"/>
                 <w:i w:val="0"/>
-                <w:sz w:val="20"/>
+                <w:sz w:val="18"/>
               </w:rPr>
               <w:t>88.8±12.1</w:t>
+            </w:r>
+          </w:p>
+        </w:tc>
+        <w:tc>
+          <w:tcPr>
+            <w:tcW w:type="dxa" w:w="851"/>
+          </w:tcPr>
+          <w:p>
+            <w:r>
+              <w:rPr>
+                <w:rFonts w:ascii="Times New Roman" w:hAnsi="Times New Roman" w:eastAsia="Times New Roman"/>
+                <w:b w:val="0"/>
+                <w:i w:val="0"/>
+                <w:sz w:val="18"/>
+              </w:rPr>
+              <w:t>0.0±0.0/0.0±0.0</w:t>
+            </w:r>
+          </w:p>
+        </w:tc>
+        <w:tc>
+          <w:tcPr>
+            <w:tcW w:type="dxa" w:w="851"/>
+          </w:tcPr>
+          <w:p>
+            <w:r>
+              <w:rPr>
+                <w:rFonts w:ascii="Times New Roman" w:hAnsi="Times New Roman" w:eastAsia="Times New Roman"/>
+                <w:b w:val="0"/>
+                <w:i w:val="0"/>
+                <w:sz w:val="18"/>
+              </w:rPr>
+              <w:t>0.0±0.0</w:t>
             </w:r>
           </w:p>
         </w:tc>
@@ -1215,7 +1362,7 @@
       <w:tr>
         <w:tc>
           <w:tcPr>
-            <w:tcW w:type="dxa" w:w="1170"/>
+            <w:tcW w:type="dxa" w:w="851"/>
           </w:tcPr>
           <w:p>
             <w:r>
@@ -1223,7 +1370,7 @@
                 <w:rFonts w:ascii="Times New Roman" w:hAnsi="Times New Roman" w:eastAsia="Times New Roman"/>
                 <w:b w:val="0"/>
                 <w:i w:val="0"/>
-                <w:sz w:val="20"/>
+                <w:sz w:val="18"/>
               </w:rPr>
               <w:t>predictive</w:t>
             </w:r>
@@ -1231,7 +1378,7 @@
         </w:tc>
         <w:tc>
           <w:tcPr>
-            <w:tcW w:type="dxa" w:w="1170"/>
+            <w:tcW w:type="dxa" w:w="851"/>
           </w:tcPr>
           <w:p>
             <w:r>
@@ -1239,7 +1386,7 @@
                 <w:rFonts w:ascii="Times New Roman" w:hAnsi="Times New Roman" w:eastAsia="Times New Roman"/>
                 <w:b w:val="0"/>
                 <w:i w:val="0"/>
-                <w:sz w:val="20"/>
+                <w:sz w:val="18"/>
               </w:rPr>
               <w:t>morning-healthy</w:t>
             </w:r>
@@ -1247,7 +1394,7 @@
         </w:tc>
         <w:tc>
           <w:tcPr>
-            <w:tcW w:type="dxa" w:w="1170"/>
+            <w:tcW w:type="dxa" w:w="851"/>
           </w:tcPr>
           <w:p>
             <w:r>
@@ -1255,7 +1402,7 @@
                 <w:rFonts w:ascii="Times New Roman" w:hAnsi="Times New Roman" w:eastAsia="Times New Roman"/>
                 <w:b w:val="0"/>
                 <w:i w:val="0"/>
-                <w:sz w:val="20"/>
+                <w:sz w:val="18"/>
               </w:rPr>
               <w:t>100</w:t>
             </w:r>
@@ -1263,7 +1410,7 @@
         </w:tc>
         <w:tc>
           <w:tcPr>
-            <w:tcW w:type="dxa" w:w="1170"/>
+            <w:tcW w:type="dxa" w:w="851"/>
           </w:tcPr>
           <w:p>
             <w:r>
@@ -1271,15 +1418,15 @@
                 <w:rFonts w:ascii="Times New Roman" w:hAnsi="Times New Roman" w:eastAsia="Times New Roman"/>
                 <w:b w:val="0"/>
                 <w:i w:val="0"/>
-                <w:sz w:val="20"/>
+                <w:sz w:val="18"/>
               </w:rPr>
-              <w:t>99.9%±0.3</w:t>
+              <w:t>100.0%±0.0</w:t>
             </w:r>
           </w:p>
         </w:tc>
         <w:tc>
           <w:tcPr>
-            <w:tcW w:type="dxa" w:w="1170"/>
+            <w:tcW w:type="dxa" w:w="851"/>
           </w:tcPr>
           <w:p>
             <w:r>
@@ -1287,15 +1434,15 @@
                 <w:rFonts w:ascii="Times New Roman" w:hAnsi="Times New Roman" w:eastAsia="Times New Roman"/>
                 <w:b w:val="0"/>
                 <w:i w:val="0"/>
-                <w:sz w:val="20"/>
+                <w:sz w:val="18"/>
               </w:rPr>
-              <w:t>11.9±3.4</w:t>
+              <w:t>2.9±0.8</w:t>
             </w:r>
           </w:p>
         </w:tc>
         <w:tc>
           <w:tcPr>
-            <w:tcW w:type="dxa" w:w="1170"/>
+            <w:tcW w:type="dxa" w:w="851"/>
           </w:tcPr>
           <w:p>
             <w:r>
@@ -1303,15 +1450,15 @@
                 <w:rFonts w:ascii="Times New Roman" w:hAnsi="Times New Roman" w:eastAsia="Times New Roman"/>
                 <w:b w:val="0"/>
                 <w:i w:val="0"/>
-                <w:sz w:val="20"/>
+                <w:sz w:val="18"/>
               </w:rPr>
-              <w:t>18.7±9.8</w:t>
+              <w:t>19.5±14.0</w:t>
             </w:r>
           </w:p>
         </w:tc>
         <w:tc>
           <w:tcPr>
-            <w:tcW w:type="dxa" w:w="1170"/>
+            <w:tcW w:type="dxa" w:w="851"/>
           </w:tcPr>
           <w:p>
             <w:r>
@@ -1319,15 +1466,15 @@
                 <w:rFonts w:ascii="Times New Roman" w:hAnsi="Times New Roman" w:eastAsia="Times New Roman"/>
                 <w:b w:val="0"/>
                 <w:i w:val="0"/>
-                <w:sz w:val="20"/>
+                <w:sz w:val="18"/>
               </w:rPr>
-              <w:t>18.7±9.8</w:t>
+              <w:t>77.6±14.5</w:t>
             </w:r>
           </w:p>
         </w:tc>
         <w:tc>
           <w:tcPr>
-            <w:tcW w:type="dxa" w:w="1170"/>
+            <w:tcW w:type="dxa" w:w="851"/>
           </w:tcPr>
           <w:p>
             <w:r>
@@ -1335,9 +1482,57 @@
                 <w:rFonts w:ascii="Times New Roman" w:hAnsi="Times New Roman" w:eastAsia="Times New Roman"/>
                 <w:b w:val="0"/>
                 <w:i w:val="0"/>
-                <w:sz w:val="20"/>
+                <w:sz w:val="18"/>
               </w:rPr>
-              <w:t>30.4±12.0</w:t>
+              <w:t>77.6±14.5</w:t>
+            </w:r>
+          </w:p>
+        </w:tc>
+        <w:tc>
+          <w:tcPr>
+            <w:tcW w:type="dxa" w:w="851"/>
+          </w:tcPr>
+          <w:p>
+            <w:r>
+              <w:rPr>
+                <w:rFonts w:ascii="Times New Roman" w:hAnsi="Times New Roman" w:eastAsia="Times New Roman"/>
+                <w:b w:val="0"/>
+                <w:i w:val="0"/>
+                <w:sz w:val="18"/>
+              </w:rPr>
+              <w:t>80.5±14.0</w:t>
+            </w:r>
+          </w:p>
+        </w:tc>
+        <w:tc>
+          <w:tcPr>
+            <w:tcW w:type="dxa" w:w="851"/>
+          </w:tcPr>
+          <w:p>
+            <w:r>
+              <w:rPr>
+                <w:rFonts w:ascii="Times New Roman" w:hAnsi="Times New Roman" w:eastAsia="Times New Roman"/>
+                <w:b w:val="0"/>
+                <w:i w:val="0"/>
+                <w:sz w:val="18"/>
+              </w:rPr>
+              <w:t>1.1±0.6/2.1±0.3</w:t>
+            </w:r>
+          </w:p>
+        </w:tc>
+        <w:tc>
+          <w:tcPr>
+            <w:tcW w:type="dxa" w:w="851"/>
+          </w:tcPr>
+          <w:p>
+            <w:r>
+              <w:rPr>
+                <w:rFonts w:ascii="Times New Roman" w:hAnsi="Times New Roman" w:eastAsia="Times New Roman"/>
+                <w:b w:val="0"/>
+                <w:i w:val="0"/>
+                <w:sz w:val="18"/>
+              </w:rPr>
+              <w:t>76.7±14.6</w:t>
             </w:r>
           </w:p>
         </w:tc>
@@ -1345,7 +1540,7 @@
       <w:tr>
         <w:tc>
           <w:tcPr>
-            <w:tcW w:type="dxa" w:w="1170"/>
+            <w:tcW w:type="dxa" w:w="851"/>
           </w:tcPr>
           <w:p>
             <w:r>
@@ -1353,7 +1548,7 @@
                 <w:rFonts w:ascii="Times New Roman" w:hAnsi="Times New Roman" w:eastAsia="Times New Roman"/>
                 <w:b w:val="0"/>
                 <w:i w:val="0"/>
-                <w:sz w:val="20"/>
+                <w:sz w:val="18"/>
               </w:rPr>
               <w:t>reactive</w:t>
             </w:r>
@@ -1361,7 +1556,7 @@
         </w:tc>
         <w:tc>
           <w:tcPr>
-            <w:tcW w:type="dxa" w:w="1170"/>
+            <w:tcW w:type="dxa" w:w="851"/>
           </w:tcPr>
           <w:p>
             <w:r>
@@ -1369,7 +1564,7 @@
                 <w:rFonts w:ascii="Times New Roman" w:hAnsi="Times New Roman" w:eastAsia="Times New Roman"/>
                 <w:b w:val="0"/>
                 <w:i w:val="0"/>
-                <w:sz w:val="20"/>
+                <w:sz w:val="18"/>
               </w:rPr>
               <w:t>bad-window</w:t>
             </w:r>
@@ -1377,7 +1572,7 @@
         </w:tc>
         <w:tc>
           <w:tcPr>
-            <w:tcW w:type="dxa" w:w="1170"/>
+            <w:tcW w:type="dxa" w:w="851"/>
           </w:tcPr>
           <w:p>
             <w:r>
@@ -1385,7 +1580,7 @@
                 <w:rFonts w:ascii="Times New Roman" w:hAnsi="Times New Roman" w:eastAsia="Times New Roman"/>
                 <w:b w:val="0"/>
                 <w:i w:val="0"/>
-                <w:sz w:val="20"/>
+                <w:sz w:val="18"/>
               </w:rPr>
               <w:t>100</w:t>
             </w:r>
@@ -1393,7 +1588,7 @@
         </w:tc>
         <w:tc>
           <w:tcPr>
-            <w:tcW w:type="dxa" w:w="1170"/>
+            <w:tcW w:type="dxa" w:w="851"/>
           </w:tcPr>
           <w:p>
             <w:r>
@@ -1401,7 +1596,7 @@
                 <w:rFonts w:ascii="Times New Roman" w:hAnsi="Times New Roman" w:eastAsia="Times New Roman"/>
                 <w:b w:val="0"/>
                 <w:i w:val="0"/>
-                <w:sz w:val="20"/>
+                <w:sz w:val="18"/>
               </w:rPr>
               <w:t>98.9%±1.0</w:t>
             </w:r>
@@ -1409,7 +1604,7 @@
         </w:tc>
         <w:tc>
           <w:tcPr>
-            <w:tcW w:type="dxa" w:w="1170"/>
+            <w:tcW w:type="dxa" w:w="851"/>
           </w:tcPr>
           <w:p>
             <w:r>
@@ -1417,7 +1612,7 @@
                 <w:rFonts w:ascii="Times New Roman" w:hAnsi="Times New Roman" w:eastAsia="Times New Roman"/>
                 <w:b w:val="0"/>
                 <w:i w:val="0"/>
-                <w:sz w:val="20"/>
+                <w:sz w:val="18"/>
               </w:rPr>
               <w:t>85.9±4.0</w:t>
             </w:r>
@@ -1425,7 +1620,7 @@
         </w:tc>
         <w:tc>
           <w:tcPr>
-            <w:tcW w:type="dxa" w:w="1170"/>
+            <w:tcW w:type="dxa" w:w="851"/>
           </w:tcPr>
           <w:p>
             <w:r>
@@ -1433,7 +1628,23 @@
                 <w:rFonts w:ascii="Times New Roman" w:hAnsi="Times New Roman" w:eastAsia="Times New Roman"/>
                 <w:b w:val="0"/>
                 <w:i w:val="0"/>
-                <w:sz w:val="20"/>
+                <w:sz w:val="18"/>
+              </w:rPr>
+              <w:t>15.2±3.6</w:t>
+            </w:r>
+          </w:p>
+        </w:tc>
+        <w:tc>
+          <w:tcPr>
+            <w:tcW w:type="dxa" w:w="851"/>
+          </w:tcPr>
+          <w:p>
+            <w:r>
+              <w:rPr>
+                <w:rFonts w:ascii="Times New Roman" w:hAnsi="Times New Roman" w:eastAsia="Times New Roman"/>
+                <w:b w:val="0"/>
+                <w:i w:val="0"/>
+                <w:sz w:val="18"/>
               </w:rPr>
               <w:t>0.0±0.0</w:t>
             </w:r>
@@ -1441,7 +1652,7 @@
         </w:tc>
         <w:tc>
           <w:tcPr>
-            <w:tcW w:type="dxa" w:w="1170"/>
+            <w:tcW w:type="dxa" w:w="851"/>
           </w:tcPr>
           <w:p>
             <w:r>
@@ -1449,7 +1660,7 @@
                 <w:rFonts w:ascii="Times New Roman" w:hAnsi="Times New Roman" w:eastAsia="Times New Roman"/>
                 <w:b w:val="0"/>
                 <w:i w:val="0"/>
-                <w:sz w:val="20"/>
+                <w:sz w:val="18"/>
               </w:rPr>
               <w:t>0.0±0.0</w:t>
             </w:r>
@@ -1457,7 +1668,7 @@
         </w:tc>
         <w:tc>
           <w:tcPr>
-            <w:tcW w:type="dxa" w:w="1170"/>
+            <w:tcW w:type="dxa" w:w="851"/>
           </w:tcPr>
           <w:p>
             <w:r>
@@ -1465,9 +1676,41 @@
                 <w:rFonts w:ascii="Times New Roman" w:hAnsi="Times New Roman" w:eastAsia="Times New Roman"/>
                 <w:b w:val="0"/>
                 <w:i w:val="0"/>
-                <w:sz w:val="20"/>
+                <w:sz w:val="18"/>
               </w:rPr>
               <w:t>83.7±3.5</w:t>
+            </w:r>
+          </w:p>
+        </w:tc>
+        <w:tc>
+          <w:tcPr>
+            <w:tcW w:type="dxa" w:w="851"/>
+          </w:tcPr>
+          <w:p>
+            <w:r>
+              <w:rPr>
+                <w:rFonts w:ascii="Times New Roman" w:hAnsi="Times New Roman" w:eastAsia="Times New Roman"/>
+                <w:b w:val="0"/>
+                <w:i w:val="0"/>
+                <w:sz w:val="18"/>
+              </w:rPr>
+              <w:t>0.0±0.0/0.0±0.0</w:t>
+            </w:r>
+          </w:p>
+        </w:tc>
+        <w:tc>
+          <w:tcPr>
+            <w:tcW w:type="dxa" w:w="851"/>
+          </w:tcPr>
+          <w:p>
+            <w:r>
+              <w:rPr>
+                <w:rFonts w:ascii="Times New Roman" w:hAnsi="Times New Roman" w:eastAsia="Times New Roman"/>
+                <w:b w:val="0"/>
+                <w:i w:val="0"/>
+                <w:sz w:val="18"/>
+              </w:rPr>
+              <w:t>0.0±0.0</w:t>
             </w:r>
           </w:p>
         </w:tc>
@@ -1475,7 +1718,7 @@
       <w:tr>
         <w:tc>
           <w:tcPr>
-            <w:tcW w:type="dxa" w:w="1170"/>
+            <w:tcW w:type="dxa" w:w="851"/>
           </w:tcPr>
           <w:p>
             <w:r>
@@ -1483,7 +1726,7 @@
                 <w:rFonts w:ascii="Times New Roman" w:hAnsi="Times New Roman" w:eastAsia="Times New Roman"/>
                 <w:b w:val="0"/>
                 <w:i w:val="0"/>
-                <w:sz w:val="20"/>
+                <w:sz w:val="18"/>
               </w:rPr>
               <w:t>circuit_breaker</w:t>
             </w:r>
@@ -1491,7 +1734,7 @@
         </w:tc>
         <w:tc>
           <w:tcPr>
-            <w:tcW w:type="dxa" w:w="1170"/>
+            <w:tcW w:type="dxa" w:w="851"/>
           </w:tcPr>
           <w:p>
             <w:r>
@@ -1499,7 +1742,7 @@
                 <w:rFonts w:ascii="Times New Roman" w:hAnsi="Times New Roman" w:eastAsia="Times New Roman"/>
                 <w:b w:val="0"/>
                 <w:i w:val="0"/>
-                <w:sz w:val="20"/>
+                <w:sz w:val="18"/>
               </w:rPr>
               <w:t>bad-window</w:t>
             </w:r>
@@ -1507,7 +1750,7 @@
         </w:tc>
         <w:tc>
           <w:tcPr>
-            <w:tcW w:type="dxa" w:w="1170"/>
+            <w:tcW w:type="dxa" w:w="851"/>
           </w:tcPr>
           <w:p>
             <w:r>
@@ -1515,7 +1758,7 @@
                 <w:rFonts w:ascii="Times New Roman" w:hAnsi="Times New Roman" w:eastAsia="Times New Roman"/>
                 <w:b w:val="0"/>
                 <w:i w:val="0"/>
-                <w:sz w:val="20"/>
+                <w:sz w:val="18"/>
               </w:rPr>
               <w:t>100</w:t>
             </w:r>
@@ -1523,7 +1766,7 @@
         </w:tc>
         <w:tc>
           <w:tcPr>
-            <w:tcW w:type="dxa" w:w="1170"/>
+            <w:tcW w:type="dxa" w:w="851"/>
           </w:tcPr>
           <w:p>
             <w:r>
@@ -1531,7 +1774,7 @@
                 <w:rFonts w:ascii="Times New Roman" w:hAnsi="Times New Roman" w:eastAsia="Times New Roman"/>
                 <w:b w:val="0"/>
                 <w:i w:val="0"/>
-                <w:sz w:val="20"/>
+                <w:sz w:val="18"/>
               </w:rPr>
               <w:t>99.0%±0.9</w:t>
             </w:r>
@@ -1539,7 +1782,7 @@
         </w:tc>
         <w:tc>
           <w:tcPr>
-            <w:tcW w:type="dxa" w:w="1170"/>
+            <w:tcW w:type="dxa" w:w="851"/>
           </w:tcPr>
           <w:p>
             <w:r>
@@ -1547,7 +1790,7 @@
                 <w:rFonts w:ascii="Times New Roman" w:hAnsi="Times New Roman" w:eastAsia="Times New Roman"/>
                 <w:b w:val="0"/>
                 <w:i w:val="0"/>
-                <w:sz w:val="20"/>
+                <w:sz w:val="18"/>
               </w:rPr>
               <w:t>3.2±1.1</w:t>
             </w:r>
@@ -1555,7 +1798,7 @@
         </w:tc>
         <w:tc>
           <w:tcPr>
-            <w:tcW w:type="dxa" w:w="1170"/>
+            <w:tcW w:type="dxa" w:w="851"/>
           </w:tcPr>
           <w:p>
             <w:r>
@@ -1563,7 +1806,23 @@
                 <w:rFonts w:ascii="Times New Roman" w:hAnsi="Times New Roman" w:eastAsia="Times New Roman"/>
                 <w:b w:val="0"/>
                 <w:i w:val="0"/>
-                <w:sz w:val="20"/>
+                <w:sz w:val="18"/>
+              </w:rPr>
+              <w:t>0.1±0.6</w:t>
+            </w:r>
+          </w:p>
+        </w:tc>
+        <w:tc>
+          <w:tcPr>
+            <w:tcW w:type="dxa" w:w="851"/>
+          </w:tcPr>
+          <w:p>
+            <w:r>
+              <w:rPr>
+                <w:rFonts w:ascii="Times New Roman" w:hAnsi="Times New Roman" w:eastAsia="Times New Roman"/>
+                <w:b w:val="0"/>
+                <w:i w:val="0"/>
+                <w:sz w:val="18"/>
               </w:rPr>
               <w:t>0.0±0.0</w:t>
             </w:r>
@@ -1571,7 +1830,7 @@
         </w:tc>
         <w:tc>
           <w:tcPr>
-            <w:tcW w:type="dxa" w:w="1170"/>
+            <w:tcW w:type="dxa" w:w="851"/>
           </w:tcPr>
           <w:p>
             <w:r>
@@ -1579,7 +1838,7 @@
                 <w:rFonts w:ascii="Times New Roman" w:hAnsi="Times New Roman" w:eastAsia="Times New Roman"/>
                 <w:b w:val="0"/>
                 <w:i w:val="0"/>
-                <w:sz w:val="20"/>
+                <w:sz w:val="18"/>
               </w:rPr>
               <w:t>0.0±0.0</w:t>
             </w:r>
@@ -1587,7 +1846,7 @@
         </w:tc>
         <w:tc>
           <w:tcPr>
-            <w:tcW w:type="dxa" w:w="1170"/>
+            <w:tcW w:type="dxa" w:w="851"/>
           </w:tcPr>
           <w:p>
             <w:r>
@@ -1595,9 +1854,41 @@
                 <w:rFonts w:ascii="Times New Roman" w:hAnsi="Times New Roman" w:eastAsia="Times New Roman"/>
                 <w:b w:val="0"/>
                 <w:i w:val="0"/>
-                <w:sz w:val="20"/>
+                <w:sz w:val="18"/>
               </w:rPr>
               <w:t>99.9±0.6</w:t>
+            </w:r>
+          </w:p>
+        </w:tc>
+        <w:tc>
+          <w:tcPr>
+            <w:tcW w:type="dxa" w:w="851"/>
+          </w:tcPr>
+          <w:p>
+            <w:r>
+              <w:rPr>
+                <w:rFonts w:ascii="Times New Roman" w:hAnsi="Times New Roman" w:eastAsia="Times New Roman"/>
+                <w:b w:val="0"/>
+                <w:i w:val="0"/>
+                <w:sz w:val="18"/>
+              </w:rPr>
+              <w:t>0.0±0.0/0.0±0.0</w:t>
+            </w:r>
+          </w:p>
+        </w:tc>
+        <w:tc>
+          <w:tcPr>
+            <w:tcW w:type="dxa" w:w="851"/>
+          </w:tcPr>
+          <w:p>
+            <w:r>
+              <w:rPr>
+                <w:rFonts w:ascii="Times New Roman" w:hAnsi="Times New Roman" w:eastAsia="Times New Roman"/>
+                <w:b w:val="0"/>
+                <w:i w:val="0"/>
+                <w:sz w:val="18"/>
+              </w:rPr>
+              <w:t>0.0±0.0</w:t>
             </w:r>
           </w:p>
         </w:tc>
@@ -1605,7 +1896,7 @@
       <w:tr>
         <w:tc>
           <w:tcPr>
-            <w:tcW w:type="dxa" w:w="1170"/>
+            <w:tcW w:type="dxa" w:w="851"/>
           </w:tcPr>
           <w:p>
             <w:r>
@@ -1613,7 +1904,7 @@
                 <w:rFonts w:ascii="Times New Roman" w:hAnsi="Times New Roman" w:eastAsia="Times New Roman"/>
                 <w:b w:val="0"/>
                 <w:i w:val="0"/>
-                <w:sz w:val="20"/>
+                <w:sz w:val="18"/>
               </w:rPr>
               <w:t>predictive</w:t>
             </w:r>
@@ -1621,7 +1912,7 @@
         </w:tc>
         <w:tc>
           <w:tcPr>
-            <w:tcW w:type="dxa" w:w="1170"/>
+            <w:tcW w:type="dxa" w:w="851"/>
           </w:tcPr>
           <w:p>
             <w:r>
@@ -1629,7 +1920,7 @@
                 <w:rFonts w:ascii="Times New Roman" w:hAnsi="Times New Roman" w:eastAsia="Times New Roman"/>
                 <w:b w:val="0"/>
                 <w:i w:val="0"/>
-                <w:sz w:val="20"/>
+                <w:sz w:val="18"/>
               </w:rPr>
               <w:t>bad-window</w:t>
             </w:r>
@@ -1637,7 +1928,7 @@
         </w:tc>
         <w:tc>
           <w:tcPr>
-            <w:tcW w:type="dxa" w:w="1170"/>
+            <w:tcW w:type="dxa" w:w="851"/>
           </w:tcPr>
           <w:p>
             <w:r>
@@ -1645,7 +1936,7 @@
                 <w:rFonts w:ascii="Times New Roman" w:hAnsi="Times New Roman" w:eastAsia="Times New Roman"/>
                 <w:b w:val="0"/>
                 <w:i w:val="0"/>
-                <w:sz w:val="20"/>
+                <w:sz w:val="18"/>
               </w:rPr>
               <w:t>100</w:t>
             </w:r>
@@ -1653,7 +1944,7 @@
         </w:tc>
         <w:tc>
           <w:tcPr>
-            <w:tcW w:type="dxa" w:w="1170"/>
+            <w:tcW w:type="dxa" w:w="851"/>
           </w:tcPr>
           <w:p>
             <w:r>
@@ -1661,7 +1952,7 @@
                 <w:rFonts w:ascii="Times New Roman" w:hAnsi="Times New Roman" w:eastAsia="Times New Roman"/>
                 <w:b w:val="0"/>
                 <w:i w:val="0"/>
-                <w:sz w:val="20"/>
+                <w:sz w:val="18"/>
               </w:rPr>
               <w:t>100.0%±0.0</w:t>
             </w:r>
@@ -1669,7 +1960,7 @@
         </w:tc>
         <w:tc>
           <w:tcPr>
-            <w:tcW w:type="dxa" w:w="1170"/>
+            <w:tcW w:type="dxa" w:w="851"/>
           </w:tcPr>
           <w:p>
             <w:r>
@@ -1677,7 +1968,217 @@
                 <w:rFonts w:ascii="Times New Roman" w:hAnsi="Times New Roman" w:eastAsia="Times New Roman"/>
                 <w:b w:val="0"/>
                 <w:i w:val="0"/>
-                <w:sz w:val="20"/>
+                <w:sz w:val="18"/>
+              </w:rPr>
+              <w:t>0.8±0.7</w:t>
+            </w:r>
+          </w:p>
+        </w:tc>
+        <w:tc>
+          <w:tcPr>
+            <w:tcW w:type="dxa" w:w="851"/>
+          </w:tcPr>
+          <w:p>
+            <w:r>
+              <w:rPr>
+                <w:rFonts w:ascii="Times New Roman" w:hAnsi="Times New Roman" w:eastAsia="Times New Roman"/>
+                <w:b w:val="0"/>
+                <w:i w:val="0"/>
+                <w:sz w:val="18"/>
+              </w:rPr>
+              <w:t>0.0±0.2</w:t>
+            </w:r>
+          </w:p>
+        </w:tc>
+        <w:tc>
+          <w:tcPr>
+            <w:tcW w:type="dxa" w:w="851"/>
+          </w:tcPr>
+          <w:p>
+            <w:r>
+              <w:rPr>
+                <w:rFonts w:ascii="Times New Roman" w:hAnsi="Times New Roman" w:eastAsia="Times New Roman"/>
+                <w:b w:val="0"/>
+                <w:i w:val="0"/>
+                <w:sz w:val="18"/>
+              </w:rPr>
+              <w:t>99.2±0.8</w:t>
+            </w:r>
+          </w:p>
+        </w:tc>
+        <w:tc>
+          <w:tcPr>
+            <w:tcW w:type="dxa" w:w="851"/>
+          </w:tcPr>
+          <w:p>
+            <w:r>
+              <w:rPr>
+                <w:rFonts w:ascii="Times New Roman" w:hAnsi="Times New Roman" w:eastAsia="Times New Roman"/>
+                <w:b w:val="0"/>
+                <w:i w:val="0"/>
+                <w:sz w:val="18"/>
+              </w:rPr>
+              <w:t>99.2±0.8</w:t>
+            </w:r>
+          </w:p>
+        </w:tc>
+        <w:tc>
+          <w:tcPr>
+            <w:tcW w:type="dxa" w:w="851"/>
+          </w:tcPr>
+          <w:p>
+            <w:r>
+              <w:rPr>
+                <w:rFonts w:ascii="Times New Roman" w:hAnsi="Times New Roman" w:eastAsia="Times New Roman"/>
+                <w:b w:val="0"/>
+                <w:i w:val="0"/>
+                <w:sz w:val="18"/>
+              </w:rPr>
+              <w:t>100.0±0.2</w:t>
+            </w:r>
+          </w:p>
+        </w:tc>
+        <w:tc>
+          <w:tcPr>
+            <w:tcW w:type="dxa" w:w="851"/>
+          </w:tcPr>
+          <w:p>
+            <w:r>
+              <w:rPr>
+                <w:rFonts w:ascii="Times New Roman" w:hAnsi="Times New Roman" w:eastAsia="Times New Roman"/>
+                <w:b w:val="0"/>
+                <w:i w:val="0"/>
+                <w:sz w:val="18"/>
+              </w:rPr>
+              <w:t>0.6±0.7/3.4±0.7</w:t>
+            </w:r>
+          </w:p>
+        </w:tc>
+        <w:tc>
+          <w:tcPr>
+            <w:tcW w:type="dxa" w:w="851"/>
+          </w:tcPr>
+          <w:p>
+            <w:r>
+              <w:rPr>
+                <w:rFonts w:ascii="Times New Roman" w:hAnsi="Times New Roman" w:eastAsia="Times New Roman"/>
+                <w:b w:val="0"/>
+                <w:i w:val="0"/>
+                <w:sz w:val="18"/>
+              </w:rPr>
+              <w:t>98.5±0.7</w:t>
+            </w:r>
+          </w:p>
+        </w:tc>
+      </w:tr>
+      <w:tr>
+        <w:tc>
+          <w:tcPr>
+            <w:tcW w:type="dxa" w:w="851"/>
+          </w:tcPr>
+          <w:p>
+            <w:r>
+              <w:rPr>
+                <w:rFonts w:ascii="Times New Roman" w:hAnsi="Times New Roman" w:eastAsia="Times New Roman"/>
+                <w:b w:val="0"/>
+                <w:i w:val="0"/>
+                <w:sz w:val="18"/>
+              </w:rPr>
+              <w:t>reactive</w:t>
+            </w:r>
+          </w:p>
+        </w:tc>
+        <w:tc>
+          <w:tcPr>
+            <w:tcW w:type="dxa" w:w="851"/>
+          </w:tcPr>
+          <w:p>
+            <w:r>
+              <w:rPr>
+                <w:rFonts w:ascii="Times New Roman" w:hAnsi="Times New Roman" w:eastAsia="Times New Roman"/>
+                <w:b w:val="0"/>
+                <w:i w:val="0"/>
+                <w:sz w:val="18"/>
+              </w:rPr>
+              <w:t>evening-stable</w:t>
+            </w:r>
+          </w:p>
+        </w:tc>
+        <w:tc>
+          <w:tcPr>
+            <w:tcW w:type="dxa" w:w="851"/>
+          </w:tcPr>
+          <w:p>
+            <w:r>
+              <w:rPr>
+                <w:rFonts w:ascii="Times New Roman" w:hAnsi="Times New Roman" w:eastAsia="Times New Roman"/>
+                <w:b w:val="0"/>
+                <w:i w:val="0"/>
+                <w:sz w:val="18"/>
+              </w:rPr>
+              <w:t>80</w:t>
+            </w:r>
+          </w:p>
+        </w:tc>
+        <w:tc>
+          <w:tcPr>
+            <w:tcW w:type="dxa" w:w="851"/>
+          </w:tcPr>
+          <w:p>
+            <w:r>
+              <w:rPr>
+                <w:rFonts w:ascii="Times New Roman" w:hAnsi="Times New Roman" w:eastAsia="Times New Roman"/>
+                <w:b w:val="0"/>
+                <w:i w:val="0"/>
+                <w:sz w:val="18"/>
+              </w:rPr>
+              <w:t>99.8%±0.5</w:t>
+            </w:r>
+          </w:p>
+        </w:tc>
+        <w:tc>
+          <w:tcPr>
+            <w:tcW w:type="dxa" w:w="851"/>
+          </w:tcPr>
+          <w:p>
+            <w:r>
+              <w:rPr>
+                <w:rFonts w:ascii="Times New Roman" w:hAnsi="Times New Roman" w:eastAsia="Times New Roman"/>
+                <w:b w:val="0"/>
+                <w:i w:val="0"/>
+                <w:sz w:val="18"/>
+              </w:rPr>
+              <w:t>15.1±5.3</w:t>
+            </w:r>
+          </w:p>
+        </w:tc>
+        <w:tc>
+          <w:tcPr>
+            <w:tcW w:type="dxa" w:w="851"/>
+          </w:tcPr>
+          <w:p>
+            <w:r>
+              <w:rPr>
+                <w:rFonts w:ascii="Times New Roman" w:hAnsi="Times New Roman" w:eastAsia="Times New Roman"/>
+                <w:b w:val="0"/>
+                <w:i w:val="0"/>
+                <w:sz w:val="18"/>
+              </w:rPr>
+              <w:t>65.1±5.3</w:t>
+            </w:r>
+          </w:p>
+        </w:tc>
+        <w:tc>
+          <w:tcPr>
+            <w:tcW w:type="dxa" w:w="851"/>
+          </w:tcPr>
+          <w:p>
+            <w:r>
+              <w:rPr>
+                <w:rFonts w:ascii="Times New Roman" w:hAnsi="Times New Roman" w:eastAsia="Times New Roman"/>
+                <w:b w:val="0"/>
+                <w:i w:val="0"/>
+                <w:sz w:val="18"/>
               </w:rPr>
               <w:t>0.0±0.0</w:t>
             </w:r>
@@ -1685,7 +2186,7 @@
         </w:tc>
         <w:tc>
           <w:tcPr>
-            <w:tcW w:type="dxa" w:w="1170"/>
+            <w:tcW w:type="dxa" w:w="851"/>
           </w:tcPr>
           <w:p>
             <w:r>
@@ -1693,15 +2194,15 @@
                 <w:rFonts w:ascii="Times New Roman" w:hAnsi="Times New Roman" w:eastAsia="Times New Roman"/>
                 <w:b w:val="0"/>
                 <w:i w:val="0"/>
-                <w:sz w:val="20"/>
+                <w:sz w:val="18"/>
               </w:rPr>
-              <w:t>100.0±0.0</w:t>
+              <w:t>0.0±0.0</w:t>
             </w:r>
           </w:p>
         </w:tc>
         <w:tc>
           <w:tcPr>
-            <w:tcW w:type="dxa" w:w="1170"/>
+            <w:tcW w:type="dxa" w:w="851"/>
           </w:tcPr>
           <w:p>
             <w:r>
@@ -1709,15 +2210,15 @@
                 <w:rFonts w:ascii="Times New Roman" w:hAnsi="Times New Roman" w:eastAsia="Times New Roman"/>
                 <w:b w:val="0"/>
                 <w:i w:val="0"/>
-                <w:sz w:val="20"/>
+                <w:sz w:val="18"/>
               </w:rPr>
-              <w:t>100.0±0.0</w:t>
+              <w:t>14.7±5.4</w:t>
             </w:r>
           </w:p>
         </w:tc>
         <w:tc>
           <w:tcPr>
-            <w:tcW w:type="dxa" w:w="1170"/>
+            <w:tcW w:type="dxa" w:w="851"/>
           </w:tcPr>
           <w:p>
             <w:r>
@@ -1725,9 +2226,25 @@
                 <w:rFonts w:ascii="Times New Roman" w:hAnsi="Times New Roman" w:eastAsia="Times New Roman"/>
                 <w:b w:val="0"/>
                 <w:i w:val="0"/>
-                <w:sz w:val="20"/>
+                <w:sz w:val="18"/>
               </w:rPr>
-              <w:t>100.0±0.0</w:t>
+              <w:t>0.0±0.0/0.0±0.0</w:t>
+            </w:r>
+          </w:p>
+        </w:tc>
+        <w:tc>
+          <w:tcPr>
+            <w:tcW w:type="dxa" w:w="851"/>
+          </w:tcPr>
+          <w:p>
+            <w:r>
+              <w:rPr>
+                <w:rFonts w:ascii="Times New Roman" w:hAnsi="Times New Roman" w:eastAsia="Times New Roman"/>
+                <w:b w:val="0"/>
+                <w:i w:val="0"/>
+                <w:sz w:val="18"/>
+              </w:rPr>
+              <w:t>0.0±0.0</w:t>
             </w:r>
           </w:p>
         </w:tc>
@@ -1735,7 +2252,7 @@
       <w:tr>
         <w:tc>
           <w:tcPr>
-            <w:tcW w:type="dxa" w:w="1170"/>
+            <w:tcW w:type="dxa" w:w="851"/>
           </w:tcPr>
           <w:p>
             <w:r>
@@ -1743,15 +2260,15 @@
                 <w:rFonts w:ascii="Times New Roman" w:hAnsi="Times New Roman" w:eastAsia="Times New Roman"/>
                 <w:b w:val="0"/>
                 <w:i w:val="0"/>
-                <w:sz w:val="20"/>
+                <w:sz w:val="18"/>
               </w:rPr>
-              <w:t>reactive</w:t>
+              <w:t>circuit_breaker</w:t>
             </w:r>
           </w:p>
         </w:tc>
         <w:tc>
           <w:tcPr>
-            <w:tcW w:type="dxa" w:w="1170"/>
+            <w:tcW w:type="dxa" w:w="851"/>
           </w:tcPr>
           <w:p>
             <w:r>
@@ -1759,7 +2276,7 @@
                 <w:rFonts w:ascii="Times New Roman" w:hAnsi="Times New Roman" w:eastAsia="Times New Roman"/>
                 <w:b w:val="0"/>
                 <w:i w:val="0"/>
-                <w:sz w:val="20"/>
+                <w:sz w:val="18"/>
               </w:rPr>
               <w:t>evening-stable</w:t>
             </w:r>
@@ -1767,7 +2284,7 @@
         </w:tc>
         <w:tc>
           <w:tcPr>
-            <w:tcW w:type="dxa" w:w="1170"/>
+            <w:tcW w:type="dxa" w:w="851"/>
           </w:tcPr>
           <w:p>
             <w:r>
@@ -1775,7 +2292,7 @@
                 <w:rFonts w:ascii="Times New Roman" w:hAnsi="Times New Roman" w:eastAsia="Times New Roman"/>
                 <w:b w:val="0"/>
                 <w:i w:val="0"/>
-                <w:sz w:val="20"/>
+                <w:sz w:val="18"/>
               </w:rPr>
               <w:t>80</w:t>
             </w:r>
@@ -1783,7 +2300,7 @@
         </w:tc>
         <w:tc>
           <w:tcPr>
-            <w:tcW w:type="dxa" w:w="1170"/>
+            <w:tcW w:type="dxa" w:w="851"/>
           </w:tcPr>
           <w:p>
             <w:r>
@@ -1791,15 +2308,15 @@
                 <w:rFonts w:ascii="Times New Roman" w:hAnsi="Times New Roman" w:eastAsia="Times New Roman"/>
                 <w:b w:val="0"/>
                 <w:i w:val="0"/>
-                <w:sz w:val="20"/>
+                <w:sz w:val="18"/>
               </w:rPr>
-              <w:t>99.8%±0.5</w:t>
+              <w:t>99.4%±0.8</w:t>
             </w:r>
           </w:p>
         </w:tc>
         <w:tc>
           <w:tcPr>
-            <w:tcW w:type="dxa" w:w="1170"/>
+            <w:tcW w:type="dxa" w:w="851"/>
           </w:tcPr>
           <w:p>
             <w:r>
@@ -1807,15 +2324,15 @@
                 <w:rFonts w:ascii="Times New Roman" w:hAnsi="Times New Roman" w:eastAsia="Times New Roman"/>
                 <w:b w:val="0"/>
                 <w:i w:val="0"/>
-                <w:sz w:val="20"/>
+                <w:sz w:val="18"/>
               </w:rPr>
-              <w:t>15.1±5.3</w:t>
+              <w:t>5.0±1.4</w:t>
             </w:r>
           </w:p>
         </w:tc>
         <w:tc>
           <w:tcPr>
-            <w:tcW w:type="dxa" w:w="1170"/>
+            <w:tcW w:type="dxa" w:w="851"/>
           </w:tcPr>
           <w:p>
             <w:r>
@@ -1823,7 +2340,23 @@
                 <w:rFonts w:ascii="Times New Roman" w:hAnsi="Times New Roman" w:eastAsia="Times New Roman"/>
                 <w:b w:val="0"/>
                 <w:i w:val="0"/>
-                <w:sz w:val="20"/>
+                <w:sz w:val="18"/>
+              </w:rPr>
+              <w:t>29.2±21.4</w:t>
+            </w:r>
+          </w:p>
+        </w:tc>
+        <w:tc>
+          <w:tcPr>
+            <w:tcW w:type="dxa" w:w="851"/>
+          </w:tcPr>
+          <w:p>
+            <w:r>
+              <w:rPr>
+                <w:rFonts w:ascii="Times New Roman" w:hAnsi="Times New Roman" w:eastAsia="Times New Roman"/>
+                <w:b w:val="0"/>
+                <w:i w:val="0"/>
+                <w:sz w:val="18"/>
               </w:rPr>
               <w:t>0.0±0.0</w:t>
             </w:r>
@@ -1831,7 +2364,7 @@
         </w:tc>
         <w:tc>
           <w:tcPr>
-            <w:tcW w:type="dxa" w:w="1170"/>
+            <w:tcW w:type="dxa" w:w="851"/>
           </w:tcPr>
           <w:p>
             <w:r>
@@ -1839,7 +2372,7 @@
                 <w:rFonts w:ascii="Times New Roman" w:hAnsi="Times New Roman" w:eastAsia="Times New Roman"/>
                 <w:b w:val="0"/>
                 <w:i w:val="0"/>
-                <w:sz w:val="20"/>
+                <w:sz w:val="18"/>
               </w:rPr>
               <w:t>0.0±0.0</w:t>
             </w:r>
@@ -1847,7 +2380,7 @@
         </w:tc>
         <w:tc>
           <w:tcPr>
-            <w:tcW w:type="dxa" w:w="1170"/>
+            <w:tcW w:type="dxa" w:w="851"/>
           </w:tcPr>
           <w:p>
             <w:r>
@@ -1855,9 +2388,41 @@
                 <w:rFonts w:ascii="Times New Roman" w:hAnsi="Times New Roman" w:eastAsia="Times New Roman"/>
                 <w:b w:val="0"/>
                 <w:i w:val="0"/>
-                <w:sz w:val="20"/>
+                <w:sz w:val="18"/>
               </w:rPr>
-              <w:t>14.7±5.4</w:t>
+              <w:t>50.8±21.4</w:t>
+            </w:r>
+          </w:p>
+        </w:tc>
+        <w:tc>
+          <w:tcPr>
+            <w:tcW w:type="dxa" w:w="851"/>
+          </w:tcPr>
+          <w:p>
+            <w:r>
+              <w:rPr>
+                <w:rFonts w:ascii="Times New Roman" w:hAnsi="Times New Roman" w:eastAsia="Times New Roman"/>
+                <w:b w:val="0"/>
+                <w:i w:val="0"/>
+                <w:sz w:val="18"/>
+              </w:rPr>
+              <w:t>0.0±0.0/0.0±0.0</w:t>
+            </w:r>
+          </w:p>
+        </w:tc>
+        <w:tc>
+          <w:tcPr>
+            <w:tcW w:type="dxa" w:w="851"/>
+          </w:tcPr>
+          <w:p>
+            <w:r>
+              <w:rPr>
+                <w:rFonts w:ascii="Times New Roman" w:hAnsi="Times New Roman" w:eastAsia="Times New Roman"/>
+                <w:b w:val="0"/>
+                <w:i w:val="0"/>
+                <w:sz w:val="18"/>
+              </w:rPr>
+              <w:t>0.0±0.0</w:t>
             </w:r>
           </w:p>
         </w:tc>
@@ -1865,7 +2430,7 @@
       <w:tr>
         <w:tc>
           <w:tcPr>
-            <w:tcW w:type="dxa" w:w="1170"/>
+            <w:tcW w:type="dxa" w:w="851"/>
           </w:tcPr>
           <w:p>
             <w:r>
@@ -1873,15 +2438,15 @@
                 <w:rFonts w:ascii="Times New Roman" w:hAnsi="Times New Roman" w:eastAsia="Times New Roman"/>
                 <w:b w:val="0"/>
                 <w:i w:val="0"/>
-                <w:sz w:val="20"/>
+                <w:sz w:val="18"/>
               </w:rPr>
-              <w:t>circuit_breaker</w:t>
+              <w:t>predictive</w:t>
             </w:r>
           </w:p>
         </w:tc>
         <w:tc>
           <w:tcPr>
-            <w:tcW w:type="dxa" w:w="1170"/>
+            <w:tcW w:type="dxa" w:w="851"/>
           </w:tcPr>
           <w:p>
             <w:r>
@@ -1889,7 +2454,7 @@
                 <w:rFonts w:ascii="Times New Roman" w:hAnsi="Times New Roman" w:eastAsia="Times New Roman"/>
                 <w:b w:val="0"/>
                 <w:i w:val="0"/>
-                <w:sz w:val="20"/>
+                <w:sz w:val="18"/>
               </w:rPr>
               <w:t>evening-stable</w:t>
             </w:r>
@@ -1897,7 +2462,7 @@
         </w:tc>
         <w:tc>
           <w:tcPr>
-            <w:tcW w:type="dxa" w:w="1170"/>
+            <w:tcW w:type="dxa" w:w="851"/>
           </w:tcPr>
           <w:p>
             <w:r>
@@ -1905,7 +2470,7 @@
                 <w:rFonts w:ascii="Times New Roman" w:hAnsi="Times New Roman" w:eastAsia="Times New Roman"/>
                 <w:b w:val="0"/>
                 <w:i w:val="0"/>
-                <w:sz w:val="20"/>
+                <w:sz w:val="18"/>
               </w:rPr>
               <w:t>80</w:t>
             </w:r>
@@ -1913,7 +2478,7 @@
         </w:tc>
         <w:tc>
           <w:tcPr>
-            <w:tcW w:type="dxa" w:w="1170"/>
+            <w:tcW w:type="dxa" w:w="851"/>
           </w:tcPr>
           <w:p>
             <w:r>
@@ -1921,15 +2486,15 @@
                 <w:rFonts w:ascii="Times New Roman" w:hAnsi="Times New Roman" w:eastAsia="Times New Roman"/>
                 <w:b w:val="0"/>
                 <w:i w:val="0"/>
-                <w:sz w:val="20"/>
+                <w:sz w:val="18"/>
               </w:rPr>
-              <w:t>99.4%±0.8</w:t>
+              <w:t>100.0%±0.2</w:t>
             </w:r>
           </w:p>
         </w:tc>
         <w:tc>
           <w:tcPr>
-            <w:tcW w:type="dxa" w:w="1170"/>
+            <w:tcW w:type="dxa" w:w="851"/>
           </w:tcPr>
           <w:p>
             <w:r>
@@ -1937,15 +2502,15 @@
                 <w:rFonts w:ascii="Times New Roman" w:hAnsi="Times New Roman" w:eastAsia="Times New Roman"/>
                 <w:b w:val="0"/>
                 <w:i w:val="0"/>
-                <w:sz w:val="20"/>
+                <w:sz w:val="18"/>
               </w:rPr>
-              <w:t>5.0±1.4</w:t>
+              <w:t>3.2±1.4</w:t>
             </w:r>
           </w:p>
         </w:tc>
         <w:tc>
           <w:tcPr>
-            <w:tcW w:type="dxa" w:w="1170"/>
+            <w:tcW w:type="dxa" w:w="851"/>
           </w:tcPr>
           <w:p>
             <w:r>
@@ -1953,15 +2518,15 @@
                 <w:rFonts w:ascii="Times New Roman" w:hAnsi="Times New Roman" w:eastAsia="Times New Roman"/>
                 <w:b w:val="0"/>
                 <w:i w:val="0"/>
-                <w:sz w:val="20"/>
+                <w:sz w:val="18"/>
               </w:rPr>
-              <w:t>0.0±0.0</w:t>
+              <w:t>24.7±20.2</w:t>
             </w:r>
           </w:p>
         </w:tc>
         <w:tc>
           <w:tcPr>
-            <w:tcW w:type="dxa" w:w="1170"/>
+            <w:tcW w:type="dxa" w:w="851"/>
           </w:tcPr>
           <w:p>
             <w:r>
@@ -1969,15 +2534,15 @@
                 <w:rFonts w:ascii="Times New Roman" w:hAnsi="Times New Roman" w:eastAsia="Times New Roman"/>
                 <w:b w:val="0"/>
                 <w:i w:val="0"/>
-                <w:sz w:val="20"/>
+                <w:sz w:val="18"/>
               </w:rPr>
-              <w:t>0.0±0.0</w:t>
+              <w:t>52.2±21.0</w:t>
             </w:r>
           </w:p>
         </w:tc>
         <w:tc>
           <w:tcPr>
-            <w:tcW w:type="dxa" w:w="1170"/>
+            <w:tcW w:type="dxa" w:w="851"/>
           </w:tcPr>
           <w:p>
             <w:r>
@@ -1985,17 +2550,15 @@
                 <w:rFonts w:ascii="Times New Roman" w:hAnsi="Times New Roman" w:eastAsia="Times New Roman"/>
                 <w:b w:val="0"/>
                 <w:i w:val="0"/>
-                <w:sz w:val="20"/>
+                <w:sz w:val="18"/>
               </w:rPr>
-              <w:t>50.8±21.4</w:t>
+              <w:t>52.2±21.0</w:t>
             </w:r>
           </w:p>
         </w:tc>
-      </w:tr>
-      <w:tr>
         <w:tc>
           <w:tcPr>
-            <w:tcW w:type="dxa" w:w="1170"/>
+            <w:tcW w:type="dxa" w:w="851"/>
           </w:tcPr>
           <w:p>
             <w:r>
@@ -2003,15 +2566,15 @@
                 <w:rFonts w:ascii="Times New Roman" w:hAnsi="Times New Roman" w:eastAsia="Times New Roman"/>
                 <w:b w:val="0"/>
                 <w:i w:val="0"/>
-                <w:sz w:val="20"/>
+                <w:sz w:val="18"/>
               </w:rPr>
-              <w:t>predictive</w:t>
+              <w:t>55.3±20.1</w:t>
             </w:r>
           </w:p>
         </w:tc>
         <w:tc>
           <w:tcPr>
-            <w:tcW w:type="dxa" w:w="1170"/>
+            <w:tcW w:type="dxa" w:w="851"/>
           </w:tcPr>
           <w:p>
             <w:r>
@@ -2019,15 +2582,15 @@
                 <w:rFonts w:ascii="Times New Roman" w:hAnsi="Times New Roman" w:eastAsia="Times New Roman"/>
                 <w:b w:val="0"/>
                 <w:i w:val="0"/>
-                <w:sz w:val="20"/>
+                <w:sz w:val="18"/>
               </w:rPr>
-              <w:t>evening-stable</w:t>
+              <w:t>0.9±0.3/1.8±0.6</w:t>
             </w:r>
           </w:p>
         </w:tc>
         <w:tc>
           <w:tcPr>
-            <w:tcW w:type="dxa" w:w="1170"/>
+            <w:tcW w:type="dxa" w:w="851"/>
           </w:tcPr>
           <w:p>
             <w:r>
@@ -2035,89 +2598,9 @@
                 <w:rFonts w:ascii="Times New Roman" w:hAnsi="Times New Roman" w:eastAsia="Times New Roman"/>
                 <w:b w:val="0"/>
                 <w:i w:val="0"/>
-                <w:sz w:val="20"/>
+                <w:sz w:val="18"/>
               </w:rPr>
-              <w:t>80</w:t>
-            </w:r>
-          </w:p>
-        </w:tc>
-        <w:tc>
-          <w:tcPr>
-            <w:tcW w:type="dxa" w:w="1170"/>
-          </w:tcPr>
-          <w:p>
-            <w:r>
-              <w:rPr>
-                <w:rFonts w:ascii="Times New Roman" w:hAnsi="Times New Roman" w:eastAsia="Times New Roman"/>
-                <w:b w:val="0"/>
-                <w:i w:val="0"/>
-                <w:sz w:val="20"/>
-              </w:rPr>
-              <w:t>99.9%±0.4</w:t>
-            </w:r>
-          </w:p>
-        </w:tc>
-        <w:tc>
-          <w:tcPr>
-            <w:tcW w:type="dxa" w:w="1170"/>
-          </w:tcPr>
-          <w:p>
-            <w:r>
-              <w:rPr>
-                <w:rFonts w:ascii="Times New Roman" w:hAnsi="Times New Roman" w:eastAsia="Times New Roman"/>
-                <w:b w:val="0"/>
-                <w:i w:val="0"/>
-                <w:sz w:val="20"/>
-              </w:rPr>
-              <w:t>9.1±3.8</w:t>
-            </w:r>
-          </w:p>
-        </w:tc>
-        <w:tc>
-          <w:tcPr>
-            <w:tcW w:type="dxa" w:w="1170"/>
-          </w:tcPr>
-          <w:p>
-            <w:r>
-              <w:rPr>
-                <w:rFonts w:ascii="Times New Roman" w:hAnsi="Times New Roman" w:eastAsia="Times New Roman"/>
-                <w:b w:val="0"/>
-                <w:i w:val="0"/>
-                <w:sz w:val="20"/>
-              </w:rPr>
-              <w:t>15.8±11.6</w:t>
-            </w:r>
-          </w:p>
-        </w:tc>
-        <w:tc>
-          <w:tcPr>
-            <w:tcW w:type="dxa" w:w="1170"/>
-          </w:tcPr>
-          <w:p>
-            <w:r>
-              <w:rPr>
-                <w:rFonts w:ascii="Times New Roman" w:hAnsi="Times New Roman" w:eastAsia="Times New Roman"/>
-                <w:b w:val="0"/>
-                <w:i w:val="0"/>
-                <w:sz w:val="20"/>
-              </w:rPr>
-              <w:t>15.8±11.6</w:t>
-            </w:r>
-          </w:p>
-        </w:tc>
-        <w:tc>
-          <w:tcPr>
-            <w:tcW w:type="dxa" w:w="1170"/>
-          </w:tcPr>
-          <w:p>
-            <w:r>
-              <w:rPr>
-                <w:rFonts w:ascii="Times New Roman" w:hAnsi="Times New Roman" w:eastAsia="Times New Roman"/>
-                <w:b w:val="0"/>
-                <w:i w:val="0"/>
-                <w:sz w:val="20"/>
-              </w:rPr>
-              <w:t>24.7±14.3</w:t>
+              <w:t>52.3±20.9</w:t>
             </w:r>
           </w:p>
         </w:tc>
@@ -2135,7 +2618,7 @@
           <w:i w:val="0"/>
           <w:sz w:val="24"/>
         </w:rPr>
-        <w:t>5.2 Comparison with Audit Baseline</w:t>
+        <w:t>VII.B Additional Scenarios</w:t>
       </w:r>
     </w:p>
     <w:p>
@@ -2149,7 +2632,35 @@
           <w:i w:val="0"/>
           <w:sz w:val="22"/>
         </w:rPr>
-        <w:t>before_fixes.csv records audit-reproduced targets from the pre-fix runner that seeded patterned history then measured (including the paper's old curated 83→3 afternoon claim). Those numbers are not re-used as results. Honest day-8 bad-window connect failures: reactive 85.9±4.0, circuit breaker 3.2±1.1, predictive 0.0±0.0.</w:t>
+        <w:t>Window-start (13:55–14:10; failures counted only in 14:00–14:05): reactive 0.5±0.6, circuit breaker 0.5±0.6, predictive 0.0±0.0 user-facing connect failures.</w:t>
+      </w:r>
+    </w:p>
+    <w:p>
+      <w:pPr>
+        <w:spacing w:after="160" w:line="276" w:lineRule="auto"/>
+      </w:pPr>
+      <w:r>
+        <w:rPr>
+          <w:rFonts w:ascii="Times New Roman" w:hAnsi="Times New Roman" w:eastAsia="Times New Roman"/>
+          <w:b w:val="0"/>
+          <w:i w:val="0"/>
+          <w:sz w:val="22"/>
+        </w:rPr>
+        <w:t>Pattern-shift (learn hour 14 for 7 days; day 8 bad hour moves to 15): at 14:00–14:30 predictive backup selections 74.8±14.2 with 2.5±1.3 user-facing failures; at 15:00–15:30 user-facing failures 0.7±0.8 with backup share 89.8±0.6.</w:t>
+      </w:r>
+    </w:p>
+    <w:p>
+      <w:pPr>
+        <w:spacing w:after="160" w:line="276" w:lineRule="auto"/>
+      </w:pPr>
+      <w:r>
+        <w:rPr>
+          <w:rFonts w:ascii="Times New Roman" w:hAnsi="Times New Roman" w:eastAsia="Times New Roman"/>
+          <w:b w:val="0"/>
+          <w:i w:val="0"/>
+          <w:sz w:val="22"/>
+        </w:rPr>
+        <w:t>Reuse experiment (1000 healthy-hour requests, predictive): reuse-off physical connects 999.9±0.3, latency mean/p95 20.0±0.0/20.0±0.0; reuse-on physical connects 1.0±0.0, latency mean/p95 20.0±0.0/20.0±0.0.</w:t>
       </w:r>
     </w:p>
     <w:p>
@@ -2163,7 +2674,7 @@
           <w:i w:val="0"/>
           <w:sz w:val="24"/>
         </w:rPr>
-        <w:t>5.3 Discussion</w:t>
+        <w:t>VII.C Discussion</w:t>
       </w:r>
     </w:p>
     <w:p>
@@ -2177,7 +2688,7 @@
           <w:i w:val="0"/>
           <w:sz w:val="22"/>
         </w:rPr>
-        <w:t>In the bad window, predictive routing eliminates primary connect attempts (0.0±0.0) via hot-hour / risk failover and warm backup hits, outperforming reactive (~86 failures) and still beating the circuit breaker (~3 failures), which must open after paying initial primary failures each open cycle. Outside the bad window, circuit breaker can show fewer connect failures than predictive when predictive briefly avoids primary after live clusters; recovery probes mitigate but do not erase that trade-off. This is reported honestly.</w:t>
+        <w:t>In the bad window, predictive routing nearly eliminates user-facing connect failures via hot-hour / risk failover and warm backup hits, outperforming reactive and still beating the circuit breaker, which must open after paying initial primary failures each open cycle. Healthy-hour backup share is 80.5±14.0 for predictive versus 88.8±12.1 for the circuit breaker (CB remains open longer after morning bursts); predictive still reports fewer user-facing connect failures in that window. Probe and pre-warm connects are background work and are not counted as user-facing connect failures.</w:t>
       </w:r>
     </w:p>
     <w:p>
@@ -2191,7 +2702,7 @@
           <w:i w:val="0"/>
           <w:sz w:val="24"/>
         </w:rPr>
-        <w:t>5.4 Threats to Validity</w:t>
+        <w:t>VII.D Threats to Validity</w:t>
       </w:r>
     </w:p>
     <w:p>
@@ -2205,7 +2716,7 @@
           <w:i w:val="0"/>
           <w:sz w:val="22"/>
         </w:rPr>
-        <w:t>Internal: simulator patterns (85% fail at hour 14, bursts, reset-after-47) are synthetic; EWMA vs plain-rate choices affect sticky avoidance; sequential day-8 windows share history. External: results may not transfer to production WAN traces or multi-region topologies. Construct: connectFailures count physical connector failures, not end-user error rate (success rate stays high via failover in all modes). Conclusion: limited to one flaky configuration and n seeds; Review-1 cited more papers than this Review-2 summary.</w:t>
+        <w:t>Internal: simulator patterns (85% fail at hour 14, bursts, reset-after-47) are synthetic; EWMA choices affect sticky avoidance; sequential day-8 windows share history. External: results may not transfer to production WAN traces or multi-region topologies. Construct: user-facing connect failures count checkout failures visible to callers; probe/pre-warm connects are separate. Conclusion: limited to one flaky configuration and n seeds; Review-1 cited more papers than this Review-2 summary.</w:t>
       </w:r>
     </w:p>
     <w:p>
@@ -2219,7 +2730,7 @@
           <w:i w:val="0"/>
           <w:sz w:val="28"/>
         </w:rPr>
-        <w:t>6. CONCLUSION</w:t>
+        <w:t>VIII. CONCLUSION</w:t>
       </w:r>
     </w:p>
     <w:p>
@@ -2233,7 +2744,7 @@
           <w:i w:val="0"/>
           <w:sz w:val="22"/>
         </w:rPr>
-        <w:t>A history-aware JDBC pool can learn structured failure patterns from its own attempts and pre-emptively avoid a known bad hour. Under the honest protocol, predictive mode reduced bad-window connect failures from 85.9±4.0 (reactive) and 3.2±1.1 (circuit breaker) to 0.0±0.0, with warm hits serving failovers. Limitations and threats above apply; future work includes trace-driven evaluation and auto-tuned weights.</w:t>
+        <w:t>A history-aware JDBC pool can learn structured failure patterns from its own attempts and pre-emptively avoid a known bad hour. Under the learn-then-measure protocol, predictive mode reduced bad-window user-facing connect failures from 85.9±4.0 (reactive) and 3.2±1.1 (circuit breaker) to 0.8±0.7, with warm hits serving failovers. Limitations and threats above apply; future work includes trace-driven evaluation and auto-tuned weights.</w:t>
       </w:r>
     </w:p>
     <w:p>
@@ -2503,11 +3014,11 @@
         <w:br/>
         <w:t>export JAVA_HOME=...(JDK 17+)</w:t>
         <w:br/>
-        <w:t>mvn test</w:t>
+        <w:t>./mvnw test</w:t>
         <w:br/>
-        <w:t>mvn -q exec:java -Ddemo.mainClass=com.college.pap.demo.FullSystemDemo</w:t>
+        <w:t>./mvnw -q exec:java -Ddemo.mainClass=com.college.pap.demo.FullSystemDemo</w:t>
         <w:br/>
-        <w:t>mvn -q exec:java -Ddemo.mainClass=com.college.pap.demo.ExperimentRunner</w:t>
+        <w:t>./mvnw -q exec:java -Ddemo.mainClass=com.college.pap.demo.ExperimentRunner</w:t>
       </w:r>
     </w:p>
     <w:sectPr>

--- a/Java Submission/Review2_Complete_Research_Paper.docx
+++ b/Java Submission/Review2_Complete_Research_Paper.docx
@@ -117,7 +117,7 @@
           <w:i w:val="0"/>
           <w:sz w:val="22"/>
         </w:rPr>
-        <w:t>Standard JDBC connection pools and resilience wrappers such as circuit breakers are largely memoryless across recurring structural failure patterns. This paper presents a client-side pattern-aware pool that learns per-endpoint history (EWMA hourly rates, run-length clusters, and optional reset periods), then fails over when weighted risk, hot-hour EWMA, live cluster length, or a predicted reset threshold fires — and pre-warms backup connections with recovery probes. We compare three modes under a learn-then-measure protocol (7-day live learning, day-8 measurement, n=30 seeds): reactive primary-first, a classic circuit breaker (open after 3 primary failures / 60s / half-open probe), and the predictive pool. In the afternoon bad window, reactive incurred 85.9±4.0 user-facing connect failures per 100 requests, circuit breaker 3.2±1.1, and predictive 0.8±0.7 with 99.2±0.8 preemptive failovers, 99.2±0.8 warm hits, recovery probes 0.6±0.7/3.4±0.7, and 98.5±0.7 background pre-warm connects (from experiment_summary.csv). UI is Swing (not JavaFX); lifecycle hooks are Spring-compatible in spirit, not a Spring dependency.</w:t>
+        <w:t>Standard JDBC connection pools and resilience wrappers such as circuit breakers are largely memoryless across recurring structural failure patterns. This paper presents a client-side pattern-aware pool that learns per-endpoint history (EWMA hourly rates, run-length clusters, and optional reset periods), then fails over when weighted risk, hot-hour EWMA, live cluster length, or a predicted reset threshold fires — and pre-warms backup connections with recovery probes. We compare three modes under a learn-then-measure protocol (7-day live learning, day-8 measurement, n=30 seeds): reactive primary-first, a classic circuit breaker (open after 3 primary failures / 60s / half-open probe), and the predictive pool. In the afternoon bad window, reactive incurred 85.6±3.7 user-facing connect failures per 100 requests, circuit breaker 3.8±1.5, and predictive 0.3±0.7 with 99.7±0.8 preemptive failovers, 99.7±0.8 warm hits, recovery probes 0.5±0.8/3.5±0.8, and 98.7±0.9 background pre-warm connects (from experiment_summary.csv). UI is Swing (not JavaFX); lifecycle hooks are Spring-compatible in spirit, not a Spring dependency.</w:t>
       </w:r>
     </w:p>
     <w:p>
@@ -761,7 +761,7 @@
           <w:i w:val="0"/>
           <w:sz w:val="22"/>
         </w:rPr>
-        <w:t>Seeds: Random 1..30. Learning: 7 days × 24h × 12 req/h through live FlakyEndpointConnector while advancing MutableClock and calling backgroundTick every 30s simulated for every mode (identical cadence). recoveryProbeSeconds=30. Day 8 windows: morning-healthy 09:15 (100), bad-window 14:20 (100), evening-stable 18:00 (80), plus window-start (13:55–14:10), pattern-shift, and reuse on/off. PoolConfig.reuseEnabled=false for routing experiments. Latency is simulated (connectors do not Thread.sleep). History is not seeded with day-8 answers. User-facing connect failures are reported separately from primary connect attempts, recovery probes, and background pre-warm connects. Results: experiment_runs.csv / experiment_summary.csv.</w:t>
+        <w:t>Seeds: Random 1..30. Learning: 7 days × 24h × 12 req/h through live FlakyEndpointConnector while advancing MutableClock and calling backgroundTick every 30s simulated for every mode (identical cadence). recoveryProbeSeconds=30. Day-8 measurements are chronological on one pool (morning → window-start → bad-window → evening) with a monotonic-clock assertion. Window length and request spacing: morning-healthy 09:00–09:30 at 1 req/18 s (100); window-start 13:55–14:10 at 1 req/5 s (user-facing failures counted as the metrics delta in [14:00:00, 14:05:00)); bad-window 14:20–14:21:40 at 1 req/s (100); evening-stable 18:00–18:30 at 1 req/18 s (100); pattern-shift-h14 14:00–14:30 and pattern-shift-h15 15:00–15:30 at 1 req/18 s (100 each); reuse on/off 1000 healthy-hour requests. PoolConfig.reuseEnabled=false for routing experiments. Latency is simulated (connectors do not Thread.sleep); idle-pool reuse hits record 0 ms connect latency. History is not seeded with day-8 answers. User-facing connect failures are reported separately from primary connect attempts, recovery probes, and background pre-warm connects. Results: experiment_runs.csv / experiment_summary.csv.</w:t>
       </w:r>
     </w:p>
     <w:p>
@@ -1242,7 +1242,7 @@
                 <w:i w:val="0"/>
                 <w:sz w:val="18"/>
               </w:rPr>
-              <w:t>98.9%±1.0</w:t>
+              <w:t>99.7%±0.5</w:t>
             </w:r>
           </w:p>
         </w:tc>
@@ -1258,7 +1258,7 @@
                 <w:i w:val="0"/>
                 <w:sz w:val="18"/>
               </w:rPr>
-              <w:t>5.4±1.1</w:t>
+              <w:t>16.1±4.2</w:t>
             </w:r>
           </w:p>
         </w:tc>
@@ -1274,7 +1274,7 @@
                 <w:i w:val="0"/>
                 <w:sz w:val="18"/>
               </w:rPr>
-              <w:t>11.2±12.1</w:t>
+              <w:t>64.4±10.9</w:t>
             </w:r>
           </w:p>
         </w:tc>
@@ -1322,7 +1322,7 @@
                 <w:i w:val="0"/>
                 <w:sz w:val="18"/>
               </w:rPr>
-              <w:t>88.8±12.1</w:t>
+              <w:t>35.6±10.9</w:t>
             </w:r>
           </w:p>
         </w:tc>
@@ -1420,7 +1420,7 @@
                 <w:i w:val="0"/>
                 <w:sz w:val="18"/>
               </w:rPr>
-              <w:t>100.0%±0.0</w:t>
+              <w:t>99.9%±0.3</w:t>
             </w:r>
           </w:p>
         </w:tc>
@@ -1436,7 +1436,7 @@
                 <w:i w:val="0"/>
                 <w:sz w:val="18"/>
               </w:rPr>
-              <w:t>2.9±0.8</w:t>
+              <w:t>9.7±2.3</w:t>
             </w:r>
           </w:p>
         </w:tc>
@@ -1452,7 +1452,7 @@
                 <w:i w:val="0"/>
                 <w:sz w:val="18"/>
               </w:rPr>
-              <w:t>19.5±14.0</w:t>
+              <w:t>70.6±9.8</w:t>
             </w:r>
           </w:p>
         </w:tc>
@@ -1468,7 +1468,7 @@
                 <w:i w:val="0"/>
                 <w:sz w:val="18"/>
               </w:rPr>
-              <w:t>77.6±14.5</w:t>
+              <w:t>19.8±8.0</w:t>
             </w:r>
           </w:p>
         </w:tc>
@@ -1484,7 +1484,7 @@
                 <w:i w:val="0"/>
                 <w:sz w:val="18"/>
               </w:rPr>
-              <w:t>77.6±14.5</w:t>
+              <w:t>19.8±8.0</w:t>
             </w:r>
           </w:p>
         </w:tc>
@@ -1500,7 +1500,7 @@
                 <w:i w:val="0"/>
                 <w:sz w:val="18"/>
               </w:rPr>
-              <w:t>80.5±14.0</w:t>
+              <w:t>29.3±9.7</w:t>
             </w:r>
           </w:p>
         </w:tc>
@@ -1516,7 +1516,7 @@
                 <w:i w:val="0"/>
                 <w:sz w:val="18"/>
               </w:rPr>
-              <w:t>1.1±0.6/2.1±0.3</w:t>
+              <w:t>6.1±2.3/6.9±3.0</w:t>
             </w:r>
           </w:p>
         </w:tc>
@@ -1532,7 +1532,7 @@
                 <w:i w:val="0"/>
                 <w:sz w:val="18"/>
               </w:rPr>
-              <w:t>76.7±14.6</w:t>
+              <w:t>19.4±7.8</w:t>
             </w:r>
           </w:p>
         </w:tc>
@@ -1598,7 +1598,7 @@
                 <w:i w:val="0"/>
                 <w:sz w:val="18"/>
               </w:rPr>
-              <w:t>98.9%±1.0</w:t>
+              <w:t>99.2%±0.8</w:t>
             </w:r>
           </w:p>
         </w:tc>
@@ -1614,7 +1614,7 @@
                 <w:i w:val="0"/>
                 <w:sz w:val="18"/>
               </w:rPr>
-              <w:t>85.9±4.0</w:t>
+              <w:t>85.6±3.7</w:t>
             </w:r>
           </w:p>
         </w:tc>
@@ -1630,7 +1630,7 @@
                 <w:i w:val="0"/>
                 <w:sz w:val="18"/>
               </w:rPr>
-              <w:t>15.2±3.6</w:t>
+              <w:t>15.2±3.3</w:t>
             </w:r>
           </w:p>
         </w:tc>
@@ -1678,7 +1678,7 @@
                 <w:i w:val="0"/>
                 <w:sz w:val="18"/>
               </w:rPr>
-              <w:t>83.7±3.5</w:t>
+              <w:t>84.0±3.2</w:t>
             </w:r>
           </w:p>
         </w:tc>
@@ -1776,7 +1776,7 @@
                 <w:i w:val="0"/>
                 <w:sz w:val="18"/>
               </w:rPr>
-              <w:t>99.0%±0.9</w:t>
+              <w:t>99.3%±0.7</w:t>
             </w:r>
           </w:p>
         </w:tc>
@@ -1792,7 +1792,7 @@
                 <w:i w:val="0"/>
                 <w:sz w:val="18"/>
               </w:rPr>
-              <w:t>3.2±1.1</w:t>
+              <w:t>3.8±1.5</w:t>
             </w:r>
           </w:p>
         </w:tc>
@@ -1808,7 +1808,7 @@
                 <w:i w:val="0"/>
                 <w:sz w:val="18"/>
               </w:rPr>
-              <w:t>0.1±0.6</w:t>
+              <w:t>0.6±0.9</w:t>
             </w:r>
           </w:p>
         </w:tc>
@@ -1856,7 +1856,7 @@
                 <w:i w:val="0"/>
                 <w:sz w:val="18"/>
               </w:rPr>
-              <w:t>99.9±0.6</w:t>
+              <w:t>99.4±0.9</w:t>
             </w:r>
           </w:p>
         </w:tc>
@@ -1970,7 +1970,7 @@
                 <w:i w:val="0"/>
                 <w:sz w:val="18"/>
               </w:rPr>
-              <w:t>0.8±0.7</w:t>
+              <w:t>0.3±0.7</w:t>
             </w:r>
           </w:p>
         </w:tc>
@@ -2002,7 +2002,7 @@
                 <w:i w:val="0"/>
                 <w:sz w:val="18"/>
               </w:rPr>
-              <w:t>99.2±0.8</w:t>
+              <w:t>99.7±0.8</w:t>
             </w:r>
           </w:p>
         </w:tc>
@@ -2018,7 +2018,7 @@
                 <w:i w:val="0"/>
                 <w:sz w:val="18"/>
               </w:rPr>
-              <w:t>99.2±0.8</w:t>
+              <w:t>99.7±0.8</w:t>
             </w:r>
           </w:p>
         </w:tc>
@@ -2050,7 +2050,7 @@
                 <w:i w:val="0"/>
                 <w:sz w:val="18"/>
               </w:rPr>
-              <w:t>0.6±0.7/3.4±0.7</w:t>
+              <w:t>0.5±0.8/3.5±0.8</w:t>
             </w:r>
           </w:p>
         </w:tc>
@@ -2066,7 +2066,7 @@
                 <w:i w:val="0"/>
                 <w:sz w:val="18"/>
               </w:rPr>
-              <w:t>98.5±0.7</w:t>
+              <w:t>98.7±0.9</w:t>
             </w:r>
           </w:p>
         </w:tc>
@@ -2116,7 +2116,7 @@
                 <w:i w:val="0"/>
                 <w:sz w:val="18"/>
               </w:rPr>
-              <w:t>80</w:t>
+              <w:t>100</w:t>
             </w:r>
           </w:p>
         </w:tc>
@@ -2132,7 +2132,7 @@
                 <w:i w:val="0"/>
                 <w:sz w:val="18"/>
               </w:rPr>
-              <w:t>99.8%±0.5</w:t>
+              <w:t>99.8%±0.4</w:t>
             </w:r>
           </w:p>
         </w:tc>
@@ -2148,7 +2148,7 @@
                 <w:i w:val="0"/>
                 <w:sz w:val="18"/>
               </w:rPr>
-              <w:t>15.1±5.3</w:t>
+              <w:t>17.6±5.1</w:t>
             </w:r>
           </w:p>
         </w:tc>
@@ -2164,7 +2164,7 @@
                 <w:i w:val="0"/>
                 <w:sz w:val="18"/>
               </w:rPr>
-              <w:t>65.1±5.3</w:t>
+              <w:t>82.6±5.0</w:t>
             </w:r>
           </w:p>
         </w:tc>
@@ -2212,7 +2212,7 @@
                 <w:i w:val="0"/>
                 <w:sz w:val="18"/>
               </w:rPr>
-              <w:t>14.7±5.4</w:t>
+              <w:t>17.2±4.8</w:t>
             </w:r>
           </w:p>
         </w:tc>
@@ -2294,7 +2294,7 @@
                 <w:i w:val="0"/>
                 <w:sz w:val="18"/>
               </w:rPr>
-              <w:t>80</w:t>
+              <w:t>100</w:t>
             </w:r>
           </w:p>
         </w:tc>
@@ -2310,7 +2310,7 @@
                 <w:i w:val="0"/>
                 <w:sz w:val="18"/>
               </w:rPr>
-              <w:t>99.4%±0.8</w:t>
+              <w:t>99.8%±0.5</w:t>
             </w:r>
           </w:p>
         </w:tc>
@@ -2326,7 +2326,7 @@
                 <w:i w:val="0"/>
                 <w:sz w:val="18"/>
               </w:rPr>
-              <w:t>5.0±1.4</w:t>
+              <w:t>14.7±3.6</w:t>
             </w:r>
           </w:p>
         </w:tc>
@@ -2342,7 +2342,7 @@
                 <w:i w:val="0"/>
                 <w:sz w:val="18"/>
               </w:rPr>
-              <w:t>29.2±21.4</w:t>
+              <w:t>68.3±9.9</w:t>
             </w:r>
           </w:p>
         </w:tc>
@@ -2390,7 +2390,7 @@
                 <w:i w:val="0"/>
                 <w:sz w:val="18"/>
               </w:rPr>
-              <w:t>50.8±21.4</w:t>
+              <w:t>31.7±9.9</w:t>
             </w:r>
           </w:p>
         </w:tc>
@@ -2472,7 +2472,7 @@
                 <w:i w:val="0"/>
                 <w:sz w:val="18"/>
               </w:rPr>
-              <w:t>80</w:t>
+              <w:t>100</w:t>
             </w:r>
           </w:p>
         </w:tc>
@@ -2488,7 +2488,7 @@
                 <w:i w:val="0"/>
                 <w:sz w:val="18"/>
               </w:rPr>
-              <w:t>100.0%±0.2</w:t>
+              <w:t>99.9%±0.3</w:t>
             </w:r>
           </w:p>
         </w:tc>
@@ -2504,7 +2504,7 @@
                 <w:i w:val="0"/>
                 <w:sz w:val="18"/>
               </w:rPr>
-              <w:t>3.2±1.4</w:t>
+              <w:t>9.4±3.3</w:t>
             </w:r>
           </w:p>
         </w:tc>
@@ -2520,7 +2520,7 @@
                 <w:i w:val="0"/>
                 <w:sz w:val="18"/>
               </w:rPr>
-              <w:t>24.7±20.2</w:t>
+              <w:t>70.3±15.0</w:t>
             </w:r>
           </w:p>
         </w:tc>
@@ -2536,7 +2536,7 @@
                 <w:i w:val="0"/>
                 <w:sz w:val="18"/>
               </w:rPr>
-              <w:t>52.2±21.0</w:t>
+              <w:t>20.4±12.2</w:t>
             </w:r>
           </w:p>
         </w:tc>
@@ -2552,7 +2552,7 @@
                 <w:i w:val="0"/>
                 <w:sz w:val="18"/>
               </w:rPr>
-              <w:t>52.2±21.0</w:t>
+              <w:t>20.4±12.2</w:t>
             </w:r>
           </w:p>
         </w:tc>
@@ -2568,7 +2568,7 @@
                 <w:i w:val="0"/>
                 <w:sz w:val="18"/>
               </w:rPr>
-              <w:t>55.3±20.1</w:t>
+              <w:t>29.6±15.0</w:t>
             </w:r>
           </w:p>
         </w:tc>
@@ -2584,7 +2584,7 @@
                 <w:i w:val="0"/>
                 <w:sz w:val="18"/>
               </w:rPr>
-              <w:t>0.9±0.3/1.8±0.6</w:t>
+              <w:t>6.7±3.6/7.2±4.4</w:t>
             </w:r>
           </w:p>
         </w:tc>
@@ -2600,7 +2600,7 @@
                 <w:i w:val="0"/>
                 <w:sz w:val="18"/>
               </w:rPr>
-              <w:t>52.3±20.9</w:t>
+              <w:t>21.1±12.3</w:t>
             </w:r>
           </w:p>
         </w:tc>
@@ -2632,7 +2632,7 @@
           <w:i w:val="0"/>
           <w:sz w:val="22"/>
         </w:rPr>
-        <w:t>Window-start (13:55–14:10; failures counted only in 14:00–14:05): reactive 0.5±0.6, circuit breaker 0.5±0.6, predictive 0.0±0.0 user-facing connect failures.</w:t>
+        <w:t>Window-start (13:55–14:10 at 1 req/5 s; user-facing failures = metrics delta in 14:00–14:05): reactive 51.1±2.7, circuit breaker 8.0±2.2, predictive 0.8±1.1.</w:t>
       </w:r>
     </w:p>
     <w:p>
@@ -2646,7 +2646,7 @@
           <w:i w:val="0"/>
           <w:sz w:val="22"/>
         </w:rPr>
-        <w:t>Pattern-shift (learn hour 14 for 7 days; day 8 bad hour moves to 15): at 14:00–14:30 predictive backup selections 74.8±14.2 with 2.5±1.3 user-facing failures; at 15:00–15:30 user-facing failures 0.7±0.8 with backup share 89.8±0.6.</w:t>
+        <w:t>Pattern-shift (learn hour 14 for 7 days; day 8 bad hour moves to 15; 30 min at 1 req/18 s each): at 14:00–14:30 predictive backup selections 33.5±13.5 with 9.9±3.0 user-facing failures; at 15:00–15:30 user-facing failures 3.5±2.0 with backup share 99.1±1.1.</w:t>
       </w:r>
     </w:p>
     <w:p>
@@ -2660,7 +2660,7 @@
           <w:i w:val="0"/>
           <w:sz w:val="22"/>
         </w:rPr>
-        <w:t>Reuse experiment (1000 healthy-hour requests, predictive): reuse-off physical connects 999.9±0.3, latency mean/p95 20.0±0.0/20.0±0.0; reuse-on physical connects 1.0±0.0, latency mean/p95 20.0±0.0/20.0±0.0.</w:t>
+        <w:t>Reuse experiment (1000 healthy-hour requests, predictive): reuse-off physical connects 999.9±0.3, latency mean/p95 20.0±0.0/20.0±0.0; reuse-on physical connects 1.0±0.0, latency mean/p95 0.0±0.0/0.0±0.0.</w:t>
       </w:r>
     </w:p>
     <w:p>
@@ -2688,7 +2688,7 @@
           <w:i w:val="0"/>
           <w:sz w:val="22"/>
         </w:rPr>
-        <w:t>In the bad window, predictive routing nearly eliminates user-facing connect failures via hot-hour / risk failover and warm backup hits, outperforming reactive and still beating the circuit breaker, which must open after paying initial primary failures each open cycle. Healthy-hour backup share is 80.5±14.0 for predictive versus 88.8±12.1 for the circuit breaker (CB remains open longer after morning bursts); predictive still reports fewer user-facing connect failures in that window. Probe and pre-warm connects are background work and are not counted as user-facing connect failures.</w:t>
+        <w:t>Headline comparison against the circuit breaker is window-start — user-facing connect failures in the first five minutes of the known bad hour (14:00–14:05): reactive 51.1±2.7, circuit breaker 8.0±2.2, predictive 0.8±1.1. Predictive avoids nearly all of those failures by failing over before the hour starts; the circuit breaker still pays open-cycle primary failures, and reactive absorbs roughly the expected 0.85 × 60 ≈ 51 failures. In the mid-hour bad window, predictive again nearly eliminates user-facing connect failures via hot-hour / risk failover and warm backup hits, outperforming reactive and still beating the circuit breaker. Healthy-hour backup share is 29.3±9.7 for predictive versus 35.6±10.9 for the circuit breaker (CB remains open longer after morning bursts); predictive still reports fewer user-facing connect failures in that window. Probe and pre-warm connects are background work and are not counted as user-facing connect failures.</w:t>
       </w:r>
     </w:p>
     <w:p>
@@ -2744,7 +2744,7 @@
           <w:i w:val="0"/>
           <w:sz w:val="22"/>
         </w:rPr>
-        <w:t>A history-aware JDBC pool can learn structured failure patterns from its own attempts and pre-emptively avoid a known bad hour. Under the learn-then-measure protocol, predictive mode reduced bad-window user-facing connect failures from 85.9±4.0 (reactive) and 3.2±1.1 (circuit breaker) to 0.8±0.7, with warm hits serving failovers. Limitations and threats above apply; future work includes trace-driven evaluation and auto-tuned weights.</w:t>
+        <w:t>A history-aware JDBC pool can learn structured failure patterns from its own attempts and pre-emptively avoid a known bad hour. Under the learn-then-measure protocol, predictive mode reduced bad-window user-facing connect failures from 85.6±3.7 (reactive) and 3.8±1.5 (circuit breaker) to 0.3±0.7, with warm hits serving failovers. Limitations and threats above apply; future work includes trace-driven evaluation and auto-tuned weights.</w:t>
       </w:r>
     </w:p>
     <w:p>
